--- a/docs/F_Analisis_de_Requerimientos_V1,0_SenderoVivo.docx
+++ b/docs/F_Analisis_de_Requerimientos_V1,0_SenderoVivo.docx
@@ -25,7 +25,7 @@
       <w:r>
         <w:rPr>
           <w:b/>
-          <w:color w:val="1F4E2C"/>
+          <w:color w:val="000000"/>
           <w:sz w:val="56"/>
         </w:rPr>
         <w:t>SENDERO VIVO</w:t>
@@ -40,7 +40,7 @@
           <w:i/>
           <w:sz w:val="24"/>
         </w:rPr>
-        <w:t>Recorrido virtual 3D de un tramo del sendero de la Quebrada La Vieja</w:t>
+        <w:t>Recorrido virtual 3D de 200 m del sendero de la Quebrada La Vieja, sector Claro de Luna</w:t>
         <w:br/>
         <w:t>Cerros Orientales de Bogotá</w:t>
       </w:r>
@@ -136,6 +136,17 @@
           <w:sz w:val="20"/>
         </w:rPr>
         <w:t xml:space="preserve">        3.1 Justificación de la necesidad</w:t>
+      </w:r>
+    </w:p>
+    <w:p>
+      <w:pPr>
+        <w:spacing w:after="40"/>
+      </w:pPr>
+      <w:r>
+        <w:rPr>
+          <w:sz w:val="20"/>
+        </w:rPr>
+        <w:t xml:space="preserve">        3.2 Visión del proyecto</w:t>
       </w:r>
     </w:p>
     <w:p>
@@ -311,6 +322,39 @@
         <w:rPr>
           <w:sz w:val="20"/>
         </w:rPr>
+        <w:t xml:space="preserve">        6.1.13  CUS-013: Escuchar la ambientación sonora espacial del recorrido</w:t>
+      </w:r>
+    </w:p>
+    <w:p>
+      <w:pPr>
+        <w:spacing w:after="40"/>
+      </w:pPr>
+      <w:r>
+        <w:rPr>
+          <w:sz w:val="20"/>
+        </w:rPr>
+        <w:t xml:space="preserve">        6.1.14  CUS-014: Consultar un punto de interés patrimonial o histórico</w:t>
+      </w:r>
+    </w:p>
+    <w:p>
+      <w:pPr>
+        <w:spacing w:after="40"/>
+      </w:pPr>
+      <w:r>
+        <w:rPr>
+          <w:sz w:val="20"/>
+        </w:rPr>
+        <w:t xml:space="preserve">        6.1.15  CUS-015: Ajustar el nivel de detalle según la proximidad al recorrido</w:t>
+      </w:r>
+    </w:p>
+    <w:p>
+      <w:pPr>
+        <w:spacing w:after="40"/>
+      </w:pPr>
+      <w:r>
+        <w:rPr>
+          <w:sz w:val="20"/>
+        </w:rPr>
         <w:t>7. Requerimientos</w:t>
       </w:r>
     </w:p>
@@ -418,7 +462,7 @@
         <w:tc>
           <w:tcPr>
             <w:tcW w:type="dxa" w:w="4873"/>
-            <w:shd w:val="clear" w:color="auto" w:fill="D9E2D9"/>
+            <w:shd w:val="clear" w:color="auto" w:fill="D9D9D9"/>
           </w:tcPr>
           <w:p>
             <w:r/>
@@ -434,7 +478,7 @@
         <w:tc>
           <w:tcPr>
             <w:tcW w:type="dxa" w:w="4873"/>
-            <w:shd w:val="clear" w:color="auto" w:fill="D9E2D9"/>
+            <w:shd w:val="clear" w:color="auto" w:fill="D9D9D9"/>
           </w:tcPr>
           <w:p>
             <w:r/>
@@ -550,13 +594,12 @@
             <w:tcW w:type="dxa" w:w="4873"/>
           </w:tcPr>
           <w:p>
-            <w:r/>
             <w:r>
               <w:rPr>
                 <w:b w:val="0"/>
                 <w:sz w:val="20"/>
               </w:rPr>
-              <w:t>Programadores</w:t>
+              <w:t xml:space="preserve">Programadores</w:t>
             </w:r>
           </w:p>
         </w:tc>
@@ -565,13 +608,12 @@
             <w:tcW w:type="dxa" w:w="4873"/>
           </w:tcPr>
           <w:p>
-            <w:r/>
             <w:r>
               <w:rPr>
                 <w:b w:val="0"/>
                 <w:sz w:val="20"/>
               </w:rPr>
-              <w:t>Alejandra Chambueta, David Beltrán</w:t>
+              <w:t xml:space="preserve">Juan Urrego, Alejandra Chambueta, David Beltrán</w:t>
             </w:r>
           </w:p>
         </w:tc>
@@ -729,7 +771,7 @@
         <w:tc>
           <w:tcPr>
             <w:tcW w:type="dxa" w:w="2436"/>
-            <w:shd w:val="clear" w:color="auto" w:fill="D9E2D9"/>
+            <w:shd w:val="clear" w:color="auto" w:fill="D9D9D9"/>
           </w:tcPr>
           <w:p>
             <w:r/>
@@ -745,7 +787,7 @@
         <w:tc>
           <w:tcPr>
             <w:tcW w:type="dxa" w:w="2436"/>
-            <w:shd w:val="clear" w:color="auto" w:fill="D9E2D9"/>
+            <w:shd w:val="clear" w:color="auto" w:fill="D9D9D9"/>
           </w:tcPr>
           <w:p>
             <w:r/>
@@ -761,7 +803,7 @@
         <w:tc>
           <w:tcPr>
             <w:tcW w:type="dxa" w:w="2436"/>
-            <w:shd w:val="clear" w:color="auto" w:fill="D9E2D9"/>
+            <w:shd w:val="clear" w:color="auto" w:fill="D9D9D9"/>
           </w:tcPr>
           <w:p>
             <w:r/>
@@ -777,7 +819,7 @@
         <w:tc>
           <w:tcPr>
             <w:tcW w:type="dxa" w:w="2436"/>
-            <w:shd w:val="clear" w:color="auto" w:fill="D9E2D9"/>
+            <w:shd w:val="clear" w:color="auto" w:fill="D9D9D9"/>
           </w:tcPr>
           <w:p>
             <w:r/>
@@ -1358,7 +1400,7 @@
         <w:rPr>
           <w:sz w:val="22"/>
         </w:rPr>
-        <w:t>Sendero Vivo responde a este problema reconstruyendo un tramo real de 120 a 200 metros del sendero mediante captura fotogramétrica con Gaussian Splatting, y haciéndolo recorrible desde el navegador, en computador y en celular, sin instalación. El tramo elegido es el de entrada, justo donde el visitante decide si continúa o se devuelve, porque es el punto en el que la información cambia efectivamente la decisión.</w:t>
+        <w:t>Sendero Vivo responde a este problema reconstruyendo los primeros 200 metros del sendero, en el sector Claro de Luna, mediante captura fotogramétrica con Gaussian Splatting, y haciéndolo recorrible desde el navegador, en computador y en celular, sin instalación. El tramo elegido es el de entrada, justo donde el visitante decide si continúa o se devuelve, porque es el punto en el que la información cambia efectivamente la decisión.</w:t>
       </w:r>
     </w:p>
     <w:p>
@@ -1370,6 +1412,91 @@
           <w:sz w:val="22"/>
         </w:rPr>
         <w:t>La propuesta se articula en tres capacidades: reconocer el camino real y saber a qué se va; entender el ecosistema mediante fichas tridimensionales de aves y plantas ancladas a lugares reales del tramo; y medir la exigencia del recorrido con datos reales de altitud, distancia, desnivel y pendiente tomados con GPS el mismo día de la captura. El sistema está dirigido a cuatro perfiles: el visitante que planea ir, la persona que no puede subir, el interesado en la fauna y la flora del bosque altoandino, y el docente o guía que necesita material para mostrar el ecosistema.</w:t>
+      </w:r>
+    </w:p>
+    <w:p>
+      <w:pPr>
+        <w:pStyle w:val="Heading2"/>
+      </w:pPr>
+      <w:r>
+        <w:t xml:space="preserve">3.2 Visión del proyecto</w:t>
+      </w:r>
+    </w:p>
+    <w:p>
+      <w:pPr>
+        <w:jc w:val="both"/>
+      </w:pPr>
+      <w:r>
+        <w:rPr>
+          <w:sz w:val="22"/>
+        </w:rPr>
+        <w:t xml:space="preserve">Sendero Vivo permite recorrer 200 metros reales del sendero de la Quebrada La Vieja, sector Claro de Luna, desde el navegador, reconstruidos tal como son —capturados, no dibujados— para saber a qué se va, entender lo que se ve y medir lo que cuesta.</w:t>
+      </w:r>
+    </w:p>
+    <w:p>
+      <w:pPr>
+        <w:jc w:val="both"/>
+      </w:pPr>
+      <w:r>
+        <w:rPr>
+          <w:sz w:val="22"/>
+        </w:rPr>
+        <w:t xml:space="preserve">La propuesta se articula en cuatro capacidades. Reconocer: ver el camino real, los escalones de piedra, las barandas de madera, el cauce y la pendiente; no un render ni un mapa, sino el lugar capturado. Entender: marcadores flotantes anclados a lugares reales del tramo que, al activarse, abren la ficha del ave, la planta o el elemento patrimonial, con modelo tridimensional girable y animado, nombre común y científico, narración corta, canto, altura de distribución, identificación en campo y consejos de avistamiento. Medir: altitud sobre el nivel del mar, distancia recorrida y restante, desnivel acumulado, pendiente actual y tiempo estimado hasta el siguiente punto, derivados del track GPS grabado en campo. Y oír: ambientación sonora binaural con audio espacial tridimensional, de modo que la quebrada suene donde la quebrada está y quede atrás conforme el visitante avanza.</w:t>
+      </w:r>
+    </w:p>
+    <w:p>
+      <w:pPr>
+        <w:jc w:val="both"/>
+      </w:pPr>
+      <w:r>
+        <w:rPr>
+          <w:sz w:val="22"/>
+        </w:rPr>
+        <w:t xml:space="preserve">La decisión que define el proyecto es capturar en lugar de modelar. Un bosque modelado a mano es la interpretación de un artista sobre cómo se ve un bosque; una escena reconstruida mediante Gaussian Splatting es el bosque, con su desorden, su luz y una geometría que no se puede dibujar. Para un sistema cuyo propósito es que el visitante reconozca el lugar cuando llegue físicamente, esa diferencia constituye la totalidad del producto.</w:t>
+      </w:r>
+    </w:p>
+    <w:p>
+      <w:pPr>
+        <w:jc w:val="both"/>
+      </w:pPr>
+      <w:r>
+        <w:rPr>
+          <w:sz w:val="22"/>
+        </w:rPr>
+        <w:t xml:space="preserve">El alcance está deliberadamente acotado, y la delimitación forma parte de la visión: no es una concesión. El compromiso firme son 200 metros desde el inicio del sendero, divididos en tres etapas —de 0 a 70, de 70 a 140 y de 140 a 200 metros—, con cinco o seis puntos de interés completos. Ampliar el tramo más allá de esa cifra no está comprometido: se evaluará al cerrar el Sprint 2 con mediciones reales de peso y de rendimiento. Quedan expresamente fuera de alcance el sendero completo de 7,3 kilómetros, el desplazamiento libre de tipo videojuego, la aplicación nativa, la realidad virtual, el multijugador, la captura con dron y cualquier sendero adicional.</w:t>
+      </w:r>
+    </w:p>
+    <w:p>
+      <w:pPr>
+        <w:jc w:val="both"/>
+      </w:pPr>
+      <w:r>
+        <w:rPr>
+          <w:sz w:val="22"/>
+        </w:rPr>
+        <w:t xml:space="preserve">El sistema se dirige a cuatro perfiles de usuario: el visitante que planea ir y quiere reconocer el sendero antes de reservar; la persona que no puede subir por condición física, edad, discapacidad o distancia; el interesado en la fauna y la flora del bosque altoandino; y el docente o guía que necesita material para mostrar el ecosistema sin llevar un grupo a la montaña. El usuario primario del producto mínimo viable es el primero, porque valida las cuatro promesas de manera simultánea.</w:t>
+      </w:r>
+    </w:p>
+    <w:p>
+      <w:pPr>
+        <w:jc w:val="both"/>
+      </w:pPr>
+      <w:r>
+        <w:rPr>
+          <w:sz w:val="22"/>
+        </w:rPr>
+        <w:t xml:space="preserve">Los criterios de éxito son verificables y tienen fecha. El tramo debe estar reconstruido y recorrerse de extremo a extremo sin cortes al final del Sprint 4; los puntos de interés deben estar completos, incluido al menos uno de tipo patrimonial, al final del Sprint 5; los datos del recorrido deben derivarse del track GPS capturado en campo al final del Sprint 6; y el sistema debe funcionar en un teléfono móvil sin instalación alguna al final del Sprint 7. A ello se suman los criterios de calidad técnica recogidos en los requerimientos no funcionales y el criterio de usabilidad de que cuatro de cada cinco personas sin experiencia previa inicien el recorrido y abran una ficha sin recibir instrucciones.</w:t>
+      </w:r>
+    </w:p>
+    <w:p>
+      <w:pPr>
+        <w:jc w:val="both"/>
+      </w:pPr>
+      <w:r>
+        <w:rPr>
+          <w:sz w:val="22"/>
+        </w:rPr>
+        <w:t xml:space="preserve">La visión detallada, con el análisis de interesados, el estado del arte y el registro completo de riesgos y mitigaciones, se mantiene en el documento docs/02-vision-de-proyecto.md, del cual esta sección es la síntesis normativa.</w:t>
       </w:r>
     </w:p>
     <w:p>
@@ -1394,7 +1521,7 @@
         <w:tc>
           <w:tcPr>
             <w:tcW w:type="dxa" w:w="4873"/>
-            <w:shd w:val="clear" w:color="auto" w:fill="D9E2D9"/>
+            <w:shd w:val="clear" w:color="auto" w:fill="D9D9D9"/>
           </w:tcPr>
           <w:p>
             <w:r/>
@@ -1410,7 +1537,7 @@
         <w:tc>
           <w:tcPr>
             <w:tcW w:type="dxa" w:w="4873"/>
-            <w:shd w:val="clear" w:color="auto" w:fill="D9E2D9"/>
+            <w:shd w:val="clear" w:color="auto" w:fill="D9D9D9"/>
           </w:tcPr>
           <w:p>
             <w:r/>
@@ -1708,6 +1835,276 @@
                 <w:sz w:val="20"/>
               </w:rPr>
               <w:t>context-for-vibe-coding.md</w:t>
+            </w:r>
+          </w:p>
+        </w:tc>
+      </w:tr>
+      <w:tr>
+        <w:tc>
+          <w:tcPr>
+            <w:tcW w:type="dxa" w:w="4873"/>
+          </w:tcPr>
+          <w:p>
+            <w:r>
+              <w:rPr>
+                <w:b w:val="0"/>
+                <w:sz w:val="20"/>
+              </w:rPr>
+              <w:t xml:space="preserve">Catálogo de fauna y flora del tramo</w:t>
+            </w:r>
+          </w:p>
+        </w:tc>
+        <w:tc>
+          <w:tcPr>
+            <w:tcW w:type="dxa" w:w="4873"/>
+          </w:tcPr>
+          <w:p>
+            <w:r>
+              <w:rPr>
+                <w:b w:val="0"/>
+                <w:sz w:val="20"/>
+              </w:rPr>
+              <w:t xml:space="preserve">docs/05-catalogo-fauna-y-flora.md</w:t>
+            </w:r>
+          </w:p>
+        </w:tc>
+      </w:tr>
+      <w:tr>
+        <w:tc>
+          <w:tcPr>
+            <w:tcW w:type="dxa" w:w="4873"/>
+          </w:tcPr>
+          <w:p>
+            <w:r>
+              <w:rPr>
+                <w:b w:val="0"/>
+                <w:sz w:val="20"/>
+              </w:rPr>
+              <w:t xml:space="preserve">Identidad visual</w:t>
+            </w:r>
+          </w:p>
+        </w:tc>
+        <w:tc>
+          <w:tcPr>
+            <w:tcW w:type="dxa" w:w="4873"/>
+          </w:tcPr>
+          <w:p>
+            <w:r>
+              <w:rPr>
+                <w:b w:val="0"/>
+                <w:sz w:val="20"/>
+              </w:rPr>
+              <w:t xml:space="preserve">docs/06-identidad-visual.md</w:t>
+            </w:r>
+          </w:p>
+        </w:tc>
+      </w:tr>
+      <w:tr>
+        <w:tc>
+          <w:tcPr>
+            <w:tcW w:type="dxa" w:w="4873"/>
+          </w:tcPr>
+          <w:p>
+            <w:r>
+              <w:rPr>
+                <w:b w:val="0"/>
+                <w:sz w:val="20"/>
+              </w:rPr>
+              <w:t xml:space="preserve">Plan de visitas de campo</w:t>
+            </w:r>
+          </w:p>
+        </w:tc>
+        <w:tc>
+          <w:tcPr>
+            <w:tcW w:type="dxa" w:w="4873"/>
+          </w:tcPr>
+          <w:p>
+            <w:r>
+              <w:rPr>
+                <w:b w:val="0"/>
+                <w:sz w:val="20"/>
+              </w:rPr>
+              <w:t xml:space="preserve">docs/07-plan-de-visitas-de-campo.md</w:t>
+            </w:r>
+          </w:p>
+        </w:tc>
+      </w:tr>
+      <w:tr>
+        <w:tc>
+          <w:tcPr>
+            <w:tcW w:type="dxa" w:w="4873"/>
+          </w:tcPr>
+          <w:p>
+            <w:r>
+              <w:rPr>
+                <w:b w:val="0"/>
+                <w:sz w:val="20"/>
+              </w:rPr>
+              <w:t xml:space="preserve">Ambientación sonora</w:t>
+            </w:r>
+          </w:p>
+        </w:tc>
+        <w:tc>
+          <w:tcPr>
+            <w:tcW w:type="dxa" w:w="4873"/>
+          </w:tcPr>
+          <w:p>
+            <w:r>
+              <w:rPr>
+                <w:b w:val="0"/>
+                <w:sz w:val="20"/>
+              </w:rPr>
+              <w:t xml:space="preserve">docs/08-ambientacion-sonora.md</w:t>
+            </w:r>
+          </w:p>
+        </w:tc>
+      </w:tr>
+      <w:tr>
+        <w:tc>
+          <w:tcPr>
+            <w:tcW w:type="dxa" w:w="4873"/>
+          </w:tcPr>
+          <w:p>
+            <w:r>
+              <w:rPr>
+                <w:b w:val="0"/>
+                <w:sz w:val="20"/>
+              </w:rPr>
+              <w:t xml:space="preserve">Ámbitos de los tres programadores</w:t>
+            </w:r>
+          </w:p>
+        </w:tc>
+        <w:tc>
+          <w:tcPr>
+            <w:tcW w:type="dxa" w:w="4873"/>
+          </w:tcPr>
+          <w:p>
+            <w:r>
+              <w:rPr>
+                <w:b w:val="0"/>
+                <w:sz w:val="20"/>
+              </w:rPr>
+              <w:t xml:space="preserve">docs/09-ambitos-de-los-tres-programadores.md</w:t>
+            </w:r>
+          </w:p>
+        </w:tc>
+      </w:tr>
+      <w:tr>
+        <w:tc>
+          <w:tcPr>
+            <w:tcW w:type="dxa" w:w="4873"/>
+          </w:tcPr>
+          <w:p>
+            <w:r>
+              <w:rPr>
+                <w:b w:val="0"/>
+                <w:sz w:val="20"/>
+              </w:rPr>
+              <w:t xml:space="preserve">Guion de la presentación</w:t>
+            </w:r>
+          </w:p>
+        </w:tc>
+        <w:tc>
+          <w:tcPr>
+            <w:tcW w:type="dxa" w:w="4873"/>
+          </w:tcPr>
+          <w:p>
+            <w:r>
+              <w:rPr>
+                <w:b w:val="0"/>
+                <w:sz w:val="20"/>
+              </w:rPr>
+              <w:t xml:space="preserve">docs/10-guion-de-la-presentacion.md</w:t>
+            </w:r>
+          </w:p>
+        </w:tc>
+      </w:tr>
+      <w:tr>
+        <w:tc>
+          <w:tcPr>
+            <w:tcW w:type="dxa" w:w="4873"/>
+          </w:tcPr>
+          <w:p>
+            <w:r>
+              <w:rPr>
+                <w:b w:val="0"/>
+                <w:sz w:val="20"/>
+              </w:rPr>
+              <w:t xml:space="preserve">ADR-002 Nivel de detalle por proximidad</w:t>
+            </w:r>
+          </w:p>
+        </w:tc>
+        <w:tc>
+          <w:tcPr>
+            <w:tcW w:type="dxa" w:w="4873"/>
+          </w:tcPr>
+          <w:p>
+            <w:r>
+              <w:rPr>
+                <w:b w:val="0"/>
+                <w:sz w:val="20"/>
+              </w:rPr>
+              <w:t xml:space="preserve">docs/decisiones/ADR-002-lod-por-proximidad.md</w:t>
+            </w:r>
+          </w:p>
+        </w:tc>
+      </w:tr>
+      <w:tr>
+        <w:tc>
+          <w:tcPr>
+            <w:tcW w:type="dxa" w:w="4873"/>
+          </w:tcPr>
+          <w:p>
+            <w:r>
+              <w:rPr>
+                <w:b w:val="0"/>
+                <w:sz w:val="20"/>
+              </w:rPr>
+              <w:t xml:space="preserve">ADR-003 Audio binaural espacial</w:t>
+            </w:r>
+          </w:p>
+        </w:tc>
+        <w:tc>
+          <w:tcPr>
+            <w:tcW w:type="dxa" w:w="4873"/>
+          </w:tcPr>
+          <w:p>
+            <w:r>
+              <w:rPr>
+                <w:b w:val="0"/>
+                <w:sz w:val="20"/>
+              </w:rPr>
+              <w:t xml:space="preserve">docs/decisiones/ADR-003-audio-binaural-espacial.md</w:t>
+            </w:r>
+          </w:p>
+        </w:tc>
+      </w:tr>
+      <w:tr>
+        <w:tc>
+          <w:tcPr>
+            <w:tcW w:type="dxa" w:w="4873"/>
+          </w:tcPr>
+          <w:p>
+            <w:r>
+              <w:rPr>
+                <w:b w:val="0"/>
+                <w:sz w:val="20"/>
+              </w:rPr>
+              <w:t xml:space="preserve">ADR-004 Reparto de ámbitos entre programadores</w:t>
+            </w:r>
+          </w:p>
+        </w:tc>
+        <w:tc>
+          <w:tcPr>
+            <w:tcW w:type="dxa" w:w="4873"/>
+          </w:tcPr>
+          <w:p>
+            <w:r>
+              <w:rPr>
+                <w:b w:val="0"/>
+                <w:sz w:val="20"/>
+              </w:rPr>
+              <w:t xml:space="preserve">docs/decisiones/ADR-004-reparto-de-ambitos.md</w:t>
             </w:r>
           </w:p>
         </w:tc>
@@ -1729,45 +2126,768 @@
         <w:t>El siguiente diagrama describe el proceso completo del proyecto, desde la decisión del sendero a capturar hasta la publicación del tramo virtual y su recorrido por parte del visitante. Incluye los dos puntos de control que pueden devolver el proceso a una etapa anterior: la verificación de peso y calidad de la escena comprimida, y la verificación de rendimiento en el dispositivo de referencia.</w:t>
       </w:r>
     </w:p>
-    <w:p>
-      <w:pPr>
-        <w:jc w:val="center"/>
-      </w:pPr>
-      <w:r>
-        <w:drawing>
-          <wp:inline xmlns:a="http://schemas.openxmlformats.org/drawingml/2006/main" xmlns:pic="http://schemas.openxmlformats.org/drawingml/2006/picture">
-            <wp:extent cx="5760000" cy="19125000"/>
-            <wp:docPr id="1" name="Picture 1"/>
-            <wp:cNvGraphicFramePr>
-              <a:graphicFrameLocks noChangeAspect="1"/>
-            </wp:cNvGraphicFramePr>
-            <a:graphic>
-              <a:graphicData uri="http://schemas.openxmlformats.org/drawingml/2006/picture">
-                <pic:pic>
-                  <pic:nvPicPr>
-                    <pic:cNvPr id="0" name="flujo-proceso.png"/>
-                    <pic:cNvPicPr/>
-                  </pic:nvPicPr>
-                  <pic:blipFill>
-                    <a:blip r:embed="rId10"/>
-                    <a:stretch>
-                      <a:fillRect/>
-                    </a:stretch>
-                  </pic:blipFill>
-                  <pic:spPr>
-                    <a:xfrm>
-                      <a:off x="0" y="0"/>
-                      <a:ext cx="5760000" cy="19125000"/>
-                    </a:xfrm>
-                    <a:prstGeom prst="rect"/>
-                  </pic:spPr>
-                </pic:pic>
-              </a:graphicData>
-            </a:graphic>
-          </wp:inline>
-        </w:drawing>
-      </w:r>
-    </w:p>
+    <w:tbl>
+      <w:tblPr>
+        <w:tblStyle w:val="TableGrid"/>
+        <w:tblW w:type="dxa" w:w="9746"/>
+        <w:tblLook w:firstColumn="1" w:firstRow="1" w:lastColumn="0" w:lastRow="0" w:noHBand="0" w:noVBand="1" w:val="04A0"/>
+      </w:tblPr>
+      <w:tblGrid>
+        <w:gridCol w:w="900"/>
+        <w:gridCol w:w="2500"/>
+        <w:gridCol w:w="1900"/>
+        <w:gridCol w:w="1900"/>
+        <w:gridCol w:w="2546"/>
+      </w:tblGrid>
+      <w:tr>
+        <w:tc>
+          <w:tcPr>
+            <w:tcW w:type="dxa" w:w="900"/>
+            <w:shd w:val="clear" w:color="auto" w:fill="D9D9D9"/>
+          </w:tcPr>
+          <w:p>
+            <w:pPr>
+              <w:jc w:val="left"/>
+            </w:pPr>
+            <w:r>
+              <w:rPr>
+                <w:b/>
+                <w:sz w:val="18"/>
+              </w:rPr>
+              <w:t xml:space="preserve">Etapa</w:t>
+            </w:r>
+          </w:p>
+        </w:tc>
+        <w:tc>
+          <w:tcPr>
+            <w:tcW w:type="dxa" w:w="2500"/>
+            <w:shd w:val="clear" w:color="auto" w:fill="D9D9D9"/>
+          </w:tcPr>
+          <w:p>
+            <w:pPr>
+              <w:jc w:val="left"/>
+            </w:pPr>
+            <w:r>
+              <w:rPr>
+                <w:b/>
+                <w:sz w:val="18"/>
+              </w:rPr>
+              <w:t xml:space="preserve">Actividad</w:t>
+            </w:r>
+          </w:p>
+        </w:tc>
+        <w:tc>
+          <w:tcPr>
+            <w:tcW w:type="dxa" w:w="1900"/>
+            <w:shd w:val="clear" w:color="auto" w:fill="D9D9D9"/>
+          </w:tcPr>
+          <w:p>
+            <w:pPr>
+              <w:jc w:val="left"/>
+            </w:pPr>
+            <w:r>
+              <w:rPr>
+                <w:b/>
+                <w:sz w:val="18"/>
+              </w:rPr>
+              <w:t xml:space="preserve">Entrada</w:t>
+            </w:r>
+          </w:p>
+        </w:tc>
+        <w:tc>
+          <w:tcPr>
+            <w:tcW w:type="dxa" w:w="1900"/>
+            <w:shd w:val="clear" w:color="auto" w:fill="D9D9D9"/>
+          </w:tcPr>
+          <w:p>
+            <w:pPr>
+              <w:jc w:val="left"/>
+            </w:pPr>
+            <w:r>
+              <w:rPr>
+                <w:b/>
+                <w:sz w:val="18"/>
+              </w:rPr>
+              <w:t xml:space="preserve">Salida</w:t>
+            </w:r>
+          </w:p>
+        </w:tc>
+        <w:tc>
+          <w:tcPr>
+            <w:tcW w:type="dxa" w:w="2546"/>
+            <w:shd w:val="clear" w:color="auto" w:fill="D9D9D9"/>
+          </w:tcPr>
+          <w:p>
+            <w:pPr>
+              <w:jc w:val="left"/>
+            </w:pPr>
+            <w:r>
+              <w:rPr>
+                <w:b/>
+                <w:sz w:val="18"/>
+              </w:rPr>
+              <w:t xml:space="preserve">Punto de control</w:t>
+            </w:r>
+          </w:p>
+        </w:tc>
+      </w:tr>
+      <w:tr>
+        <w:tc>
+          <w:tcPr>
+            <w:tcW w:type="dxa" w:w="900"/>
+          </w:tcPr>
+          <w:p>
+            <w:pPr>
+              <w:jc w:val="left"/>
+            </w:pPr>
+            <w:r>
+              <w:rPr>
+                <w:sz w:val="18"/>
+              </w:rPr>
+              <w:t xml:space="preserve">1. Captura en campo</w:t>
+            </w:r>
+          </w:p>
+        </w:tc>
+        <w:tc>
+          <w:tcPr>
+            <w:tcW w:type="dxa" w:w="2500"/>
+          </w:tcPr>
+          <w:p>
+            <w:pPr>
+              <w:jc w:val="left"/>
+            </w:pPr>
+            <w:r>
+              <w:rPr>
+                <w:sz w:val="18"/>
+              </w:rPr>
+              <w:t xml:space="preserve">Grabar video 4K a 60 fps con los ajustes manuales bloqueados, el track GPS, el audio ambiente y de cantos, y una fotografía por cada punto de interés.</w:t>
+            </w:r>
+          </w:p>
+        </w:tc>
+        <w:tc>
+          <w:tcPr>
+            <w:tcW w:type="dxa" w:w="1900"/>
+          </w:tcPr>
+          <w:p>
+            <w:pPr>
+              <w:jc w:val="left"/>
+            </w:pPr>
+            <w:r>
+              <w:rPr>
+                <w:sz w:val="18"/>
+              </w:rPr>
+              <w:t xml:space="preserve">Tramo, etapas y puntos de interés decididos en la visita de reconocimiento.</w:t>
+            </w:r>
+          </w:p>
+        </w:tc>
+        <w:tc>
+          <w:tcPr>
+            <w:tcW w:type="dxa" w:w="1900"/>
+          </w:tcPr>
+          <w:p>
+            <w:pPr>
+              <w:jc w:val="left"/>
+            </w:pPr>
+            <w:r>
+              <w:rPr>
+                <w:sz w:val="18"/>
+              </w:rPr>
+              <w:t xml:space="preserve">Material bruto respaldado en dos ubicaciones distintas el mismo día.</w:t>
+            </w:r>
+          </w:p>
+        </w:tc>
+        <w:tc>
+          <w:tcPr>
+            <w:tcW w:type="dxa" w:w="2546"/>
+          </w:tcPr>
+          <w:p>
+            <w:pPr>
+              <w:jc w:val="left"/>
+            </w:pPr>
+            <w:r>
+              <w:rPr>
+                <w:sz w:val="18"/>
+              </w:rPr>
+              <w:t xml:space="preserve">—</w:t>
+            </w:r>
+          </w:p>
+        </w:tc>
+      </w:tr>
+      <w:tr>
+        <w:tc>
+          <w:tcPr>
+            <w:tcW w:type="dxa" w:w="900"/>
+          </w:tcPr>
+          <w:p>
+            <w:pPr>
+              <w:jc w:val="left"/>
+            </w:pPr>
+            <w:r>
+              <w:rPr>
+                <w:sz w:val="18"/>
+              </w:rPr>
+              <w:t xml:space="preserve">2. Extracción y poses</w:t>
+            </w:r>
+          </w:p>
+        </w:tc>
+        <w:tc>
+          <w:tcPr>
+            <w:tcW w:type="dxa" w:w="2500"/>
+          </w:tcPr>
+          <w:p>
+            <w:pPr>
+              <w:jc w:val="left"/>
+            </w:pPr>
+            <w:r>
+              <w:rPr>
+                <w:sz w:val="18"/>
+              </w:rPr>
+              <w:t xml:space="preserve">Extraer los cuadros del video, descartar los que presentan movimiento borroso y resolver las poses de cámara mediante SfM.</w:t>
+            </w:r>
+          </w:p>
+        </w:tc>
+        <w:tc>
+          <w:tcPr>
+            <w:tcW w:type="dxa" w:w="1900"/>
+          </w:tcPr>
+          <w:p>
+            <w:pPr>
+              <w:jc w:val="left"/>
+            </w:pPr>
+            <w:r>
+              <w:rPr>
+                <w:sz w:val="18"/>
+              </w:rPr>
+              <w:t xml:space="preserve">Material bruto.</w:t>
+            </w:r>
+          </w:p>
+        </w:tc>
+        <w:tc>
+          <w:tcPr>
+            <w:tcW w:type="dxa" w:w="1900"/>
+          </w:tcPr>
+          <w:p>
+            <w:pPr>
+              <w:jc w:val="left"/>
+            </w:pPr>
+            <w:r>
+              <w:rPr>
+                <w:sz w:val="18"/>
+              </w:rPr>
+              <w:t xml:space="preserve">Nube de puntos dispersa y poses de cámara.</w:t>
+            </w:r>
+          </w:p>
+        </w:tc>
+        <w:tc>
+          <w:tcPr>
+            <w:tcW w:type="dxa" w:w="2546"/>
+          </w:tcPr>
+          <w:p>
+            <w:pPr>
+              <w:jc w:val="left"/>
+            </w:pPr>
+            <w:r>
+              <w:rPr>
+                <w:sz w:val="18"/>
+              </w:rPr>
+              <w:t xml:space="preserve">—</w:t>
+            </w:r>
+          </w:p>
+        </w:tc>
+      </w:tr>
+      <w:tr>
+        <w:tc>
+          <w:tcPr>
+            <w:tcW w:type="dxa" w:w="900"/>
+          </w:tcPr>
+          <w:p>
+            <w:pPr>
+              <w:jc w:val="left"/>
+            </w:pPr>
+            <w:r>
+              <w:rPr>
+                <w:sz w:val="18"/>
+              </w:rPr>
+              <w:t xml:space="preserve">3. Entrenamiento 3DGS</w:t>
+            </w:r>
+          </w:p>
+        </w:tc>
+        <w:tc>
+          <w:tcPr>
+            <w:tcW w:type="dxa" w:w="2500"/>
+          </w:tcPr>
+          <w:p>
+            <w:pPr>
+              <w:jc w:val="left"/>
+            </w:pPr>
+            <w:r>
+              <w:rPr>
+                <w:sz w:val="18"/>
+              </w:rPr>
+              <w:t xml:space="preserve">Entrenar las tres escenas en la estación con unidad de procesamiento gráfico del equipo.</w:t>
+            </w:r>
+          </w:p>
+        </w:tc>
+        <w:tc>
+          <w:tcPr>
+            <w:tcW w:type="dxa" w:w="1900"/>
+          </w:tcPr>
+          <w:p>
+            <w:pPr>
+              <w:jc w:val="left"/>
+            </w:pPr>
+            <w:r>
+              <w:rPr>
+                <w:sz w:val="18"/>
+              </w:rPr>
+              <w:t xml:space="preserve">Cuadros y poses de cámara.</w:t>
+            </w:r>
+          </w:p>
+        </w:tc>
+        <w:tc>
+          <w:tcPr>
+            <w:tcW w:type="dxa" w:w="1900"/>
+          </w:tcPr>
+          <w:p>
+            <w:pPr>
+              <w:jc w:val="left"/>
+            </w:pPr>
+            <w:r>
+              <w:rPr>
+                <w:sz w:val="18"/>
+              </w:rPr>
+              <w:t xml:space="preserve">Escenas en formato PLY.</w:t>
+            </w:r>
+          </w:p>
+        </w:tc>
+        <w:tc>
+          <w:tcPr>
+            <w:tcW w:type="dxa" w:w="2546"/>
+          </w:tcPr>
+          <w:p>
+            <w:pPr>
+              <w:jc w:val="left"/>
+            </w:pPr>
+            <w:r>
+              <w:rPr>
+                <w:sz w:val="18"/>
+              </w:rPr>
+              <w:t xml:space="preserve">—</w:t>
+            </w:r>
+          </w:p>
+        </w:tc>
+      </w:tr>
+      <w:tr>
+        <w:tc>
+          <w:tcPr>
+            <w:tcW w:type="dxa" w:w="900"/>
+          </w:tcPr>
+          <w:p>
+            <w:pPr>
+              <w:jc w:val="left"/>
+            </w:pPr>
+            <w:r>
+              <w:rPr>
+                <w:sz w:val="18"/>
+              </w:rPr>
+              <w:t xml:space="preserve">4. Limpieza y recorte</w:t>
+            </w:r>
+          </w:p>
+        </w:tc>
+        <w:tc>
+          <w:tcPr>
+            <w:tcW w:type="dxa" w:w="2500"/>
+          </w:tcPr>
+          <w:p>
+            <w:pPr>
+              <w:jc w:val="left"/>
+            </w:pPr>
+            <w:r>
+              <w:rPr>
+                <w:sz w:val="18"/>
+              </w:rPr>
+              <w:t xml:space="preserve">Eliminar las gaussianas espurias, recortar la escena al tramo de interés y ajustar el color entre escenas en SuperSplat.</w:t>
+            </w:r>
+          </w:p>
+        </w:tc>
+        <w:tc>
+          <w:tcPr>
+            <w:tcW w:type="dxa" w:w="1900"/>
+          </w:tcPr>
+          <w:p>
+            <w:pPr>
+              <w:jc w:val="left"/>
+            </w:pPr>
+            <w:r>
+              <w:rPr>
+                <w:sz w:val="18"/>
+              </w:rPr>
+              <w:t xml:space="preserve">Escenas en formato PLY.</w:t>
+            </w:r>
+          </w:p>
+        </w:tc>
+        <w:tc>
+          <w:tcPr>
+            <w:tcW w:type="dxa" w:w="1900"/>
+          </w:tcPr>
+          <w:p>
+            <w:pPr>
+              <w:jc w:val="left"/>
+            </w:pPr>
+            <w:r>
+              <w:rPr>
+                <w:sz w:val="18"/>
+              </w:rPr>
+              <w:t xml:space="preserve">Escenas limpias y recortadas.</w:t>
+            </w:r>
+          </w:p>
+        </w:tc>
+        <w:tc>
+          <w:tcPr>
+            <w:tcW w:type="dxa" w:w="2546"/>
+          </w:tcPr>
+          <w:p>
+            <w:pPr>
+              <w:jc w:val="left"/>
+            </w:pPr>
+            <w:r>
+              <w:rPr>
+                <w:sz w:val="18"/>
+              </w:rPr>
+              <w:t xml:space="preserve">Si la vegetación presenta ruido inaceptable se recorta el tramo. Nunca se modela terreno a mano.</w:t>
+            </w:r>
+          </w:p>
+        </w:tc>
+      </w:tr>
+      <w:tr>
+        <w:tc>
+          <w:tcPr>
+            <w:tcW w:type="dxa" w:w="900"/>
+          </w:tcPr>
+          <w:p>
+            <w:pPr>
+              <w:jc w:val="left"/>
+            </w:pPr>
+            <w:r>
+              <w:rPr>
+                <w:sz w:val="18"/>
+              </w:rPr>
+              <w:t xml:space="preserve">5. Compresión a SOG</w:t>
+            </w:r>
+          </w:p>
+        </w:tc>
+        <w:tc>
+          <w:tcPr>
+            <w:tcW w:type="dxa" w:w="2500"/>
+          </w:tcPr>
+          <w:p>
+            <w:pPr>
+              <w:jc w:val="left"/>
+            </w:pPr>
+            <w:r>
+              <w:rPr>
+                <w:sz w:val="18"/>
+              </w:rPr>
+              <w:t xml:space="preserve">Convertir las escenas con SplatTransform y medir el peso resultante de cada una.</w:t>
+            </w:r>
+          </w:p>
+        </w:tc>
+        <w:tc>
+          <w:tcPr>
+            <w:tcW w:type="dxa" w:w="1900"/>
+          </w:tcPr>
+          <w:p>
+            <w:pPr>
+              <w:jc w:val="left"/>
+            </w:pPr>
+            <w:r>
+              <w:rPr>
+                <w:sz w:val="18"/>
+              </w:rPr>
+              <w:t xml:space="preserve">Escenas limpias.</w:t>
+            </w:r>
+          </w:p>
+        </w:tc>
+        <w:tc>
+          <w:tcPr>
+            <w:tcW w:type="dxa" w:w="1900"/>
+          </w:tcPr>
+          <w:p>
+            <w:pPr>
+              <w:jc w:val="left"/>
+            </w:pPr>
+            <w:r>
+              <w:rPr>
+                <w:sz w:val="18"/>
+              </w:rPr>
+              <w:t xml:space="preserve">Escenas en formato SOG.</w:t>
+            </w:r>
+          </w:p>
+        </w:tc>
+        <w:tc>
+          <w:tcPr>
+            <w:tcW w:type="dxa" w:w="2546"/>
+          </w:tcPr>
+          <w:p>
+            <w:pPr>
+              <w:jc w:val="left"/>
+            </w:pPr>
+            <w:r>
+              <w:rPr>
+                <w:sz w:val="18"/>
+              </w:rPr>
+              <w:t xml:space="preserve">Control 1. Si una escena excede el peso permitido se regresa a la etapa 3 y se reduce el número de gaussianas.</w:t>
+            </w:r>
+          </w:p>
+        </w:tc>
+      </w:tr>
+      <w:tr>
+        <w:tc>
+          <w:tcPr>
+            <w:tcW w:type="dxa" w:w="900"/>
+          </w:tcPr>
+          <w:p>
+            <w:pPr>
+              <w:jc w:val="left"/>
+            </w:pPr>
+            <w:r>
+              <w:rPr>
+                <w:sz w:val="18"/>
+              </w:rPr>
+              <w:t xml:space="preserve">6. Publicación</w:t>
+            </w:r>
+          </w:p>
+        </w:tc>
+        <w:tc>
+          <w:tcPr>
+            <w:tcW w:type="dxa" w:w="2500"/>
+          </w:tcPr>
+          <w:p>
+            <w:pPr>
+              <w:jc w:val="left"/>
+            </w:pPr>
+            <w:r>
+              <w:rPr>
+                <w:sz w:val="18"/>
+              </w:rPr>
+              <w:t xml:space="preserve">Declarar cada escena en el archivo de configuración con su orden, sus rutas y sus puntos de entrada y salida, y asociar el track GPS a la secuencia.</w:t>
+            </w:r>
+          </w:p>
+        </w:tc>
+        <w:tc>
+          <w:tcPr>
+            <w:tcW w:type="dxa" w:w="1900"/>
+          </w:tcPr>
+          <w:p>
+            <w:pPr>
+              <w:jc w:val="left"/>
+            </w:pPr>
+            <w:r>
+              <w:rPr>
+                <w:sz w:val="18"/>
+              </w:rPr>
+              <w:t xml:space="preserve">Escenas en formato SOG.</w:t>
+            </w:r>
+          </w:p>
+        </w:tc>
+        <w:tc>
+          <w:tcPr>
+            <w:tcW w:type="dxa" w:w="1900"/>
+          </w:tcPr>
+          <w:p>
+            <w:pPr>
+              <w:jc w:val="left"/>
+            </w:pPr>
+            <w:r>
+              <w:rPr>
+                <w:sz w:val="18"/>
+              </w:rPr>
+              <w:t xml:space="preserve">Escenas publicadas y declaradas.</w:t>
+            </w:r>
+          </w:p>
+        </w:tc>
+        <w:tc>
+          <w:tcPr>
+            <w:tcW w:type="dxa" w:w="2546"/>
+          </w:tcPr>
+          <w:p>
+            <w:pPr>
+              <w:jc w:val="left"/>
+            </w:pPr>
+            <w:r>
+              <w:rPr>
+                <w:sz w:val="18"/>
+              </w:rPr>
+              <w:t xml:space="preserve">—</w:t>
+            </w:r>
+          </w:p>
+        </w:tc>
+      </w:tr>
+      <w:tr>
+        <w:tc>
+          <w:tcPr>
+            <w:tcW w:type="dxa" w:w="900"/>
+          </w:tcPr>
+          <w:p>
+            <w:pPr>
+              <w:jc w:val="left"/>
+            </w:pPr>
+            <w:r>
+              <w:rPr>
+                <w:sz w:val="18"/>
+              </w:rPr>
+              <w:t xml:space="preserve">7. Carga y renderizado</w:t>
+            </w:r>
+          </w:p>
+        </w:tc>
+        <w:tc>
+          <w:tcPr>
+            <w:tcW w:type="dxa" w:w="2500"/>
+          </w:tcPr>
+          <w:p>
+            <w:pPr>
+              <w:jc w:val="left"/>
+            </w:pPr>
+            <w:r>
+              <w:rPr>
+                <w:sz w:val="18"/>
+              </w:rPr>
+              <w:t xml:space="preserve">El motor carga el recurso gsplat, aplica el perfil de calidad del dispositivo y configura el nivel de detalle por proximidad al recorrido.</w:t>
+            </w:r>
+          </w:p>
+        </w:tc>
+        <w:tc>
+          <w:tcPr>
+            <w:tcW w:type="dxa" w:w="1900"/>
+          </w:tcPr>
+          <w:p>
+            <w:pPr>
+              <w:jc w:val="left"/>
+            </w:pPr>
+            <w:r>
+              <w:rPr>
+                <w:sz w:val="18"/>
+              </w:rPr>
+              <w:t xml:space="preserve">Escenas publicadas.</w:t>
+            </w:r>
+          </w:p>
+        </w:tc>
+        <w:tc>
+          <w:tcPr>
+            <w:tcW w:type="dxa" w:w="1900"/>
+          </w:tcPr>
+          <w:p>
+            <w:pPr>
+              <w:jc w:val="left"/>
+            </w:pPr>
+            <w:r>
+              <w:rPr>
+                <w:sz w:val="18"/>
+              </w:rPr>
+              <w:t xml:space="preserve">Recorrido navegable en el navegador.</w:t>
+            </w:r>
+          </w:p>
+        </w:tc>
+        <w:tc>
+          <w:tcPr>
+            <w:tcW w:type="dxa" w:w="2546"/>
+          </w:tcPr>
+          <w:p>
+            <w:pPr>
+              <w:jc w:val="left"/>
+            </w:pPr>
+            <w:r>
+              <w:rPr>
+                <w:sz w:val="18"/>
+              </w:rPr>
+              <w:t xml:space="preserve">Control 2. Si no se alcanzan treinta cuadros por segundo en el dispositivo de referencia se regresa a la etapa 3.</w:t>
+            </w:r>
+          </w:p>
+        </w:tc>
+      </w:tr>
+      <w:tr>
+        <w:tc>
+          <w:tcPr>
+            <w:tcW w:type="dxa" w:w="900"/>
+          </w:tcPr>
+          <w:p>
+            <w:pPr>
+              <w:jc w:val="left"/>
+            </w:pPr>
+            <w:r>
+              <w:rPr>
+                <w:sz w:val="18"/>
+              </w:rPr>
+              <w:t xml:space="preserve">8. Recorrido del visitante</w:t>
+            </w:r>
+          </w:p>
+        </w:tc>
+        <w:tc>
+          <w:tcPr>
+            <w:tcW w:type="dxa" w:w="2500"/>
+          </w:tcPr>
+          <w:p>
+            <w:pPr>
+              <w:jc w:val="left"/>
+            </w:pPr>
+            <w:r>
+              <w:rPr>
+                <w:sz w:val="18"/>
+              </w:rPr>
+              <w:t xml:space="preserve">El visitante avanza sobre el trazado autorizado, mira en trescientos sesenta grados, activa los puntos de interés y consulta los datos del recorrido.</w:t>
+            </w:r>
+          </w:p>
+        </w:tc>
+        <w:tc>
+          <w:tcPr>
+            <w:tcW w:type="dxa" w:w="1900"/>
+          </w:tcPr>
+          <w:p>
+            <w:pPr>
+              <w:jc w:val="left"/>
+            </w:pPr>
+            <w:r>
+              <w:rPr>
+                <w:sz w:val="18"/>
+              </w:rPr>
+              <w:t xml:space="preserve">Recorrido navegable.</w:t>
+            </w:r>
+          </w:p>
+        </w:tc>
+        <w:tc>
+          <w:tcPr>
+            <w:tcW w:type="dxa" w:w="1900"/>
+          </w:tcPr>
+          <w:p>
+            <w:pPr>
+              <w:jc w:val="left"/>
+            </w:pPr>
+            <w:r>
+              <w:rPr>
+                <w:sz w:val="18"/>
+              </w:rPr>
+              <w:t xml:space="preserve">Experiencia completa.</w:t>
+            </w:r>
+          </w:p>
+        </w:tc>
+        <w:tc>
+          <w:tcPr>
+            <w:tcW w:type="dxa" w:w="2546"/>
+          </w:tcPr>
+          <w:p>
+            <w:pPr>
+              <w:jc w:val="left"/>
+            </w:pPr>
+            <w:r>
+              <w:rPr>
+                <w:sz w:val="18"/>
+              </w:rPr>
+              <w:t xml:space="preserve">—</w:t>
+            </w:r>
+          </w:p>
+        </w:tc>
+      </w:tr>
+    </w:tbl>
     <w:p>
       <w:pPr>
         <w:jc w:val="center"/>
@@ -1777,7 +2897,7 @@
           <w:i/>
           <w:sz w:val="18"/>
         </w:rPr>
-        <w:t>Figura 1. Flujo de actividades del proceso. Fuente original en docs/arquitectura.md</w:t>
+        <w:t>Tabla 1. Flujo de actividades del proceso, con sus dos puntos de control. El diagrama equivalente se mantiene en docs/arquitectura.md.</w:t>
       </w:r>
     </w:p>
     <w:p>
@@ -1798,7 +2918,7 @@
         <w:jc w:val="both"/>
       </w:pPr>
       <w:r>
-        <w:t>Se identificaron doce casos de uso que cubren la interacción del visitante con el recorrido, el comportamiento autónomo del sistema y los procesos de publicación de contenido a cargo del equipo. Cada caso indica su actor, su flujo principal, sus flujos alternativos y los requerimientos asociados.</w:t>
+        <w:t>Se identificaron quince casos de uso que cubren la interacción del visitante con el recorrido, el comportamiento autónomo del sistema y los procesos de publicación de contenido a cargo del equipo. Cada caso indica su actor, su flujo principal, sus flujos alternativos y los requerimientos asociados.</w:t>
       </w:r>
     </w:p>
     <w:p>
@@ -3848,6 +4968,547 @@
     </w:p>
     <w:p>
       <w:pPr>
+        <w:pStyle w:val="Heading4"/>
+      </w:pPr>
+      <w:r>
+        <w:t xml:space="preserve">6.1.13  CUS-013: Escuchar la ambientación sonora espacial del recorrido</w:t>
+      </w:r>
+    </w:p>
+    <w:p>
+      <w:pPr>
+        <w:jc w:val="both"/>
+      </w:pPr>
+      <w:r>
+        <w:rPr>
+          <w:sz w:val="22"/>
+        </w:rPr>
+        <w:t xml:space="preserve">Actor: Visitante</w:t>
+      </w:r>
+    </w:p>
+    <w:p>
+      <w:pPr>
+        <w:jc w:val="both"/>
+      </w:pPr>
+      <w:r>
+        <w:rPr>
+          <w:sz w:val="22"/>
+        </w:rPr>
+        <w:t xml:space="preserve">Descripción: El visitante recorre el tramo con una ambientación sonora continua en la que las fuentes de sonido están espacializadas en tres dimensiones y ancladas a posiciones reales del sendero.</w:t>
+      </w:r>
+    </w:p>
+    <w:p>
+      <w:pPr>
+        <w:jc w:val="both"/>
+      </w:pPr>
+      <w:r>
+        <w:rPr>
+          <w:sz w:val="22"/>
+        </w:rPr>
+        <w:t xml:space="preserve">Flujo principal:</w:t>
+      </w:r>
+    </w:p>
+    <w:p>
+      <w:pPr>
+        <w:jc w:val="both"/>
+      </w:pPr>
+      <w:r>
+        <w:rPr>
+          <w:sz w:val="22"/>
+        </w:rPr>
+        <w:t xml:space="preserve">1. El visitante activa el inicio del recorrido mediante un gesto explícito, eligiendo entre iniciar con sonido o iniciar en silencio.</w:t>
+      </w:r>
+    </w:p>
+    <w:p>
+      <w:pPr>
+        <w:jc w:val="both"/>
+      </w:pPr>
+      <w:r>
+        <w:rPr>
+          <w:sz w:val="22"/>
+        </w:rPr>
+        <w:t xml:space="preserve">2. El sistema inicia la reproducción del lecho ambiente continuo, que no es posicional.</w:t>
+      </w:r>
+    </w:p>
+    <w:p>
+      <w:pPr>
+        <w:jc w:val="both"/>
+      </w:pPr>
+      <w:r>
+        <w:rPr>
+          <w:sz w:val="22"/>
+        </w:rPr>
+        <w:t xml:space="preserve">3. El sistema activa las fuentes sonoras puntuales cuya distancia al visitante se encuentra dentro del alcance configurado.</w:t>
+      </w:r>
+    </w:p>
+    <w:p>
+      <w:pPr>
+        <w:jc w:val="both"/>
+      </w:pPr>
+      <w:r>
+        <w:rPr>
+          <w:sz w:val="22"/>
+        </w:rPr>
+        <w:t xml:space="preserve">4. El sistema espacializa cada fuente puntual mediante paneo binaural, tomando como oyente la cámara del recorrido.</w:t>
+      </w:r>
+    </w:p>
+    <w:p>
+      <w:pPr>
+        <w:jc w:val="both"/>
+      </w:pPr>
+      <w:r>
+        <w:rPr>
+          <w:sz w:val="22"/>
+        </w:rPr>
+        <w:t xml:space="preserve">5. El visitante avanza y gira, y el sistema reorienta el campo sonoro sin intervención adicional.</w:t>
+      </w:r>
+    </w:p>
+    <w:p>
+      <w:pPr>
+        <w:jc w:val="both"/>
+      </w:pPr>
+      <w:r>
+        <w:rPr>
+          <w:sz w:val="22"/>
+        </w:rPr>
+        <w:t xml:space="preserve">6. El sistema desactiva las fuentes que quedan fuera de alcance y respeta el máximo de fuentes simultáneas del perfil de calidad.</w:t>
+      </w:r>
+    </w:p>
+    <w:p>
+      <w:pPr>
+        <w:jc w:val="both"/>
+      </w:pPr>
+      <w:r>
+        <w:rPr>
+          <w:sz w:val="22"/>
+        </w:rPr>
+        <w:t xml:space="preserve">7. El visitante puede silenciar la ambientación en cualquier momento desde el control visible en la interfaz.</w:t>
+      </w:r>
+    </w:p>
+    <w:p>
+      <w:pPr>
+        <w:jc w:val="both"/>
+      </w:pPr>
+      <w:r>
+        <w:rPr>
+          <w:sz w:val="22"/>
+        </w:rPr>
+        <w:t xml:space="preserve">Flujos alternativos:</w:t>
+      </w:r>
+    </w:p>
+    <w:p>
+      <w:pPr>
+        <w:pStyle w:val="ListBullet"/>
+        <w:spacing w:after="40"/>
+      </w:pPr>
+      <w:r>
+        <w:rPr>
+          <w:sz w:val="20"/>
+        </w:rPr>
+        <w:t xml:space="preserve">1a. El visitante elige iniciar en silencio: el sistema no reproduce ambientación y conserva esa preferencia para visitas posteriores.</w:t>
+      </w:r>
+    </w:p>
+    <w:p>
+      <w:pPr>
+        <w:pStyle w:val="ListBullet"/>
+        <w:spacing w:after="40"/>
+      </w:pPr>
+      <w:r>
+        <w:rPr>
+          <w:sz w:val="20"/>
+        </w:rPr>
+        <w:t xml:space="preserve">2a. El sistema no reproduce ningún sonido antes del gesto explícito del visitante, en ningún caso.</w:t>
+      </w:r>
+    </w:p>
+    <w:p>
+      <w:pPr>
+        <w:pStyle w:val="ListBullet"/>
+        <w:spacing w:after="40"/>
+      </w:pPr>
+      <w:r>
+        <w:rPr>
+          <w:sz w:val="20"/>
+        </w:rPr>
+        <w:t xml:space="preserve">4a. El navegador no aplica paneo binaural real: el sistema degrada la espacialización a paneo estéreo por distancia y continúa.</w:t>
+      </w:r>
+    </w:p>
+    <w:p>
+      <w:pPr>
+        <w:pStyle w:val="ListBullet"/>
+        <w:spacing w:after="40"/>
+      </w:pPr>
+      <w:r>
+        <w:rPr>
+          <w:sz w:val="20"/>
+        </w:rPr>
+        <w:t xml:space="preserve">6a. El número de fuentes en alcance supera el máximo permitido: el sistema conserva las más cercanas y desactiva el resto.</w:t>
+      </w:r>
+    </w:p>
+    <w:p>
+      <w:pPr>
+        <w:pStyle w:val="ListBullet"/>
+        <w:spacing w:after="40"/>
+      </w:pPr>
+      <w:r>
+        <w:rPr>
+          <w:sz w:val="20"/>
+        </w:rPr>
+        <w:t xml:space="preserve">7a. El visitante abre la ficha de un punto de interés: la ambientación continúa sin interrumpirse y la narración se reproduce solo si el visitante la activa.</w:t>
+      </w:r>
+    </w:p>
+    <w:p>
+      <w:pPr>
+        <w:jc w:val="both"/>
+      </w:pPr>
+      <w:r>
+        <w:rPr>
+          <w:sz w:val="22"/>
+        </w:rPr>
+        <w:t xml:space="preserve">Requerimientos asociados: RF-028, RNF-001, RNF-006, RNF-008, RNF-009, RNF-016</w:t>
+      </w:r>
+    </w:p>
+    <w:p>
+      <w:pPr>
+        <w:pStyle w:val="Heading4"/>
+      </w:pPr>
+      <w:r>
+        <w:t xml:space="preserve">6.1.14  CUS-014: Consultar un punto de interés patrimonial o histórico</w:t>
+      </w:r>
+    </w:p>
+    <w:p>
+      <w:pPr>
+        <w:jc w:val="both"/>
+      </w:pPr>
+      <w:r>
+        <w:rPr>
+          <w:sz w:val="22"/>
+        </w:rPr>
+        <w:t xml:space="preserve">Actor: Visitante</w:t>
+      </w:r>
+    </w:p>
+    <w:p>
+      <w:pPr>
+        <w:jc w:val="both"/>
+      </w:pPr>
+      <w:r>
+        <w:rPr>
+          <w:sz w:val="22"/>
+        </w:rPr>
+        <w:t xml:space="preserve">Descripción: El visitante activa un marcador correspondiente a un elemento no vivo del sendero —una puerta derrumbada, un muro, un monumento o un tramo de camino— y consulta su ficha con la historia del lugar.</w:t>
+      </w:r>
+    </w:p>
+    <w:p>
+      <w:pPr>
+        <w:jc w:val="both"/>
+      </w:pPr>
+      <w:r>
+        <w:rPr>
+          <w:sz w:val="22"/>
+        </w:rPr>
+        <w:t xml:space="preserve">Flujo principal:</w:t>
+      </w:r>
+    </w:p>
+    <w:p>
+      <w:pPr>
+        <w:jc w:val="both"/>
+      </w:pPr>
+      <w:r>
+        <w:rPr>
+          <w:sz w:val="22"/>
+        </w:rPr>
+        <w:t xml:space="preserve">1. El sistema muestra el marcador patrimonial, diferenciado por color y por forma de los marcadores de fauna y flora.</w:t>
+      </w:r>
+    </w:p>
+    <w:p>
+      <w:pPr>
+        <w:jc w:val="both"/>
+      </w:pPr>
+      <w:r>
+        <w:rPr>
+          <w:sz w:val="22"/>
+        </w:rPr>
+        <w:t xml:space="preserve">2. El visitante activa el marcador.</w:t>
+      </w:r>
+    </w:p>
+    <w:p>
+      <w:pPr>
+        <w:jc w:val="both"/>
+      </w:pPr>
+      <w:r>
+        <w:rPr>
+          <w:sz w:val="22"/>
+        </w:rPr>
+        <w:t xml:space="preserve">3. El sistema guarda la posición y la orientación actuales de la cámara.</w:t>
+      </w:r>
+    </w:p>
+    <w:p>
+      <w:pPr>
+        <w:jc w:val="both"/>
+      </w:pPr>
+      <w:r>
+        <w:rPr>
+          <w:sz w:val="22"/>
+        </w:rPr>
+        <w:t xml:space="preserve">4. El sistema abre el panel de ficha del elemento patrimonial.</w:t>
+      </w:r>
+    </w:p>
+    <w:p>
+      <w:pPr>
+        <w:jc w:val="both"/>
+      </w:pPr>
+      <w:r>
+        <w:rPr>
+          <w:sz w:val="22"/>
+        </w:rPr>
+        <w:t xml:space="preserve">5. El sistema muestra el modelo tridimensional del elemento, girable y con acercamiento.</w:t>
+      </w:r>
+    </w:p>
+    <w:p>
+      <w:pPr>
+        <w:jc w:val="both"/>
+      </w:pPr>
+      <w:r>
+        <w:rPr>
+          <w:sz w:val="22"/>
+        </w:rPr>
+        <w:t xml:space="preserve">6. El sistema muestra la nota histórica, la época aproximada y la fuente citable de la que procede la información.</w:t>
+      </w:r>
+    </w:p>
+    <w:p>
+      <w:pPr>
+        <w:jc w:val="both"/>
+      </w:pPr>
+      <w:r>
+        <w:rPr>
+          <w:sz w:val="22"/>
+        </w:rPr>
+        <w:t xml:space="preserve">7. El sistema omite los campos de distribución altitudinal e identificación de especie, que no aplican a este tipo de punto.</w:t>
+      </w:r>
+    </w:p>
+    <w:p>
+      <w:pPr>
+        <w:jc w:val="both"/>
+      </w:pPr>
+      <w:r>
+        <w:rPr>
+          <w:sz w:val="22"/>
+        </w:rPr>
+        <w:t xml:space="preserve">8. El visitante cierra la ficha y el sistema restaura la posición y la orientación guardadas.</w:t>
+      </w:r>
+    </w:p>
+    <w:p>
+      <w:pPr>
+        <w:jc w:val="both"/>
+      </w:pPr>
+      <w:r>
+        <w:rPr>
+          <w:sz w:val="22"/>
+        </w:rPr>
+        <w:t xml:space="preserve">Flujos alternativos:</w:t>
+      </w:r>
+    </w:p>
+    <w:p>
+      <w:pPr>
+        <w:pStyle w:val="ListBullet"/>
+        <w:spacing w:after="40"/>
+      </w:pPr>
+      <w:r>
+        <w:rPr>
+          <w:sz w:val="20"/>
+        </w:rPr>
+        <w:t xml:space="preserve">6a. La afirmación histórica no cuenta con fuente citable verificada: el sistema describe únicamente lo observable y marca la historia como pendiente de verificación; nunca la completa con datos no verificados.</w:t>
+      </w:r>
+    </w:p>
+    <w:p>
+      <w:pPr>
+        <w:pStyle w:val="ListBullet"/>
+        <w:spacing w:after="40"/>
+      </w:pPr>
+      <w:r>
+        <w:rPr>
+          <w:sz w:val="20"/>
+        </w:rPr>
+        <w:t xml:space="preserve">6b. El elemento todavía no tiene nota histórica: la ficha muestra el modelo y la descripción física, y omite la sección histórica.</w:t>
+      </w:r>
+    </w:p>
+    <w:p>
+      <w:pPr>
+        <w:pStyle w:val="ListBullet"/>
+        <w:spacing w:after="40"/>
+      </w:pPr>
+      <w:r>
+        <w:rPr>
+          <w:sz w:val="20"/>
+        </w:rPr>
+        <w:t xml:space="preserve">5a. El modelo tridimensional no carga: el sistema muestra la ficha sin visor e informa de la ausencia.</w:t>
+      </w:r>
+    </w:p>
+    <w:p>
+      <w:pPr>
+        <w:jc w:val="both"/>
+      </w:pPr>
+      <w:r>
+        <w:rPr>
+          <w:sz w:val="22"/>
+        </w:rPr>
+        <w:t xml:space="preserve">Requerimientos asociados: RF-006, RF-007, RF-009, RF-011, RF-018, RF-021, RF-024, RF-030, RNF-005, RNF-006, RNF-009, RNF-010, RNF-011</w:t>
+      </w:r>
+    </w:p>
+    <w:p>
+      <w:pPr>
+        <w:pStyle w:val="Heading4"/>
+      </w:pPr>
+      <w:r>
+        <w:t xml:space="preserve">6.1.15  CUS-015: Ajustar el nivel de detalle según la proximidad al recorrido</w:t>
+      </w:r>
+    </w:p>
+    <w:p>
+      <w:pPr>
+        <w:jc w:val="both"/>
+      </w:pPr>
+      <w:r>
+        <w:rPr>
+          <w:sz w:val="22"/>
+        </w:rPr>
+        <w:t xml:space="preserve">Actor: Sistema</w:t>
+      </w:r>
+    </w:p>
+    <w:p>
+      <w:pPr>
+        <w:jc w:val="both"/>
+      </w:pPr>
+      <w:r>
+        <w:rPr>
+          <w:sz w:val="22"/>
+        </w:rPr>
+        <w:t xml:space="preserve">Descripción: El sistema concentra el detalle de la escena en el entorno inmediato del recorrido y lo reduce progresivamente en el contexto más alejado, para sostener el rendimiento sin sacrificar aquello que el visitante observa de cerca.</w:t>
+      </w:r>
+    </w:p>
+    <w:p>
+      <w:pPr>
+        <w:jc w:val="both"/>
+      </w:pPr>
+      <w:r>
+        <w:rPr>
+          <w:sz w:val="22"/>
+        </w:rPr>
+        <w:t xml:space="preserve">Flujo principal:</w:t>
+      </w:r>
+    </w:p>
+    <w:p>
+      <w:pPr>
+        <w:jc w:val="both"/>
+      </w:pPr>
+      <w:r>
+        <w:rPr>
+          <w:sz w:val="22"/>
+        </w:rPr>
+        <w:t xml:space="preserve">1. El sistema obtiene del perfil de calidad la distancia base y el multiplicador de nivel de detalle correspondientes al dispositivo.</w:t>
+      </w:r>
+    </w:p>
+    <w:p>
+      <w:pPr>
+        <w:jc w:val="both"/>
+      </w:pPr>
+      <w:r>
+        <w:rPr>
+          <w:sz w:val="22"/>
+        </w:rPr>
+        <w:t xml:space="preserve">2. El sistema configura los niveles de detalle de la escena con una progresión geométrica a partir de la distancia base.</w:t>
+      </w:r>
+    </w:p>
+    <w:p>
+      <w:pPr>
+        <w:jc w:val="both"/>
+      </w:pPr>
+      <w:r>
+        <w:rPr>
+          <w:sz w:val="22"/>
+        </w:rPr>
+        <w:t xml:space="preserve">3. El sistema mantiene el máximo nivel de detalle en la banda inmediata al trazado, que coincide con la banda de alta densidad empleada durante la captura.</w:t>
+      </w:r>
+    </w:p>
+    <w:p>
+      <w:pPr>
+        <w:jc w:val="both"/>
+      </w:pPr>
+      <w:r>
+        <w:rPr>
+          <w:sz w:val="22"/>
+        </w:rPr>
+        <w:t xml:space="preserve">4. El sistema reduce progresivamente el detalle de los elementos más alejados del trazado conforme aumenta su distancia a la cámara.</w:t>
+      </w:r>
+    </w:p>
+    <w:p>
+      <w:pPr>
+        <w:jc w:val="both"/>
+      </w:pPr>
+      <w:r>
+        <w:rPr>
+          <w:sz w:val="22"/>
+        </w:rPr>
+        <w:t xml:space="preserve">5. El sistema actualiza la selección de niveles conforme el visitante avanza por el recorrido.</w:t>
+      </w:r>
+    </w:p>
+    <w:p>
+      <w:pPr>
+        <w:jc w:val="both"/>
+      </w:pPr>
+      <w:r>
+        <w:rPr>
+          <w:sz w:val="22"/>
+        </w:rPr>
+        <w:t xml:space="preserve">Flujos alternativos:</w:t>
+      </w:r>
+    </w:p>
+    <w:p>
+      <w:pPr>
+        <w:pStyle w:val="ListBullet"/>
+        <w:spacing w:after="40"/>
+      </w:pPr>
+      <w:r>
+        <w:rPr>
+          <w:sz w:val="20"/>
+        </w:rPr>
+        <w:t xml:space="preserve">1a. El dispositivo es móvil o de gama media: el sistema aplica un perfil con menor presupuesto de gaussianas y distancia base más corta.</w:t>
+      </w:r>
+    </w:p>
+    <w:p>
+      <w:pPr>
+        <w:pStyle w:val="ListBullet"/>
+        <w:spacing w:after="40"/>
+      </w:pPr>
+      <w:r>
+        <w:rPr>
+          <w:sz w:val="20"/>
+        </w:rPr>
+        <w:t xml:space="preserve">4a. Se percibe un salto visible al cambiar de nivel: se ajustan la distancia base y el multiplicador, y el ajuste se documenta con medición, no por impresión.</w:t>
+      </w:r>
+    </w:p>
+    <w:p>
+      <w:pPr>
+        <w:pStyle w:val="ListBullet"/>
+        <w:spacing w:after="40"/>
+      </w:pPr>
+      <w:r>
+        <w:rPr>
+          <w:sz w:val="20"/>
+        </w:rPr>
+        <w:t xml:space="preserve">5a. El rendimiento medido no alcanza el objetivo pese al ajuste: se escala a la estrategia de transmisión progresiva de la escena.</w:t>
+      </w:r>
+    </w:p>
+    <w:p>
+      <w:pPr>
+        <w:jc w:val="both"/>
+      </w:pPr>
+      <w:r>
+        <w:rPr>
+          <w:sz w:val="22"/>
+        </w:rPr>
+        <w:t xml:space="preserve">Requerimientos asociados: RF-002, RF-004, RF-022, RF-027, RNF-001</w:t>
+      </w:r>
+    </w:p>
+    <w:p>
+      <w:pPr>
         <w:pStyle w:val="Heading1"/>
       </w:pPr>
       <w:r>
@@ -3892,7 +5553,7 @@
         <w:tc>
           <w:tcPr>
             <w:tcW w:type="dxa" w:w="4873"/>
-            <w:shd w:val="clear" w:color="auto" w:fill="D9E2D9"/>
+            <w:shd w:val="clear" w:color="auto" w:fill="D9D9D9"/>
           </w:tcPr>
           <w:p>
             <w:r/>
@@ -3908,7 +5569,7 @@
         <w:tc>
           <w:tcPr>
             <w:tcW w:type="dxa" w:w="4873"/>
-            <w:shd w:val="clear" w:color="auto" w:fill="D9E2D9"/>
+            <w:shd w:val="clear" w:color="auto" w:fill="D9D9D9"/>
           </w:tcPr>
           <w:p>
             <w:r/>
@@ -4750,6 +6411,186 @@
                 <w:sz w:val="20"/>
               </w:rPr>
               <w:t>Onboarding en la primera visita</w:t>
+            </w:r>
+          </w:p>
+        </w:tc>
+      </w:tr>
+      <w:tr>
+        <w:tc>
+          <w:tcPr>
+            <w:tcW w:type="dxa" w:w="4873"/>
+          </w:tcPr>
+          <w:p>
+            <w:r>
+              <w:rPr>
+                <w:b w:val="0"/>
+                <w:sz w:val="20"/>
+              </w:rPr>
+              <w:t xml:space="preserve">RF-027</w:t>
+            </w:r>
+          </w:p>
+        </w:tc>
+        <w:tc>
+          <w:tcPr>
+            <w:tcW w:type="dxa" w:w="4873"/>
+          </w:tcPr>
+          <w:p>
+            <w:r>
+              <w:rPr>
+                <w:b w:val="0"/>
+                <w:sz w:val="20"/>
+              </w:rPr>
+              <w:t xml:space="preserve">Nivel de detalle por proximidad al recorrido</w:t>
+            </w:r>
+          </w:p>
+        </w:tc>
+      </w:tr>
+      <w:tr>
+        <w:tc>
+          <w:tcPr>
+            <w:tcW w:type="dxa" w:w="4873"/>
+          </w:tcPr>
+          <w:p>
+            <w:r>
+              <w:rPr>
+                <w:b w:val="0"/>
+                <w:sz w:val="20"/>
+              </w:rPr>
+              <w:t xml:space="preserve">RF-028</w:t>
+            </w:r>
+          </w:p>
+        </w:tc>
+        <w:tc>
+          <w:tcPr>
+            <w:tcW w:type="dxa" w:w="4873"/>
+          </w:tcPr>
+          <w:p>
+            <w:r>
+              <w:rPr>
+                <w:b w:val="0"/>
+                <w:sz w:val="20"/>
+              </w:rPr>
+              <w:t xml:space="preserve">Ambientación sonora binaural con audio espacial 3D</w:t>
+            </w:r>
+          </w:p>
+        </w:tc>
+      </w:tr>
+      <w:tr>
+        <w:tc>
+          <w:tcPr>
+            <w:tcW w:type="dxa" w:w="4873"/>
+          </w:tcPr>
+          <w:p>
+            <w:r>
+              <w:rPr>
+                <w:b w:val="0"/>
+                <w:sz w:val="20"/>
+              </w:rPr>
+              <w:t xml:space="preserve">RF-029</w:t>
+            </w:r>
+          </w:p>
+        </w:tc>
+        <w:tc>
+          <w:tcPr>
+            <w:tcW w:type="dxa" w:w="4873"/>
+          </w:tcPr>
+          <w:p>
+            <w:r>
+              <w:rPr>
+                <w:b w:val="0"/>
+                <w:sz w:val="20"/>
+              </w:rPr>
+              <w:t xml:space="preserve">Animación de reposo en el modelo tridimensional de fauna</w:t>
+            </w:r>
+          </w:p>
+        </w:tc>
+      </w:tr>
+      <w:tr>
+        <w:tc>
+          <w:tcPr>
+            <w:tcW w:type="dxa" w:w="4873"/>
+          </w:tcPr>
+          <w:p>
+            <w:r>
+              <w:rPr>
+                <w:b w:val="0"/>
+                <w:sz w:val="20"/>
+              </w:rPr>
+              <w:t xml:space="preserve">RF-030</w:t>
+            </w:r>
+          </w:p>
+        </w:tc>
+        <w:tc>
+          <w:tcPr>
+            <w:tcW w:type="dxa" w:w="4873"/>
+          </w:tcPr>
+          <w:p>
+            <w:r>
+              <w:rPr>
+                <w:b w:val="0"/>
+                <w:sz w:val="20"/>
+              </w:rPr>
+              <w:t xml:space="preserve">Ficha de punto de interés patrimonial o histórico</w:t>
+            </w:r>
+          </w:p>
+        </w:tc>
+      </w:tr>
+      <w:tr>
+        <w:tc>
+          <w:tcPr>
+            <w:tcW w:type="dxa" w:w="4873"/>
+          </w:tcPr>
+          <w:p>
+            <w:r>
+              <w:rPr>
+                <w:b w:val="0"/>
+                <w:sz w:val="20"/>
+              </w:rPr>
+              <w:t xml:space="preserve">RF-031</w:t>
+            </w:r>
+          </w:p>
+        </w:tc>
+        <w:tc>
+          <w:tcPr>
+            <w:tcW w:type="dxa" w:w="4873"/>
+          </w:tcPr>
+          <w:p>
+            <w:r>
+              <w:rPr>
+                <w:b w:val="0"/>
+                <w:sz w:val="20"/>
+              </w:rPr>
+              <w:t xml:space="preserve">Consejos de avistamiento en la ficha de fauna</w:t>
+            </w:r>
+          </w:p>
+        </w:tc>
+      </w:tr>
+      <w:tr>
+        <w:tc>
+          <w:tcPr>
+            <w:tcW w:type="dxa" w:w="4873"/>
+          </w:tcPr>
+          <w:p>
+            <w:r>
+              <w:rPr>
+                <w:b w:val="0"/>
+                <w:sz w:val="20"/>
+              </w:rPr>
+              <w:t xml:space="preserve">RF-032</w:t>
+            </w:r>
+          </w:p>
+        </w:tc>
+        <w:tc>
+          <w:tcPr>
+            <w:tcW w:type="dxa" w:w="4873"/>
+          </w:tcPr>
+          <w:p>
+            <w:r>
+              <w:rPr>
+                <w:b w:val="0"/>
+                <w:sz w:val="20"/>
+              </w:rPr>
+              <w:t xml:space="preserve">Identidad visual aplicada: paleta y tipografía</w:t>
             </w:r>
           </w:p>
         </w:tc>
@@ -13680,6 +15521,1938 @@
         </w:tc>
       </w:tr>
     </w:tbl>
+    <w:tbl>
+      <w:tblPr>
+        <w:tblStyle w:val="TableGrid"/>
+        <w:tblW w:type="auto" w:w="0"/>
+        <w:jc w:val="center"/>
+        <w:tblLook w:firstColumn="1" w:firstRow="1" w:lastColumn="0" w:lastRow="0" w:noHBand="0" w:noVBand="1" w:val="04A0"/>
+      </w:tblPr>
+      <w:tblGrid>
+        <w:gridCol w:w="4873"/>
+        <w:gridCol w:w="4873"/>
+      </w:tblGrid>
+      <w:tr>
+        <w:tc>
+          <w:tcPr>
+            <w:tcW w:type="dxa" w:w="3402"/>
+            <w:shd w:val="clear" w:color="auto" w:fill="F2F2F2"/>
+          </w:tcPr>
+          <w:p>
+            <w:r>
+              <w:rPr>
+                <w:b/>
+                <w:sz w:val="18"/>
+              </w:rPr>
+              <w:t xml:space="preserve">Identificador</w:t>
+            </w:r>
+          </w:p>
+        </w:tc>
+        <w:tc>
+          <w:tcPr>
+            <w:tcW w:type="dxa" w:w="5953"/>
+          </w:tcPr>
+          <w:p>
+            <w:r>
+              <w:rPr>
+                <w:b w:val="0"/>
+                <w:sz w:val="18"/>
+              </w:rPr>
+              <w:t xml:space="preserve">RF-027</w:t>
+            </w:r>
+          </w:p>
+        </w:tc>
+      </w:tr>
+      <w:tr>
+        <w:tc>
+          <w:tcPr>
+            <w:tcW w:type="dxa" w:w="3402"/>
+            <w:shd w:val="clear" w:color="auto" w:fill="F2F2F2"/>
+          </w:tcPr>
+          <w:p>
+            <w:r>
+              <w:rPr>
+                <w:b/>
+                <w:sz w:val="18"/>
+              </w:rPr>
+              <w:t xml:space="preserve">Nombre del Requerimiento</w:t>
+            </w:r>
+          </w:p>
+        </w:tc>
+        <w:tc>
+          <w:tcPr>
+            <w:tcW w:type="dxa" w:w="5953"/>
+          </w:tcPr>
+          <w:p>
+            <w:r>
+              <w:rPr>
+                <w:b w:val="0"/>
+                <w:sz w:val="18"/>
+              </w:rPr>
+              <w:t xml:space="preserve">Nivel de detalle por proximidad al recorrido</w:t>
+            </w:r>
+          </w:p>
+        </w:tc>
+      </w:tr>
+      <w:tr>
+        <w:tc>
+          <w:tcPr>
+            <w:tcW w:type="dxa" w:w="3402"/>
+            <w:shd w:val="clear" w:color="auto" w:fill="F2F2F2"/>
+          </w:tcPr>
+          <w:p>
+            <w:r>
+              <w:rPr>
+                <w:b/>
+                <w:sz w:val="18"/>
+              </w:rPr>
+              <w:t xml:space="preserve">Descripción</w:t>
+            </w:r>
+          </w:p>
+        </w:tc>
+        <w:tc>
+          <w:tcPr>
+            <w:tcW w:type="dxa" w:w="5953"/>
+          </w:tcPr>
+          <w:p>
+            <w:r>
+              <w:rPr>
+                <w:b w:val="0"/>
+                <w:sz w:val="18"/>
+              </w:rPr>
+              <w:t xml:space="preserve">El sistema debe representar con el máximo nivel de detalle los elementos situados en la banda inmediata al trazado —desde el suelo hasta aproximadamente un metro por encima de la altura de la vista del visitante, y aproximadamente un metro a cada lado del eje del sendero— y reducir progresivamente el detalle de los elementos situados fuera de esa banda, sin eliminarlos.</w:t>
+            </w:r>
+          </w:p>
+        </w:tc>
+      </w:tr>
+      <w:tr>
+        <w:tc>
+          <w:tcPr>
+            <w:tcW w:type="dxa" w:w="3402"/>
+            <w:shd w:val="clear" w:color="auto" w:fill="F2F2F2"/>
+          </w:tcPr>
+          <w:p>
+            <w:r>
+              <w:rPr>
+                <w:b/>
+                <w:sz w:val="18"/>
+              </w:rPr>
+              <w:t xml:space="preserve">Actor</w:t>
+            </w:r>
+          </w:p>
+        </w:tc>
+        <w:tc>
+          <w:tcPr>
+            <w:tcW w:type="dxa" w:w="5953"/>
+          </w:tcPr>
+          <w:p>
+            <w:r>
+              <w:rPr>
+                <w:b w:val="0"/>
+                <w:sz w:val="18"/>
+              </w:rPr>
+              <w:t xml:space="preserve">Sistema</w:t>
+            </w:r>
+          </w:p>
+        </w:tc>
+      </w:tr>
+      <w:tr>
+        <w:tc>
+          <w:tcPr>
+            <w:tcW w:type="dxa" w:w="3402"/>
+            <w:shd w:val="clear" w:color="auto" w:fill="F2F2F2"/>
+          </w:tcPr>
+          <w:p>
+            <w:r>
+              <w:rPr>
+                <w:b/>
+                <w:sz w:val="18"/>
+              </w:rPr>
+              <w:t xml:space="preserve">Reglas de negocio relacionadas</w:t>
+            </w:r>
+          </w:p>
+        </w:tc>
+        <w:tc>
+          <w:tcPr>
+            <w:tcW w:type="dxa" w:w="5953"/>
+          </w:tcPr>
+          <w:p>
+            <w:r>
+              <w:rPr>
+                <w:b w:val="0"/>
+                <w:sz w:val="18"/>
+              </w:rPr>
+              <w:t xml:space="preserve">El desplazamiento está restringido al trazado autorizado (RF-004), por lo que la distancia a la cámara equivale a la distancia al recorrido. El ajuste es automático y no lo elige el usuario. Los valores concretos se fijan mediante medición sobre el dispositivo de referencia y no por estimación.</w:t>
+            </w:r>
+          </w:p>
+        </w:tc>
+      </w:tr>
+      <w:tr>
+        <w:tc>
+          <w:tcPr>
+            <w:tcW w:type="dxa" w:w="3402"/>
+            <w:shd w:val="clear" w:color="auto" w:fill="F2F2F2"/>
+          </w:tcPr>
+          <w:p>
+            <w:r>
+              <w:rPr>
+                <w:b/>
+                <w:sz w:val="18"/>
+              </w:rPr>
+              <w:t xml:space="preserve">Interoperabilidad con otro sistema, módulo o componente</w:t>
+            </w:r>
+          </w:p>
+        </w:tc>
+        <w:tc>
+          <w:tcPr>
+            <w:tcW w:type="dxa" w:w="5953"/>
+          </w:tcPr>
+          <w:p>
+            <w:r>
+              <w:rPr>
+                <w:b w:val="0"/>
+                <w:sz w:val="18"/>
+              </w:rPr>
+              <w:t xml:space="preserve">Módulo de motor de recorrido; componente de renderizado de Gaussian Splats del motor gráfico.</w:t>
+            </w:r>
+          </w:p>
+        </w:tc>
+      </w:tr>
+      <w:tr>
+        <w:tc>
+          <w:tcPr>
+            <w:tcW w:type="dxa" w:w="3402"/>
+            <w:shd w:val="clear" w:color="auto" w:fill="F2F2F2"/>
+          </w:tcPr>
+          <w:p>
+            <w:r>
+              <w:rPr>
+                <w:b/>
+                <w:sz w:val="18"/>
+              </w:rPr>
+              <w:t xml:space="preserve">Relaciones entre requerimientos</w:t>
+            </w:r>
+          </w:p>
+        </w:tc>
+        <w:tc>
+          <w:tcPr>
+            <w:tcW w:type="dxa" w:w="5953"/>
+          </w:tcPr>
+          <w:p>
+            <w:r>
+              <w:rPr>
+                <w:b w:val="0"/>
+                <w:sz w:val="18"/>
+              </w:rPr>
+              <w:t xml:space="preserve">RF-002 (Recorrido en Gaussian Splats), RF-004 (Restricción al trazado), RF-022 (Ajuste de calidad según el dispositivo), RNF-001 (Rendimiento)</w:t>
+            </w:r>
+          </w:p>
+        </w:tc>
+      </w:tr>
+      <w:tr>
+        <w:tc>
+          <w:tcPr>
+            <w:tcW w:type="dxa" w:w="3402"/>
+            <w:shd w:val="clear" w:color="auto" w:fill="F2F2F2"/>
+          </w:tcPr>
+          <w:p>
+            <w:r>
+              <w:rPr>
+                <w:b/>
+                <w:sz w:val="18"/>
+              </w:rPr>
+              <w:t xml:space="preserve">Casos de uso relacionados / Historias de usuario relacionados</w:t>
+            </w:r>
+          </w:p>
+        </w:tc>
+        <w:tc>
+          <w:tcPr>
+            <w:tcW w:type="dxa" w:w="5953"/>
+          </w:tcPr>
+          <w:p>
+            <w:r>
+              <w:rPr>
+                <w:b w:val="0"/>
+                <w:sz w:val="18"/>
+              </w:rPr>
+              <w:t xml:space="preserve">CUS-002, CUS-010, CUS-015</w:t>
+            </w:r>
+          </w:p>
+        </w:tc>
+      </w:tr>
+      <w:tr>
+        <w:tc>
+          <w:tcPr>
+            <w:tcW w:type="dxa" w:w="3402"/>
+            <w:shd w:val="clear" w:color="auto" w:fill="F2F2F2"/>
+          </w:tcPr>
+          <w:p>
+            <w:r>
+              <w:rPr>
+                <w:b/>
+                <w:sz w:val="18"/>
+              </w:rPr>
+              <w:t xml:space="preserve">Responsable elaboración</w:t>
+            </w:r>
+          </w:p>
+        </w:tc>
+        <w:tc>
+          <w:tcPr>
+            <w:tcW w:type="dxa" w:w="5953"/>
+          </w:tcPr>
+          <w:p>
+            <w:r>
+              <w:rPr>
+                <w:b w:val="0"/>
+                <w:sz w:val="18"/>
+              </w:rPr>
+              <w:t xml:space="preserve">Alejandra Chambueta</w:t>
+            </w:r>
+          </w:p>
+        </w:tc>
+      </w:tr>
+      <w:tr>
+        <w:tc>
+          <w:tcPr>
+            <w:tcW w:type="dxa" w:w="3402"/>
+            <w:shd w:val="clear" w:color="auto" w:fill="F2F2F2"/>
+          </w:tcPr>
+          <w:p>
+            <w:r>
+              <w:rPr>
+                <w:b/>
+                <w:sz w:val="18"/>
+              </w:rPr>
+              <w:t xml:space="preserve">Fecha de elaboración</w:t>
+            </w:r>
+          </w:p>
+        </w:tc>
+        <w:tc>
+          <w:tcPr>
+            <w:tcW w:type="dxa" w:w="5953"/>
+          </w:tcPr>
+          <w:p>
+            <w:r>
+              <w:rPr>
+                <w:b w:val="0"/>
+                <w:sz w:val="18"/>
+              </w:rPr>
+              <w:t xml:space="preserve">11/08/2026</w:t>
+            </w:r>
+          </w:p>
+        </w:tc>
+      </w:tr>
+    </w:tbl>
+    <w:tbl>
+      <w:tblPr>
+        <w:tblStyle w:val="TableGrid"/>
+        <w:tblW w:type="auto" w:w="0"/>
+        <w:jc w:val="center"/>
+        <w:tblLook w:firstColumn="1" w:firstRow="1" w:lastColumn="0" w:lastRow="0" w:noHBand="0" w:noVBand="1" w:val="04A0"/>
+      </w:tblPr>
+      <w:tblGrid>
+        <w:gridCol w:w="4873"/>
+        <w:gridCol w:w="4873"/>
+      </w:tblGrid>
+      <w:tr>
+        <w:tc>
+          <w:tcPr>
+            <w:tcW w:type="dxa" w:w="3402"/>
+            <w:shd w:val="clear" w:color="auto" w:fill="F2F2F2"/>
+          </w:tcPr>
+          <w:p>
+            <w:r>
+              <w:rPr>
+                <w:b/>
+                <w:sz w:val="18"/>
+              </w:rPr>
+              <w:t xml:space="preserve">Identificador</w:t>
+            </w:r>
+          </w:p>
+        </w:tc>
+        <w:tc>
+          <w:tcPr>
+            <w:tcW w:type="dxa" w:w="5953"/>
+          </w:tcPr>
+          <w:p>
+            <w:r>
+              <w:rPr>
+                <w:b w:val="0"/>
+                <w:sz w:val="18"/>
+              </w:rPr>
+              <w:t xml:space="preserve">RF-028</w:t>
+            </w:r>
+          </w:p>
+        </w:tc>
+      </w:tr>
+      <w:tr>
+        <w:tc>
+          <w:tcPr>
+            <w:tcW w:type="dxa" w:w="3402"/>
+            <w:shd w:val="clear" w:color="auto" w:fill="F2F2F2"/>
+          </w:tcPr>
+          <w:p>
+            <w:r>
+              <w:rPr>
+                <w:b/>
+                <w:sz w:val="18"/>
+              </w:rPr>
+              <w:t xml:space="preserve">Nombre del Requerimiento</w:t>
+            </w:r>
+          </w:p>
+        </w:tc>
+        <w:tc>
+          <w:tcPr>
+            <w:tcW w:type="dxa" w:w="5953"/>
+          </w:tcPr>
+          <w:p>
+            <w:r>
+              <w:rPr>
+                <w:b w:val="0"/>
+                <w:sz w:val="18"/>
+              </w:rPr>
+              <w:t xml:space="preserve">Ambientación sonora binaural con audio espacial 3D</w:t>
+            </w:r>
+          </w:p>
+        </w:tc>
+      </w:tr>
+      <w:tr>
+        <w:tc>
+          <w:tcPr>
+            <w:tcW w:type="dxa" w:w="3402"/>
+            <w:shd w:val="clear" w:color="auto" w:fill="F2F2F2"/>
+          </w:tcPr>
+          <w:p>
+            <w:r>
+              <w:rPr>
+                <w:b/>
+                <w:sz w:val="18"/>
+              </w:rPr>
+              <w:t xml:space="preserve">Descripción</w:t>
+            </w:r>
+          </w:p>
+        </w:tc>
+        <w:tc>
+          <w:tcPr>
+            <w:tcW w:type="dxa" w:w="5953"/>
+          </w:tcPr>
+          <w:p>
+            <w:r>
+              <w:rPr>
+                <w:b w:val="0"/>
+                <w:sz w:val="18"/>
+              </w:rPr>
+              <w:t xml:space="preserve">El sistema debe reproducir una ambientación sonora continua durante el recorrido, compuesta por un lecho ambiente no posicional y por fuentes sonoras puntuales espacializadas en tres dimensiones mediante paneo binaural, ancladas a posiciones reales del tramo y declaradas en un archivo de configuración.</w:t>
+            </w:r>
+          </w:p>
+        </w:tc>
+      </w:tr>
+      <w:tr>
+        <w:tc>
+          <w:tcPr>
+            <w:tcW w:type="dxa" w:w="3402"/>
+            <w:shd w:val="clear" w:color="auto" w:fill="F2F2F2"/>
+          </w:tcPr>
+          <w:p>
+            <w:r>
+              <w:rPr>
+                <w:b/>
+                <w:sz w:val="18"/>
+              </w:rPr>
+              <w:t xml:space="preserve">Actor</w:t>
+            </w:r>
+          </w:p>
+        </w:tc>
+        <w:tc>
+          <w:tcPr>
+            <w:tcW w:type="dxa" w:w="5953"/>
+          </w:tcPr>
+          <w:p>
+            <w:r>
+              <w:rPr>
+                <w:b w:val="0"/>
+                <w:sz w:val="18"/>
+              </w:rPr>
+              <w:t xml:space="preserve">Sistema</w:t>
+            </w:r>
+          </w:p>
+        </w:tc>
+      </w:tr>
+      <w:tr>
+        <w:tc>
+          <w:tcPr>
+            <w:tcW w:type="dxa" w:w="3402"/>
+            <w:shd w:val="clear" w:color="auto" w:fill="F2F2F2"/>
+          </w:tcPr>
+          <w:p>
+            <w:r>
+              <w:rPr>
+                <w:b/>
+                <w:sz w:val="18"/>
+              </w:rPr>
+              <w:t xml:space="preserve">Reglas de negocio relacionadas</w:t>
+            </w:r>
+          </w:p>
+        </w:tc>
+        <w:tc>
+          <w:tcPr>
+            <w:tcW w:type="dxa" w:w="5953"/>
+          </w:tcPr>
+          <w:p>
+            <w:r>
+              <w:rPr>
+                <w:b w:val="0"/>
+                <w:sz w:val="18"/>
+              </w:rPr>
+              <w:t xml:space="preserve">La reproducción nace siempre de un gesto explícito del visitante y nunca de forma automática. Existe un control de silencio permanentemente visible y la preferencia se conserva entre visitas. El oyente del campo sonoro es la cámara del recorrido. El material sonoro procede del propio sendero.</w:t>
+            </w:r>
+          </w:p>
+        </w:tc>
+      </w:tr>
+      <w:tr>
+        <w:tc>
+          <w:tcPr>
+            <w:tcW w:type="dxa" w:w="3402"/>
+            <w:shd w:val="clear" w:color="auto" w:fill="F2F2F2"/>
+          </w:tcPr>
+          <w:p>
+            <w:r>
+              <w:rPr>
+                <w:b/>
+                <w:sz w:val="18"/>
+              </w:rPr>
+              <w:t xml:space="preserve">Interoperabilidad con otro sistema, módulo o componente</w:t>
+            </w:r>
+          </w:p>
+        </w:tc>
+        <w:tc>
+          <w:tcPr>
+            <w:tcW w:type="dxa" w:w="5953"/>
+          </w:tcPr>
+          <w:p>
+            <w:r>
+              <w:rPr>
+                <w:b w:val="0"/>
+                <w:sz w:val="18"/>
+              </w:rPr>
+              <w:t xml:space="preserve">Módulo de audio; interfaz de audio del navegador; módulo de motor de recorrido, que aporta la posición del oyente.</w:t>
+            </w:r>
+          </w:p>
+        </w:tc>
+      </w:tr>
+      <w:tr>
+        <w:tc>
+          <w:tcPr>
+            <w:tcW w:type="dxa" w:w="3402"/>
+            <w:shd w:val="clear" w:color="auto" w:fill="F2F2F2"/>
+          </w:tcPr>
+          <w:p>
+            <w:r>
+              <w:rPr>
+                <w:b/>
+                <w:sz w:val="18"/>
+              </w:rPr>
+              <w:t xml:space="preserve">Relaciones entre requerimientos</w:t>
+            </w:r>
+          </w:p>
+        </w:tc>
+        <w:tc>
+          <w:tcPr>
+            <w:tcW w:type="dxa" w:w="5953"/>
+          </w:tcPr>
+          <w:p>
+            <w:r>
+              <w:rPr>
+                <w:b w:val="0"/>
+                <w:sz w:val="18"/>
+              </w:rPr>
+              <w:t xml:space="preserve">RF-011 (Reproducción de la narración), RF-012 (Canto del ave), RF-022 (Ajuste de calidad), RNF-008 (Comportamiento del sonido), RNF-016 (Presupuesto de audio espacial)</w:t>
+            </w:r>
+          </w:p>
+        </w:tc>
+      </w:tr>
+      <w:tr>
+        <w:tc>
+          <w:tcPr>
+            <w:tcW w:type="dxa" w:w="3402"/>
+            <w:shd w:val="clear" w:color="auto" w:fill="F2F2F2"/>
+          </w:tcPr>
+          <w:p>
+            <w:r>
+              <w:rPr>
+                <w:b/>
+                <w:sz w:val="18"/>
+              </w:rPr>
+              <w:t xml:space="preserve">Casos de uso relacionados / Historias de usuario relacionados</w:t>
+            </w:r>
+          </w:p>
+        </w:tc>
+        <w:tc>
+          <w:tcPr>
+            <w:tcW w:type="dxa" w:w="5953"/>
+          </w:tcPr>
+          <w:p>
+            <w:r>
+              <w:rPr>
+                <w:b w:val="0"/>
+                <w:sz w:val="18"/>
+              </w:rPr>
+              <w:t xml:space="preserve">CUS-001, CUS-013</w:t>
+            </w:r>
+          </w:p>
+        </w:tc>
+      </w:tr>
+      <w:tr>
+        <w:tc>
+          <w:tcPr>
+            <w:tcW w:type="dxa" w:w="3402"/>
+            <w:shd w:val="clear" w:color="auto" w:fill="F2F2F2"/>
+          </w:tcPr>
+          <w:p>
+            <w:r>
+              <w:rPr>
+                <w:b/>
+                <w:sz w:val="18"/>
+              </w:rPr>
+              <w:t xml:space="preserve">Responsable elaboración</w:t>
+            </w:r>
+          </w:p>
+        </w:tc>
+        <w:tc>
+          <w:tcPr>
+            <w:tcW w:type="dxa" w:w="5953"/>
+          </w:tcPr>
+          <w:p>
+            <w:r>
+              <w:rPr>
+                <w:b w:val="0"/>
+                <w:sz w:val="18"/>
+              </w:rPr>
+              <w:t xml:space="preserve">David Beltrán</w:t>
+            </w:r>
+          </w:p>
+        </w:tc>
+      </w:tr>
+      <w:tr>
+        <w:tc>
+          <w:tcPr>
+            <w:tcW w:type="dxa" w:w="3402"/>
+            <w:shd w:val="clear" w:color="auto" w:fill="F2F2F2"/>
+          </w:tcPr>
+          <w:p>
+            <w:r>
+              <w:rPr>
+                <w:b/>
+                <w:sz w:val="18"/>
+              </w:rPr>
+              <w:t xml:space="preserve">Fecha de elaboración</w:t>
+            </w:r>
+          </w:p>
+        </w:tc>
+        <w:tc>
+          <w:tcPr>
+            <w:tcW w:type="dxa" w:w="5953"/>
+          </w:tcPr>
+          <w:p>
+            <w:r>
+              <w:rPr>
+                <w:b w:val="0"/>
+                <w:sz w:val="18"/>
+              </w:rPr>
+              <w:t xml:space="preserve">11/08/2026</w:t>
+            </w:r>
+          </w:p>
+        </w:tc>
+      </w:tr>
+    </w:tbl>
+    <w:tbl>
+      <w:tblPr>
+        <w:tblStyle w:val="TableGrid"/>
+        <w:tblW w:type="auto" w:w="0"/>
+        <w:jc w:val="center"/>
+        <w:tblLook w:firstColumn="1" w:firstRow="1" w:lastColumn="0" w:lastRow="0" w:noHBand="0" w:noVBand="1" w:val="04A0"/>
+      </w:tblPr>
+      <w:tblGrid>
+        <w:gridCol w:w="4873"/>
+        <w:gridCol w:w="4873"/>
+      </w:tblGrid>
+      <w:tr>
+        <w:tc>
+          <w:tcPr>
+            <w:tcW w:type="dxa" w:w="3402"/>
+            <w:shd w:val="clear" w:color="auto" w:fill="F2F2F2"/>
+          </w:tcPr>
+          <w:p>
+            <w:r>
+              <w:rPr>
+                <w:b/>
+                <w:sz w:val="18"/>
+              </w:rPr>
+              <w:t xml:space="preserve">Identificador</w:t>
+            </w:r>
+          </w:p>
+        </w:tc>
+        <w:tc>
+          <w:tcPr>
+            <w:tcW w:type="dxa" w:w="5953"/>
+          </w:tcPr>
+          <w:p>
+            <w:r>
+              <w:rPr>
+                <w:b w:val="0"/>
+                <w:sz w:val="18"/>
+              </w:rPr>
+              <w:t xml:space="preserve">RF-029</w:t>
+            </w:r>
+          </w:p>
+        </w:tc>
+      </w:tr>
+      <w:tr>
+        <w:tc>
+          <w:tcPr>
+            <w:tcW w:type="dxa" w:w="3402"/>
+            <w:shd w:val="clear" w:color="auto" w:fill="F2F2F2"/>
+          </w:tcPr>
+          <w:p>
+            <w:r>
+              <w:rPr>
+                <w:b/>
+                <w:sz w:val="18"/>
+              </w:rPr>
+              <w:t xml:space="preserve">Nombre del Requerimiento</w:t>
+            </w:r>
+          </w:p>
+        </w:tc>
+        <w:tc>
+          <w:tcPr>
+            <w:tcW w:type="dxa" w:w="5953"/>
+          </w:tcPr>
+          <w:p>
+            <w:r>
+              <w:rPr>
+                <w:b w:val="0"/>
+                <w:sz w:val="18"/>
+              </w:rPr>
+              <w:t xml:space="preserve">Animación de reposo en el modelo tridimensional de fauna</w:t>
+            </w:r>
+          </w:p>
+        </w:tc>
+      </w:tr>
+      <w:tr>
+        <w:tc>
+          <w:tcPr>
+            <w:tcW w:type="dxa" w:w="3402"/>
+            <w:shd w:val="clear" w:color="auto" w:fill="F2F2F2"/>
+          </w:tcPr>
+          <w:p>
+            <w:r>
+              <w:rPr>
+                <w:b/>
+                <w:sz w:val="18"/>
+              </w:rPr>
+              <w:t xml:space="preserve">Descripción</w:t>
+            </w:r>
+          </w:p>
+        </w:tc>
+        <w:tc>
+          <w:tcPr>
+            <w:tcW w:type="dxa" w:w="5953"/>
+          </w:tcPr>
+          <w:p>
+            <w:r>
+              <w:rPr>
+                <w:b w:val="0"/>
+                <w:sz w:val="18"/>
+              </w:rPr>
+              <w:t xml:space="preserve">El sistema debe reproducir en bucle una animación de reposo —aleteo— sobre el modelo tridimensional de los puntos de interés de fauna, desde el momento en que se abre la ficha y sin que el visitante deba activarla.</w:t>
+            </w:r>
+          </w:p>
+        </w:tc>
+      </w:tr>
+      <w:tr>
+        <w:tc>
+          <w:tcPr>
+            <w:tcW w:type="dxa" w:w="3402"/>
+            <w:shd w:val="clear" w:color="auto" w:fill="F2F2F2"/>
+          </w:tcPr>
+          <w:p>
+            <w:r>
+              <w:rPr>
+                <w:b/>
+                <w:sz w:val="18"/>
+              </w:rPr>
+              <w:t xml:space="preserve">Actor</w:t>
+            </w:r>
+          </w:p>
+        </w:tc>
+        <w:tc>
+          <w:tcPr>
+            <w:tcW w:type="dxa" w:w="5953"/>
+          </w:tcPr>
+          <w:p>
+            <w:r>
+              <w:rPr>
+                <w:b w:val="0"/>
+                <w:sz w:val="18"/>
+              </w:rPr>
+              <w:t xml:space="preserve">Sistema</w:t>
+            </w:r>
+          </w:p>
+        </w:tc>
+      </w:tr>
+      <w:tr>
+        <w:tc>
+          <w:tcPr>
+            <w:tcW w:type="dxa" w:w="3402"/>
+            <w:shd w:val="clear" w:color="auto" w:fill="F2F2F2"/>
+          </w:tcPr>
+          <w:p>
+            <w:r>
+              <w:rPr>
+                <w:b/>
+                <w:sz w:val="18"/>
+              </w:rPr>
+              <w:t xml:space="preserve">Reglas de negocio relacionadas</w:t>
+            </w:r>
+          </w:p>
+        </w:tc>
+        <w:tc>
+          <w:tcPr>
+            <w:tcW w:type="dxa" w:w="5953"/>
+          </w:tcPr>
+          <w:p>
+            <w:r>
+              <w:rPr>
+                <w:b w:val="0"/>
+                <w:sz w:val="18"/>
+              </w:rPr>
+              <w:t xml:space="preserve">La animación se declara por configuración, mediante el nombre del clip contenido en el propio modelo. El bucle no debe presentar salto perceptible. La regla de no reproducción automática aplica al audio, no a la animación visual.</w:t>
+            </w:r>
+          </w:p>
+        </w:tc>
+      </w:tr>
+      <w:tr>
+        <w:tc>
+          <w:tcPr>
+            <w:tcW w:type="dxa" w:w="3402"/>
+            <w:shd w:val="clear" w:color="auto" w:fill="F2F2F2"/>
+          </w:tcPr>
+          <w:p>
+            <w:r>
+              <w:rPr>
+                <w:b/>
+                <w:sz w:val="18"/>
+              </w:rPr>
+              <w:t xml:space="preserve">Interoperabilidad con otro sistema, módulo o componente</w:t>
+            </w:r>
+          </w:p>
+        </w:tc>
+        <w:tc>
+          <w:tcPr>
+            <w:tcW w:type="dxa" w:w="5953"/>
+          </w:tcPr>
+          <w:p>
+            <w:r>
+              <w:rPr>
+                <w:b w:val="0"/>
+                <w:sz w:val="18"/>
+              </w:rPr>
+              <w:t xml:space="preserve">Módulo de puntos de interés; visor tridimensional de la ficha; formato de modelo glTF.</w:t>
+            </w:r>
+          </w:p>
+        </w:tc>
+      </w:tr>
+      <w:tr>
+        <w:tc>
+          <w:tcPr>
+            <w:tcW w:type="dxa" w:w="3402"/>
+            <w:shd w:val="clear" w:color="auto" w:fill="F2F2F2"/>
+          </w:tcPr>
+          <w:p>
+            <w:r>
+              <w:rPr>
+                <w:b/>
+                <w:sz w:val="18"/>
+              </w:rPr>
+              <w:t xml:space="preserve">Relaciones entre requerimientos</w:t>
+            </w:r>
+          </w:p>
+        </w:tc>
+        <w:tc>
+          <w:tcPr>
+            <w:tcW w:type="dxa" w:w="5953"/>
+          </w:tcPr>
+          <w:p>
+            <w:r>
+              <w:rPr>
+                <w:b w:val="0"/>
+                <w:sz w:val="18"/>
+              </w:rPr>
+              <w:t xml:space="preserve">RF-009 (Visor 3D de la ficha), RF-021 (Alta de POI por configuración), RNF-001 (Rendimiento), RNF-012 (Presupuesto de los modelos 3D)</w:t>
+            </w:r>
+          </w:p>
+        </w:tc>
+      </w:tr>
+      <w:tr>
+        <w:tc>
+          <w:tcPr>
+            <w:tcW w:type="dxa" w:w="3402"/>
+            <w:shd w:val="clear" w:color="auto" w:fill="F2F2F2"/>
+          </w:tcPr>
+          <w:p>
+            <w:r>
+              <w:rPr>
+                <w:b/>
+                <w:sz w:val="18"/>
+              </w:rPr>
+              <w:t xml:space="preserve">Casos de uso relacionados / Historias de usuario relacionados</w:t>
+            </w:r>
+          </w:p>
+        </w:tc>
+        <w:tc>
+          <w:tcPr>
+            <w:tcW w:type="dxa" w:w="5953"/>
+          </w:tcPr>
+          <w:p>
+            <w:r>
+              <w:rPr>
+                <w:b w:val="0"/>
+                <w:sz w:val="18"/>
+              </w:rPr>
+              <w:t xml:space="preserve">CUS-005, CUS-012</w:t>
+            </w:r>
+          </w:p>
+        </w:tc>
+      </w:tr>
+      <w:tr>
+        <w:tc>
+          <w:tcPr>
+            <w:tcW w:type="dxa" w:w="3402"/>
+            <w:shd w:val="clear" w:color="auto" w:fill="F2F2F2"/>
+          </w:tcPr>
+          <w:p>
+            <w:r>
+              <w:rPr>
+                <w:b/>
+                <w:sz w:val="18"/>
+              </w:rPr>
+              <w:t xml:space="preserve">Responsable elaboración</w:t>
+            </w:r>
+          </w:p>
+        </w:tc>
+        <w:tc>
+          <w:tcPr>
+            <w:tcW w:type="dxa" w:w="5953"/>
+          </w:tcPr>
+          <w:p>
+            <w:r>
+              <w:rPr>
+                <w:b w:val="0"/>
+                <w:sz w:val="18"/>
+              </w:rPr>
+              <w:t xml:space="preserve">Felipe Acevedo</w:t>
+            </w:r>
+          </w:p>
+        </w:tc>
+      </w:tr>
+      <w:tr>
+        <w:tc>
+          <w:tcPr>
+            <w:tcW w:type="dxa" w:w="3402"/>
+            <w:shd w:val="clear" w:color="auto" w:fill="F2F2F2"/>
+          </w:tcPr>
+          <w:p>
+            <w:r>
+              <w:rPr>
+                <w:b/>
+                <w:sz w:val="18"/>
+              </w:rPr>
+              <w:t xml:space="preserve">Fecha de elaboración</w:t>
+            </w:r>
+          </w:p>
+        </w:tc>
+        <w:tc>
+          <w:tcPr>
+            <w:tcW w:type="dxa" w:w="5953"/>
+          </w:tcPr>
+          <w:p>
+            <w:r>
+              <w:rPr>
+                <w:b w:val="0"/>
+                <w:sz w:val="18"/>
+              </w:rPr>
+              <w:t xml:space="preserve">11/08/2026</w:t>
+            </w:r>
+          </w:p>
+        </w:tc>
+      </w:tr>
+    </w:tbl>
+    <w:tbl>
+      <w:tblPr>
+        <w:tblStyle w:val="TableGrid"/>
+        <w:tblW w:type="auto" w:w="0"/>
+        <w:jc w:val="center"/>
+        <w:tblLook w:firstColumn="1" w:firstRow="1" w:lastColumn="0" w:lastRow="0" w:noHBand="0" w:noVBand="1" w:val="04A0"/>
+      </w:tblPr>
+      <w:tblGrid>
+        <w:gridCol w:w="4873"/>
+        <w:gridCol w:w="4873"/>
+      </w:tblGrid>
+      <w:tr>
+        <w:tc>
+          <w:tcPr>
+            <w:tcW w:type="dxa" w:w="3402"/>
+            <w:shd w:val="clear" w:color="auto" w:fill="F2F2F2"/>
+          </w:tcPr>
+          <w:p>
+            <w:r>
+              <w:rPr>
+                <w:b/>
+                <w:sz w:val="18"/>
+              </w:rPr>
+              <w:t xml:space="preserve">Identificador</w:t>
+            </w:r>
+          </w:p>
+        </w:tc>
+        <w:tc>
+          <w:tcPr>
+            <w:tcW w:type="dxa" w:w="5953"/>
+          </w:tcPr>
+          <w:p>
+            <w:r>
+              <w:rPr>
+                <w:b w:val="0"/>
+                <w:sz w:val="18"/>
+              </w:rPr>
+              <w:t xml:space="preserve">RF-030</w:t>
+            </w:r>
+          </w:p>
+        </w:tc>
+      </w:tr>
+      <w:tr>
+        <w:tc>
+          <w:tcPr>
+            <w:tcW w:type="dxa" w:w="3402"/>
+            <w:shd w:val="clear" w:color="auto" w:fill="F2F2F2"/>
+          </w:tcPr>
+          <w:p>
+            <w:r>
+              <w:rPr>
+                <w:b/>
+                <w:sz w:val="18"/>
+              </w:rPr>
+              <w:t xml:space="preserve">Nombre del Requerimiento</w:t>
+            </w:r>
+          </w:p>
+        </w:tc>
+        <w:tc>
+          <w:tcPr>
+            <w:tcW w:type="dxa" w:w="5953"/>
+          </w:tcPr>
+          <w:p>
+            <w:r>
+              <w:rPr>
+                <w:b w:val="0"/>
+                <w:sz w:val="18"/>
+              </w:rPr>
+              <w:t xml:space="preserve">Ficha de punto de interés patrimonial o histórico</w:t>
+            </w:r>
+          </w:p>
+        </w:tc>
+      </w:tr>
+      <w:tr>
+        <w:tc>
+          <w:tcPr>
+            <w:tcW w:type="dxa" w:w="3402"/>
+            <w:shd w:val="clear" w:color="auto" w:fill="F2F2F2"/>
+          </w:tcPr>
+          <w:p>
+            <w:r>
+              <w:rPr>
+                <w:b/>
+                <w:sz w:val="18"/>
+              </w:rPr>
+              <w:t xml:space="preserve">Descripción</w:t>
+            </w:r>
+          </w:p>
+        </w:tc>
+        <w:tc>
+          <w:tcPr>
+            <w:tcW w:type="dxa" w:w="5953"/>
+          </w:tcPr>
+          <w:p>
+            <w:r>
+              <w:rPr>
+                <w:b w:val="0"/>
+                <w:sz w:val="18"/>
+              </w:rPr>
+              <w:t xml:space="preserve">El sistema debe admitir puntos de interés de tipo patrimonial —puertas derrumbadas, muros, monumentos, tramos de camino y señalización— cuya ficha muestre el modelo tridimensional del elemento, una nota histórica, la época aproximada y la fuente citable de la que procede la información.</w:t>
+            </w:r>
+          </w:p>
+        </w:tc>
+      </w:tr>
+      <w:tr>
+        <w:tc>
+          <w:tcPr>
+            <w:tcW w:type="dxa" w:w="3402"/>
+            <w:shd w:val="clear" w:color="auto" w:fill="F2F2F2"/>
+          </w:tcPr>
+          <w:p>
+            <w:r>
+              <w:rPr>
+                <w:b/>
+                <w:sz w:val="18"/>
+              </w:rPr>
+              <w:t xml:space="preserve">Actor</w:t>
+            </w:r>
+          </w:p>
+        </w:tc>
+        <w:tc>
+          <w:tcPr>
+            <w:tcW w:type="dxa" w:w="5953"/>
+          </w:tcPr>
+          <w:p>
+            <w:r>
+              <w:rPr>
+                <w:b w:val="0"/>
+                <w:sz w:val="18"/>
+              </w:rPr>
+              <w:t xml:space="preserve">Sistema</w:t>
+            </w:r>
+          </w:p>
+        </w:tc>
+      </w:tr>
+      <w:tr>
+        <w:tc>
+          <w:tcPr>
+            <w:tcW w:type="dxa" w:w="3402"/>
+            <w:shd w:val="clear" w:color="auto" w:fill="F2F2F2"/>
+          </w:tcPr>
+          <w:p>
+            <w:r>
+              <w:rPr>
+                <w:b/>
+                <w:sz w:val="18"/>
+              </w:rPr>
+              <w:t xml:space="preserve">Reglas de negocio relacionadas</w:t>
+            </w:r>
+          </w:p>
+        </w:tc>
+        <w:tc>
+          <w:tcPr>
+            <w:tcW w:type="dxa" w:w="5953"/>
+          </w:tcPr>
+          <w:p>
+            <w:r>
+              <w:rPr>
+                <w:b w:val="0"/>
+                <w:sz w:val="18"/>
+              </w:rPr>
+              <w:t xml:space="preserve">La fuente citable es obligatoria cuando la nota histórica afirma un hecho. Si no existe fuente verificada, la ficha describe únicamente lo observable y marca la información histórica como pendiente de verificación. La ficha omite los campos de distribución altitudinal y de identificación de especie.</w:t>
+            </w:r>
+          </w:p>
+        </w:tc>
+      </w:tr>
+      <w:tr>
+        <w:tc>
+          <w:tcPr>
+            <w:tcW w:type="dxa" w:w="3402"/>
+            <w:shd w:val="clear" w:color="auto" w:fill="F2F2F2"/>
+          </w:tcPr>
+          <w:p>
+            <w:r>
+              <w:rPr>
+                <w:b/>
+                <w:sz w:val="18"/>
+              </w:rPr>
+              <w:t xml:space="preserve">Interoperabilidad con otro sistema, módulo o componente</w:t>
+            </w:r>
+          </w:p>
+        </w:tc>
+        <w:tc>
+          <w:tcPr>
+            <w:tcW w:type="dxa" w:w="5953"/>
+          </w:tcPr>
+          <w:p>
+            <w:r>
+              <w:rPr>
+                <w:b w:val="0"/>
+                <w:sz w:val="18"/>
+              </w:rPr>
+              <w:t xml:space="preserve">Módulo de puntos de interés; archivo de configuración de puntos de interés.</w:t>
+            </w:r>
+          </w:p>
+        </w:tc>
+      </w:tr>
+      <w:tr>
+        <w:tc>
+          <w:tcPr>
+            <w:tcW w:type="dxa" w:w="3402"/>
+            <w:shd w:val="clear" w:color="auto" w:fill="F2F2F2"/>
+          </w:tcPr>
+          <w:p>
+            <w:r>
+              <w:rPr>
+                <w:b/>
+                <w:sz w:val="18"/>
+              </w:rPr>
+              <w:t xml:space="preserve">Relaciones entre requerimientos</w:t>
+            </w:r>
+          </w:p>
+        </w:tc>
+        <w:tc>
+          <w:tcPr>
+            <w:tcW w:type="dxa" w:w="5953"/>
+          </w:tcPr>
+          <w:p>
+            <w:r>
+              <w:rPr>
+                <w:b w:val="0"/>
+                <w:sz w:val="18"/>
+              </w:rPr>
+              <w:t xml:space="preserve">RF-006 (Marcadores anclados), RF-007 (Activación del marcador), RF-009 (Visor 3D), RF-021 (Alta de POI por configuración), RNF-011 (Versionado y trazabilidad de assets)</w:t>
+            </w:r>
+          </w:p>
+        </w:tc>
+      </w:tr>
+      <w:tr>
+        <w:tc>
+          <w:tcPr>
+            <w:tcW w:type="dxa" w:w="3402"/>
+            <w:shd w:val="clear" w:color="auto" w:fill="F2F2F2"/>
+          </w:tcPr>
+          <w:p>
+            <w:r>
+              <w:rPr>
+                <w:b/>
+                <w:sz w:val="18"/>
+              </w:rPr>
+              <w:t xml:space="preserve">Casos de uso relacionados / Historias de usuario relacionados</w:t>
+            </w:r>
+          </w:p>
+        </w:tc>
+        <w:tc>
+          <w:tcPr>
+            <w:tcW w:type="dxa" w:w="5953"/>
+          </w:tcPr>
+          <w:p>
+            <w:r>
+              <w:rPr>
+                <w:b w:val="0"/>
+                <w:sz w:val="18"/>
+              </w:rPr>
+              <w:t xml:space="preserve">CUS-004, CUS-012, CUS-014</w:t>
+            </w:r>
+          </w:p>
+        </w:tc>
+      </w:tr>
+      <w:tr>
+        <w:tc>
+          <w:tcPr>
+            <w:tcW w:type="dxa" w:w="3402"/>
+            <w:shd w:val="clear" w:color="auto" w:fill="F2F2F2"/>
+          </w:tcPr>
+          <w:p>
+            <w:r>
+              <w:rPr>
+                <w:b/>
+                <w:sz w:val="18"/>
+              </w:rPr>
+              <w:t xml:space="preserve">Responsable elaboración</w:t>
+            </w:r>
+          </w:p>
+        </w:tc>
+        <w:tc>
+          <w:tcPr>
+            <w:tcW w:type="dxa" w:w="5953"/>
+          </w:tcPr>
+          <w:p>
+            <w:r>
+              <w:rPr>
+                <w:b w:val="0"/>
+                <w:sz w:val="18"/>
+              </w:rPr>
+              <w:t xml:space="preserve">Alberto Alemán</w:t>
+            </w:r>
+          </w:p>
+        </w:tc>
+      </w:tr>
+      <w:tr>
+        <w:tc>
+          <w:tcPr>
+            <w:tcW w:type="dxa" w:w="3402"/>
+            <w:shd w:val="clear" w:color="auto" w:fill="F2F2F2"/>
+          </w:tcPr>
+          <w:p>
+            <w:r>
+              <w:rPr>
+                <w:b/>
+                <w:sz w:val="18"/>
+              </w:rPr>
+              <w:t xml:space="preserve">Fecha de elaboración</w:t>
+            </w:r>
+          </w:p>
+        </w:tc>
+        <w:tc>
+          <w:tcPr>
+            <w:tcW w:type="dxa" w:w="5953"/>
+          </w:tcPr>
+          <w:p>
+            <w:r>
+              <w:rPr>
+                <w:b w:val="0"/>
+                <w:sz w:val="18"/>
+              </w:rPr>
+              <w:t xml:space="preserve">11/08/2026</w:t>
+            </w:r>
+          </w:p>
+        </w:tc>
+      </w:tr>
+    </w:tbl>
+    <w:tbl>
+      <w:tblPr>
+        <w:tblStyle w:val="TableGrid"/>
+        <w:tblW w:type="auto" w:w="0"/>
+        <w:jc w:val="center"/>
+        <w:tblLook w:firstColumn="1" w:firstRow="1" w:lastColumn="0" w:lastRow="0" w:noHBand="0" w:noVBand="1" w:val="04A0"/>
+      </w:tblPr>
+      <w:tblGrid>
+        <w:gridCol w:w="4873"/>
+        <w:gridCol w:w="4873"/>
+      </w:tblGrid>
+      <w:tr>
+        <w:tc>
+          <w:tcPr>
+            <w:tcW w:type="dxa" w:w="3402"/>
+            <w:shd w:val="clear" w:color="auto" w:fill="F2F2F2"/>
+          </w:tcPr>
+          <w:p>
+            <w:r>
+              <w:rPr>
+                <w:b/>
+                <w:sz w:val="18"/>
+              </w:rPr>
+              <w:t xml:space="preserve">Identificador</w:t>
+            </w:r>
+          </w:p>
+        </w:tc>
+        <w:tc>
+          <w:tcPr>
+            <w:tcW w:type="dxa" w:w="5953"/>
+          </w:tcPr>
+          <w:p>
+            <w:r>
+              <w:rPr>
+                <w:b w:val="0"/>
+                <w:sz w:val="18"/>
+              </w:rPr>
+              <w:t xml:space="preserve">RF-031</w:t>
+            </w:r>
+          </w:p>
+        </w:tc>
+      </w:tr>
+      <w:tr>
+        <w:tc>
+          <w:tcPr>
+            <w:tcW w:type="dxa" w:w="3402"/>
+            <w:shd w:val="clear" w:color="auto" w:fill="F2F2F2"/>
+          </w:tcPr>
+          <w:p>
+            <w:r>
+              <w:rPr>
+                <w:b/>
+                <w:sz w:val="18"/>
+              </w:rPr>
+              <w:t xml:space="preserve">Nombre del Requerimiento</w:t>
+            </w:r>
+          </w:p>
+        </w:tc>
+        <w:tc>
+          <w:tcPr>
+            <w:tcW w:type="dxa" w:w="5953"/>
+          </w:tcPr>
+          <w:p>
+            <w:r>
+              <w:rPr>
+                <w:b w:val="0"/>
+                <w:sz w:val="18"/>
+              </w:rPr>
+              <w:t xml:space="preserve">Consejos de avistamiento en la ficha de fauna</w:t>
+            </w:r>
+          </w:p>
+        </w:tc>
+      </w:tr>
+      <w:tr>
+        <w:tc>
+          <w:tcPr>
+            <w:tcW w:type="dxa" w:w="3402"/>
+            <w:shd w:val="clear" w:color="auto" w:fill="F2F2F2"/>
+          </w:tcPr>
+          <w:p>
+            <w:r>
+              <w:rPr>
+                <w:b/>
+                <w:sz w:val="18"/>
+              </w:rPr>
+              <w:t xml:space="preserve">Descripción</w:t>
+            </w:r>
+          </w:p>
+        </w:tc>
+        <w:tc>
+          <w:tcPr>
+            <w:tcW w:type="dxa" w:w="5953"/>
+          </w:tcPr>
+          <w:p>
+            <w:r>
+              <w:rPr>
+                <w:b w:val="0"/>
+                <w:sz w:val="18"/>
+              </w:rPr>
+              <w:t xml:space="preserve">La ficha de un punto de interés de fauna debe incluir consejos de avistamiento: cuándo, dónde y cómo buscar la especie dentro del sendero.</w:t>
+            </w:r>
+          </w:p>
+        </w:tc>
+      </w:tr>
+      <w:tr>
+        <w:tc>
+          <w:tcPr>
+            <w:tcW w:type="dxa" w:w="3402"/>
+            <w:shd w:val="clear" w:color="auto" w:fill="F2F2F2"/>
+          </w:tcPr>
+          <w:p>
+            <w:r>
+              <w:rPr>
+                <w:b/>
+                <w:sz w:val="18"/>
+              </w:rPr>
+              <w:t xml:space="preserve">Actor</w:t>
+            </w:r>
+          </w:p>
+        </w:tc>
+        <w:tc>
+          <w:tcPr>
+            <w:tcW w:type="dxa" w:w="5953"/>
+          </w:tcPr>
+          <w:p>
+            <w:r>
+              <w:rPr>
+                <w:b w:val="0"/>
+                <w:sz w:val="18"/>
+              </w:rPr>
+              <w:t xml:space="preserve">Sistema</w:t>
+            </w:r>
+          </w:p>
+        </w:tc>
+      </w:tr>
+      <w:tr>
+        <w:tc>
+          <w:tcPr>
+            <w:tcW w:type="dxa" w:w="3402"/>
+            <w:shd w:val="clear" w:color="auto" w:fill="F2F2F2"/>
+          </w:tcPr>
+          <w:p>
+            <w:r>
+              <w:rPr>
+                <w:b/>
+                <w:sz w:val="18"/>
+              </w:rPr>
+              <w:t xml:space="preserve">Reglas de negocio relacionadas</w:t>
+            </w:r>
+          </w:p>
+        </w:tc>
+        <w:tc>
+          <w:tcPr>
+            <w:tcW w:type="dxa" w:w="5953"/>
+          </w:tcPr>
+          <w:p>
+            <w:r>
+              <w:rPr>
+                <w:b w:val="0"/>
+                <w:sz w:val="18"/>
+              </w:rPr>
+              <w:t xml:space="preserve">Los consejos proceden de la observación registrada en la visita de reconocimiento o de fuente citable; no se publican consejos no verificados. Se distinguen de la identificación en campo, que describe cómo reconocer la especie una vez avistada.</w:t>
+            </w:r>
+          </w:p>
+        </w:tc>
+      </w:tr>
+      <w:tr>
+        <w:tc>
+          <w:tcPr>
+            <w:tcW w:type="dxa" w:w="3402"/>
+            <w:shd w:val="clear" w:color="auto" w:fill="F2F2F2"/>
+          </w:tcPr>
+          <w:p>
+            <w:r>
+              <w:rPr>
+                <w:b/>
+                <w:sz w:val="18"/>
+              </w:rPr>
+              <w:t xml:space="preserve">Interoperabilidad con otro sistema, módulo o componente</w:t>
+            </w:r>
+          </w:p>
+        </w:tc>
+        <w:tc>
+          <w:tcPr>
+            <w:tcW w:type="dxa" w:w="5953"/>
+          </w:tcPr>
+          <w:p>
+            <w:r>
+              <w:rPr>
+                <w:b w:val="0"/>
+                <w:sz w:val="18"/>
+              </w:rPr>
+              <w:t xml:space="preserve">Módulo de puntos de interés; archivo de configuración de puntos de interés.</w:t>
+            </w:r>
+          </w:p>
+        </w:tc>
+      </w:tr>
+      <w:tr>
+        <w:tc>
+          <w:tcPr>
+            <w:tcW w:type="dxa" w:w="3402"/>
+            <w:shd w:val="clear" w:color="auto" w:fill="F2F2F2"/>
+          </w:tcPr>
+          <w:p>
+            <w:r>
+              <w:rPr>
+                <w:b/>
+                <w:sz w:val="18"/>
+              </w:rPr>
+              <w:t xml:space="preserve">Relaciones entre requerimientos</w:t>
+            </w:r>
+          </w:p>
+        </w:tc>
+        <w:tc>
+          <w:tcPr>
+            <w:tcW w:type="dxa" w:w="5953"/>
+          </w:tcPr>
+          <w:p>
+            <w:r>
+              <w:rPr>
+                <w:b w:val="0"/>
+                <w:sz w:val="18"/>
+              </w:rPr>
+              <w:t xml:space="preserve">RF-008 (Nombre común y científico), RF-010 (Distribución altitudinal e identificación en campo), RF-021 (Alta de POI por configuración)</w:t>
+            </w:r>
+          </w:p>
+        </w:tc>
+      </w:tr>
+      <w:tr>
+        <w:tc>
+          <w:tcPr>
+            <w:tcW w:type="dxa" w:w="3402"/>
+            <w:shd w:val="clear" w:color="auto" w:fill="F2F2F2"/>
+          </w:tcPr>
+          <w:p>
+            <w:r>
+              <w:rPr>
+                <w:b/>
+                <w:sz w:val="18"/>
+              </w:rPr>
+              <w:t xml:space="preserve">Casos de uso relacionados / Historias de usuario relacionados</w:t>
+            </w:r>
+          </w:p>
+        </w:tc>
+        <w:tc>
+          <w:tcPr>
+            <w:tcW w:type="dxa" w:w="5953"/>
+          </w:tcPr>
+          <w:p>
+            <w:r>
+              <w:rPr>
+                <w:b w:val="0"/>
+                <w:sz w:val="18"/>
+              </w:rPr>
+              <w:t xml:space="preserve">CUS-004, CUS-012</w:t>
+            </w:r>
+          </w:p>
+        </w:tc>
+      </w:tr>
+      <w:tr>
+        <w:tc>
+          <w:tcPr>
+            <w:tcW w:type="dxa" w:w="3402"/>
+            <w:shd w:val="clear" w:color="auto" w:fill="F2F2F2"/>
+          </w:tcPr>
+          <w:p>
+            <w:r>
+              <w:rPr>
+                <w:b/>
+                <w:sz w:val="18"/>
+              </w:rPr>
+              <w:t xml:space="preserve">Responsable elaboración</w:t>
+            </w:r>
+          </w:p>
+        </w:tc>
+        <w:tc>
+          <w:tcPr>
+            <w:tcW w:type="dxa" w:w="5953"/>
+          </w:tcPr>
+          <w:p>
+            <w:r>
+              <w:rPr>
+                <w:b w:val="0"/>
+                <w:sz w:val="18"/>
+              </w:rPr>
+              <w:t xml:space="preserve">Felipe Acevedo</w:t>
+            </w:r>
+          </w:p>
+        </w:tc>
+      </w:tr>
+      <w:tr>
+        <w:tc>
+          <w:tcPr>
+            <w:tcW w:type="dxa" w:w="3402"/>
+            <w:shd w:val="clear" w:color="auto" w:fill="F2F2F2"/>
+          </w:tcPr>
+          <w:p>
+            <w:r>
+              <w:rPr>
+                <w:b/>
+                <w:sz w:val="18"/>
+              </w:rPr>
+              <w:t xml:space="preserve">Fecha de elaboración</w:t>
+            </w:r>
+          </w:p>
+        </w:tc>
+        <w:tc>
+          <w:tcPr>
+            <w:tcW w:type="dxa" w:w="5953"/>
+          </w:tcPr>
+          <w:p>
+            <w:r>
+              <w:rPr>
+                <w:b w:val="0"/>
+                <w:sz w:val="18"/>
+              </w:rPr>
+              <w:t xml:space="preserve">11/08/2026</w:t>
+            </w:r>
+          </w:p>
+        </w:tc>
+      </w:tr>
+    </w:tbl>
+    <w:tbl>
+      <w:tblPr>
+        <w:tblStyle w:val="TableGrid"/>
+        <w:tblW w:type="auto" w:w="0"/>
+        <w:jc w:val="center"/>
+        <w:tblLook w:firstColumn="1" w:firstRow="1" w:lastColumn="0" w:lastRow="0" w:noHBand="0" w:noVBand="1" w:val="04A0"/>
+      </w:tblPr>
+      <w:tblGrid>
+        <w:gridCol w:w="4873"/>
+        <w:gridCol w:w="4873"/>
+      </w:tblGrid>
+      <w:tr>
+        <w:tc>
+          <w:tcPr>
+            <w:tcW w:type="dxa" w:w="3402"/>
+            <w:shd w:val="clear" w:color="auto" w:fill="F2F2F2"/>
+          </w:tcPr>
+          <w:p>
+            <w:r>
+              <w:rPr>
+                <w:b/>
+                <w:sz w:val="18"/>
+              </w:rPr>
+              <w:t xml:space="preserve">Identificador</w:t>
+            </w:r>
+          </w:p>
+        </w:tc>
+        <w:tc>
+          <w:tcPr>
+            <w:tcW w:type="dxa" w:w="5953"/>
+          </w:tcPr>
+          <w:p>
+            <w:r>
+              <w:rPr>
+                <w:b w:val="0"/>
+                <w:sz w:val="18"/>
+              </w:rPr>
+              <w:t xml:space="preserve">RF-032</w:t>
+            </w:r>
+          </w:p>
+        </w:tc>
+      </w:tr>
+      <w:tr>
+        <w:tc>
+          <w:tcPr>
+            <w:tcW w:type="dxa" w:w="3402"/>
+            <w:shd w:val="clear" w:color="auto" w:fill="F2F2F2"/>
+          </w:tcPr>
+          <w:p>
+            <w:r>
+              <w:rPr>
+                <w:b/>
+                <w:sz w:val="18"/>
+              </w:rPr>
+              <w:t xml:space="preserve">Nombre del Requerimiento</w:t>
+            </w:r>
+          </w:p>
+        </w:tc>
+        <w:tc>
+          <w:tcPr>
+            <w:tcW w:type="dxa" w:w="5953"/>
+          </w:tcPr>
+          <w:p>
+            <w:r>
+              <w:rPr>
+                <w:b w:val="0"/>
+                <w:sz w:val="18"/>
+              </w:rPr>
+              <w:t xml:space="preserve">Identidad visual aplicada: paleta y tipografía</w:t>
+            </w:r>
+          </w:p>
+        </w:tc>
+      </w:tr>
+      <w:tr>
+        <w:tc>
+          <w:tcPr>
+            <w:tcW w:type="dxa" w:w="3402"/>
+            <w:shd w:val="clear" w:color="auto" w:fill="F2F2F2"/>
+          </w:tcPr>
+          <w:p>
+            <w:r>
+              <w:rPr>
+                <w:b/>
+                <w:sz w:val="18"/>
+              </w:rPr>
+              <w:t xml:space="preserve">Descripción</w:t>
+            </w:r>
+          </w:p>
+        </w:tc>
+        <w:tc>
+          <w:tcPr>
+            <w:tcW w:type="dxa" w:w="5953"/>
+          </w:tcPr>
+          <w:p>
+            <w:r>
+              <w:rPr>
+                <w:b w:val="0"/>
+                <w:sz w:val="18"/>
+              </w:rPr>
+              <w:t xml:space="preserve">El sistema debe aplicar una identidad visual basada en una paleta de grises, negros y verdes que resalte la quebrada y la fauna del tramo, definida en un único archivo de variables de estilo y empleada en la totalidad de la interfaz.</w:t>
+            </w:r>
+          </w:p>
+        </w:tc>
+      </w:tr>
+      <w:tr>
+        <w:tc>
+          <w:tcPr>
+            <w:tcW w:type="dxa" w:w="3402"/>
+            <w:shd w:val="clear" w:color="auto" w:fill="F2F2F2"/>
+          </w:tcPr>
+          <w:p>
+            <w:r>
+              <w:rPr>
+                <w:b/>
+                <w:sz w:val="18"/>
+              </w:rPr>
+              <w:t xml:space="preserve">Actor</w:t>
+            </w:r>
+          </w:p>
+        </w:tc>
+        <w:tc>
+          <w:tcPr>
+            <w:tcW w:type="dxa" w:w="5953"/>
+          </w:tcPr>
+          <w:p>
+            <w:r>
+              <w:rPr>
+                <w:b w:val="0"/>
+                <w:sz w:val="18"/>
+              </w:rPr>
+              <w:t xml:space="preserve">Sistema</w:t>
+            </w:r>
+          </w:p>
+        </w:tc>
+      </w:tr>
+      <w:tr>
+        <w:tc>
+          <w:tcPr>
+            <w:tcW w:type="dxa" w:w="3402"/>
+            <w:shd w:val="clear" w:color="auto" w:fill="F2F2F2"/>
+          </w:tcPr>
+          <w:p>
+            <w:r>
+              <w:rPr>
+                <w:b/>
+                <w:sz w:val="18"/>
+              </w:rPr>
+              <w:t xml:space="preserve">Reglas de negocio relacionadas</w:t>
+            </w:r>
+          </w:p>
+        </w:tc>
+        <w:tc>
+          <w:tcPr>
+            <w:tcW w:type="dxa" w:w="5953"/>
+          </w:tcPr>
+          <w:p>
+            <w:r>
+              <w:rPr>
+                <w:b w:val="0"/>
+                <w:sz w:val="18"/>
+              </w:rPr>
+              <w:t xml:space="preserve">Ningún archivo de código escribe un color literal. Cada combinación de texto y fondo debe tener su relación de contraste calculada y documentada. Ningún dato se comunica únicamente mediante color. El verde señala lo vivo, y un único acento verde azulado queda reservado para el cauce y los datos del recorrido.</w:t>
+            </w:r>
+          </w:p>
+        </w:tc>
+      </w:tr>
+      <w:tr>
+        <w:tc>
+          <w:tcPr>
+            <w:tcW w:type="dxa" w:w="3402"/>
+            <w:shd w:val="clear" w:color="auto" w:fill="F2F2F2"/>
+          </w:tcPr>
+          <w:p>
+            <w:r>
+              <w:rPr>
+                <w:b/>
+                <w:sz w:val="18"/>
+              </w:rPr>
+              <w:t xml:space="preserve">Interoperabilidad con otro sistema, módulo o componente</w:t>
+            </w:r>
+          </w:p>
+        </w:tc>
+        <w:tc>
+          <w:tcPr>
+            <w:tcW w:type="dxa" w:w="5953"/>
+          </w:tcPr>
+          <w:p>
+            <w:r>
+              <w:rPr>
+                <w:b w:val="0"/>
+                <w:sz w:val="18"/>
+              </w:rPr>
+              <w:t xml:space="preserve">Sistema de diseño; módulo de interfaz; hoja de variables de estilo.</w:t>
+            </w:r>
+          </w:p>
+        </w:tc>
+      </w:tr>
+      <w:tr>
+        <w:tc>
+          <w:tcPr>
+            <w:tcW w:type="dxa" w:w="3402"/>
+            <w:shd w:val="clear" w:color="auto" w:fill="F2F2F2"/>
+          </w:tcPr>
+          <w:p>
+            <w:r>
+              <w:rPr>
+                <w:b/>
+                <w:sz w:val="18"/>
+              </w:rPr>
+              <w:t xml:space="preserve">Relaciones entre requerimientos</w:t>
+            </w:r>
+          </w:p>
+        </w:tc>
+        <w:tc>
+          <w:tcPr>
+            <w:tcW w:type="dxa" w:w="5953"/>
+          </w:tcPr>
+          <w:p>
+            <w:r>
+              <w:rPr>
+                <w:b w:val="0"/>
+                <w:sz w:val="18"/>
+              </w:rPr>
+              <w:t xml:space="preserve">RF-019 (Adaptación de la interfaz), RF-025 (Progreso de carga), RNF-005 (Usabilidad), RNF-006 (Accesibilidad), RNF-010 (Idioma)</w:t>
+            </w:r>
+          </w:p>
+        </w:tc>
+      </w:tr>
+      <w:tr>
+        <w:tc>
+          <w:tcPr>
+            <w:tcW w:type="dxa" w:w="3402"/>
+            <w:shd w:val="clear" w:color="auto" w:fill="F2F2F2"/>
+          </w:tcPr>
+          <w:p>
+            <w:r>
+              <w:rPr>
+                <w:b/>
+                <w:sz w:val="18"/>
+              </w:rPr>
+              <w:t xml:space="preserve">Casos de uso relacionados / Historias de usuario relacionados</w:t>
+            </w:r>
+          </w:p>
+        </w:tc>
+        <w:tc>
+          <w:tcPr>
+            <w:tcW w:type="dxa" w:w="5953"/>
+          </w:tcPr>
+          <w:p>
+            <w:r>
+              <w:rPr>
+                <w:b w:val="0"/>
+                <w:sz w:val="18"/>
+              </w:rPr>
+              <w:t xml:space="preserve">CUS-004, CUS-010</w:t>
+            </w:r>
+          </w:p>
+        </w:tc>
+      </w:tr>
+      <w:tr>
+        <w:tc>
+          <w:tcPr>
+            <w:tcW w:type="dxa" w:w="3402"/>
+            <w:shd w:val="clear" w:color="auto" w:fill="F2F2F2"/>
+          </w:tcPr>
+          <w:p>
+            <w:r>
+              <w:rPr>
+                <w:b/>
+                <w:sz w:val="18"/>
+              </w:rPr>
+              <w:t xml:space="preserve">Responsable elaboración</w:t>
+            </w:r>
+          </w:p>
+        </w:tc>
+        <w:tc>
+          <w:tcPr>
+            <w:tcW w:type="dxa" w:w="5953"/>
+          </w:tcPr>
+          <w:p>
+            <w:r>
+              <w:rPr>
+                <w:b w:val="0"/>
+                <w:sz w:val="18"/>
+              </w:rPr>
+              <w:t xml:space="preserve">Eybar Viasus</w:t>
+            </w:r>
+          </w:p>
+        </w:tc>
+      </w:tr>
+      <w:tr>
+        <w:tc>
+          <w:tcPr>
+            <w:tcW w:type="dxa" w:w="3402"/>
+            <w:shd w:val="clear" w:color="auto" w:fill="F2F2F2"/>
+          </w:tcPr>
+          <w:p>
+            <w:r>
+              <w:rPr>
+                <w:b/>
+                <w:sz w:val="18"/>
+              </w:rPr>
+              <w:t xml:space="preserve">Fecha de elaboración</w:t>
+            </w:r>
+          </w:p>
+        </w:tc>
+        <w:tc>
+          <w:tcPr>
+            <w:tcW w:type="dxa" w:w="5953"/>
+          </w:tcPr>
+          <w:p>
+            <w:r>
+              <w:rPr>
+                <w:b w:val="0"/>
+                <w:sz w:val="18"/>
+              </w:rPr>
+              <w:t xml:space="preserve">11/08/2026</w:t>
+            </w:r>
+          </w:p>
+        </w:tc>
+      </w:tr>
+    </w:tbl>
     <w:p/>
     <w:p>
       <w:pPr>
@@ -13703,7 +17476,7 @@
         <w:tc>
           <w:tcPr>
             <w:tcW w:type="dxa" w:w="4873"/>
-            <w:shd w:val="clear" w:color="auto" w:fill="D9E2D9"/>
+            <w:shd w:val="clear" w:color="auto" w:fill="D9D9D9"/>
           </w:tcPr>
           <w:p>
             <w:r/>
@@ -13719,7 +17492,7 @@
         <w:tc>
           <w:tcPr>
             <w:tcW w:type="dxa" w:w="4873"/>
-            <w:shd w:val="clear" w:color="auto" w:fill="D9E2D9"/>
+            <w:shd w:val="clear" w:color="auto" w:fill="D9D9D9"/>
           </w:tcPr>
           <w:p>
             <w:r/>
@@ -14209,6 +17982,36 @@
                 <w:sz w:val="20"/>
               </w:rPr>
               <w:t>Responsabilidad ambiental y normativa</w:t>
+            </w:r>
+          </w:p>
+        </w:tc>
+      </w:tr>
+      <w:tr>
+        <w:tc>
+          <w:tcPr>
+            <w:tcW w:type="dxa" w:w="4873"/>
+          </w:tcPr>
+          <w:p>
+            <w:r>
+              <w:rPr>
+                <w:b w:val="0"/>
+                <w:sz w:val="20"/>
+              </w:rPr>
+              <w:t xml:space="preserve">RNF-016</w:t>
+            </w:r>
+          </w:p>
+        </w:tc>
+        <w:tc>
+          <w:tcPr>
+            <w:tcW w:type="dxa" w:w="4873"/>
+          </w:tcPr>
+          <w:p>
+            <w:r>
+              <w:rPr>
+                <w:b w:val="0"/>
+                <w:sz w:val="20"/>
+              </w:rPr>
+              <w:t xml:space="preserve">Presupuesto de audio espacial</w:t>
             </w:r>
           </w:p>
         </w:tc>
@@ -17374,6 +21177,204 @@
                 <w:sz w:val="18"/>
               </w:rPr>
               <w:t>11/08/2026</w:t>
+            </w:r>
+          </w:p>
+        </w:tc>
+      </w:tr>
+    </w:tbl>
+    <w:tbl>
+      <w:tblPr>
+        <w:tblStyle w:val="TableGrid"/>
+        <w:tblW w:type="auto" w:w="0"/>
+        <w:jc w:val="center"/>
+        <w:tblLook w:firstColumn="1" w:firstRow="1" w:lastColumn="0" w:lastRow="0" w:noHBand="0" w:noVBand="1" w:val="04A0"/>
+      </w:tblPr>
+      <w:tblGrid>
+        <w:gridCol w:w="4873"/>
+        <w:gridCol w:w="4873"/>
+      </w:tblGrid>
+      <w:tr>
+        <w:tc>
+          <w:tcPr>
+            <w:tcW w:type="dxa" w:w="3402"/>
+            <w:shd w:val="clear" w:color="auto" w:fill="F2F2F2"/>
+          </w:tcPr>
+          <w:p>
+            <w:r>
+              <w:rPr>
+                <w:b/>
+                <w:sz w:val="18"/>
+              </w:rPr>
+              <w:t xml:space="preserve">Identificación del requerimiento</w:t>
+            </w:r>
+          </w:p>
+        </w:tc>
+        <w:tc>
+          <w:tcPr>
+            <w:tcW w:type="dxa" w:w="5953"/>
+          </w:tcPr>
+          <w:p>
+            <w:r>
+              <w:rPr>
+                <w:b w:val="0"/>
+                <w:sz w:val="18"/>
+              </w:rPr>
+              <w:t xml:space="preserve">RNF-016</w:t>
+            </w:r>
+          </w:p>
+        </w:tc>
+      </w:tr>
+      <w:tr>
+        <w:tc>
+          <w:tcPr>
+            <w:tcW w:type="dxa" w:w="3402"/>
+            <w:shd w:val="clear" w:color="auto" w:fill="F2F2F2"/>
+          </w:tcPr>
+          <w:p>
+            <w:r>
+              <w:rPr>
+                <w:b/>
+                <w:sz w:val="18"/>
+              </w:rPr>
+              <w:t xml:space="preserve">Nombre del Requerimiento</w:t>
+            </w:r>
+          </w:p>
+        </w:tc>
+        <w:tc>
+          <w:tcPr>
+            <w:tcW w:type="dxa" w:w="5953"/>
+          </w:tcPr>
+          <w:p>
+            <w:r>
+              <w:rPr>
+                <w:b w:val="0"/>
+                <w:sz w:val="18"/>
+              </w:rPr>
+              <w:t xml:space="preserve">Presupuesto de audio espacial</w:t>
+            </w:r>
+          </w:p>
+        </w:tc>
+      </w:tr>
+      <w:tr>
+        <w:tc>
+          <w:tcPr>
+            <w:tcW w:type="dxa" w:w="3402"/>
+            <w:shd w:val="clear" w:color="auto" w:fill="F2F2F2"/>
+          </w:tcPr>
+          <w:p>
+            <w:r>
+              <w:rPr>
+                <w:b/>
+                <w:sz w:val="18"/>
+              </w:rPr>
+              <w:t xml:space="preserve">Descripción</w:t>
+            </w:r>
+          </w:p>
+        </w:tc>
+        <w:tc>
+          <w:tcPr>
+            <w:tcW w:type="dxa" w:w="5953"/>
+          </w:tcPr>
+          <w:p>
+            <w:r>
+              <w:rPr>
+                <w:b w:val="0"/>
+                <w:sz w:val="18"/>
+              </w:rPr>
+              <w:t xml:space="preserve">La ambientación sonora no debe superar cuatro fuentes espacializadas simultáneas en escritorio ni dos en dispositivos móviles [valores por fijar mediante medición en el Sprint 4], ni comprometer el objetivo de treinta cuadros por segundo establecido en el RNF-001. El lecho ambiente no es posicional. La medición de rendimiento se realiza con la ambientación activa, no sin ella.</w:t>
+            </w:r>
+          </w:p>
+        </w:tc>
+      </w:tr>
+      <w:tr>
+        <w:tc>
+          <w:tcPr>
+            <w:tcW w:type="dxa" w:w="3402"/>
+            <w:shd w:val="clear" w:color="auto" w:fill="F2F2F2"/>
+          </w:tcPr>
+          <w:p>
+            <w:r>
+              <w:rPr>
+                <w:b/>
+                <w:sz w:val="18"/>
+              </w:rPr>
+              <w:t xml:space="preserve">Prioridad</w:t>
+            </w:r>
+          </w:p>
+        </w:tc>
+        <w:tc>
+          <w:tcPr>
+            <w:tcW w:type="dxa" w:w="5953"/>
+          </w:tcPr>
+          <w:p>
+            <w:r>
+              <w:rPr>
+                <w:b w:val="0"/>
+                <w:sz w:val="18"/>
+              </w:rPr>
+              <w:t xml:space="preserve">Alta ____   Media__X__   Baja____</w:t>
+            </w:r>
+          </w:p>
+        </w:tc>
+      </w:tr>
+      <w:tr>
+        <w:tc>
+          <w:tcPr>
+            <w:tcW w:type="dxa" w:w="3402"/>
+            <w:shd w:val="clear" w:color="auto" w:fill="F2F2F2"/>
+          </w:tcPr>
+          <w:p>
+            <w:r>
+              <w:rPr>
+                <w:b/>
+                <w:sz w:val="18"/>
+              </w:rPr>
+              <w:t xml:space="preserve">Responsable elaboración</w:t>
+            </w:r>
+          </w:p>
+        </w:tc>
+        <w:tc>
+          <w:tcPr>
+            <w:tcW w:type="dxa" w:w="5953"/>
+          </w:tcPr>
+          <w:p>
+            <w:r>
+              <w:rPr>
+                <w:b w:val="0"/>
+                <w:sz w:val="18"/>
+              </w:rPr>
+              <w:t xml:space="preserve">David Beltrán</w:t>
+            </w:r>
+          </w:p>
+        </w:tc>
+      </w:tr>
+      <w:tr>
+        <w:tc>
+          <w:tcPr>
+            <w:tcW w:type="dxa" w:w="3402"/>
+            <w:shd w:val="clear" w:color="auto" w:fill="F2F2F2"/>
+          </w:tcPr>
+          <w:p>
+            <w:r>
+              <w:rPr>
+                <w:b/>
+                <w:sz w:val="18"/>
+              </w:rPr>
+              <w:t xml:space="preserve">Fecha de elaboración</w:t>
+            </w:r>
+          </w:p>
+        </w:tc>
+        <w:tc>
+          <w:tcPr>
+            <w:tcW w:type="dxa" w:w="5953"/>
+          </w:tcPr>
+          <w:p>
+            <w:r>
+              <w:rPr>
+                <w:b w:val="0"/>
+                <w:sz w:val="18"/>
+              </w:rPr>
+              <w:t xml:space="preserve">11/08/2026</w:t>
             </w:r>
           </w:p>
         </w:tc>
@@ -17465,12 +21466,15 @@
         <w:gridCol w:w="1062"/>
         <w:gridCol w:w="1062"/>
         <w:gridCol w:w="1062"/>
+        <w:gridCol w:w="1062"/>
+        <w:gridCol w:w="1062"/>
+        <w:gridCol w:w="1062"/>
       </w:tblGrid>
       <w:tr>
         <w:tc>
           <w:tcPr>
             <w:tcW w:type="dxa" w:w="1361"/>
-            <w:shd w:val="clear" w:color="auto" w:fill="D9E2D9"/>
+            <w:shd w:val="clear" w:color="auto" w:fill="D9D9D9"/>
           </w:tcPr>
           <w:p>
             <w:r/>
@@ -17485,7 +21489,7 @@
         <w:tc>
           <w:tcPr>
             <w:tcW w:type="dxa" w:w="992"/>
-            <w:shd w:val="clear" w:color="auto" w:fill="D9E2D9"/>
+            <w:shd w:val="clear" w:color="auto" w:fill="D9D9D9"/>
           </w:tcPr>
           <w:p>
             <w:pPr>
@@ -17504,7 +21508,7 @@
         <w:tc>
           <w:tcPr>
             <w:tcW w:type="dxa" w:w="992"/>
-            <w:shd w:val="clear" w:color="auto" w:fill="D9E2D9"/>
+            <w:shd w:val="clear" w:color="auto" w:fill="D9D9D9"/>
           </w:tcPr>
           <w:p>
             <w:pPr>
@@ -17523,7 +21527,7 @@
         <w:tc>
           <w:tcPr>
             <w:tcW w:type="dxa" w:w="992"/>
-            <w:shd w:val="clear" w:color="auto" w:fill="D9E2D9"/>
+            <w:shd w:val="clear" w:color="auto" w:fill="D9D9D9"/>
           </w:tcPr>
           <w:p>
             <w:pPr>
@@ -17542,7 +21546,7 @@
         <w:tc>
           <w:tcPr>
             <w:tcW w:type="dxa" w:w="992"/>
-            <w:shd w:val="clear" w:color="auto" w:fill="D9E2D9"/>
+            <w:shd w:val="clear" w:color="auto" w:fill="D9D9D9"/>
           </w:tcPr>
           <w:p>
             <w:pPr>
@@ -17561,7 +21565,7 @@
         <w:tc>
           <w:tcPr>
             <w:tcW w:type="dxa" w:w="992"/>
-            <w:shd w:val="clear" w:color="auto" w:fill="D9E2D9"/>
+            <w:shd w:val="clear" w:color="auto" w:fill="D9D9D9"/>
           </w:tcPr>
           <w:p>
             <w:pPr>
@@ -17580,7 +21584,7 @@
         <w:tc>
           <w:tcPr>
             <w:tcW w:type="dxa" w:w="992"/>
-            <w:shd w:val="clear" w:color="auto" w:fill="D9E2D9"/>
+            <w:shd w:val="clear" w:color="auto" w:fill="D9D9D9"/>
           </w:tcPr>
           <w:p>
             <w:pPr>
@@ -17599,7 +21603,7 @@
         <w:tc>
           <w:tcPr>
             <w:tcW w:type="dxa" w:w="992"/>
-            <w:shd w:val="clear" w:color="auto" w:fill="D9E2D9"/>
+            <w:shd w:val="clear" w:color="auto" w:fill="D9D9D9"/>
           </w:tcPr>
           <w:p>
             <w:pPr>
@@ -17618,7 +21622,7 @@
         <w:tc>
           <w:tcPr>
             <w:tcW w:type="dxa" w:w="992"/>
-            <w:shd w:val="clear" w:color="auto" w:fill="D9E2D9"/>
+            <w:shd w:val="clear" w:color="auto" w:fill="D9D9D9"/>
           </w:tcPr>
           <w:p>
             <w:pPr>
@@ -17637,7 +21641,7 @@
         <w:tc>
           <w:tcPr>
             <w:tcW w:type="dxa" w:w="992"/>
-            <w:shd w:val="clear" w:color="auto" w:fill="D9E2D9"/>
+            <w:shd w:val="clear" w:color="auto" w:fill="D9D9D9"/>
           </w:tcPr>
           <w:p>
             <w:pPr>
@@ -17656,7 +21660,7 @@
         <w:tc>
           <w:tcPr>
             <w:tcW w:type="dxa" w:w="992"/>
-            <w:shd w:val="clear" w:color="auto" w:fill="D9E2D9"/>
+            <w:shd w:val="clear" w:color="auto" w:fill="D9D9D9"/>
           </w:tcPr>
           <w:p>
             <w:pPr>
@@ -17675,7 +21679,7 @@
         <w:tc>
           <w:tcPr>
             <w:tcW w:type="dxa" w:w="992"/>
-            <w:shd w:val="clear" w:color="auto" w:fill="D9E2D9"/>
+            <w:shd w:val="clear" w:color="auto" w:fill="D9D9D9"/>
           </w:tcPr>
           <w:p>
             <w:pPr>
@@ -17694,7 +21698,7 @@
         <w:tc>
           <w:tcPr>
             <w:tcW w:type="dxa" w:w="992"/>
-            <w:shd w:val="clear" w:color="auto" w:fill="D9E2D9"/>
+            <w:shd w:val="clear" w:color="auto" w:fill="D9D9D9"/>
           </w:tcPr>
           <w:p>
             <w:pPr>
@@ -17707,6 +21711,60 @@
                 <w:sz w:val="16"/>
               </w:rPr>
               <w:t>CUS-012</w:t>
+            </w:r>
+          </w:p>
+        </w:tc>
+        <w:tc>
+          <w:tcPr>
+            <w:tcW w:type="dxa" w:w="992"/>
+            <w:shd w:val="clear" w:color="auto" w:fill="D9D9D9"/>
+          </w:tcPr>
+          <w:p>
+            <w:pPr>
+              <w:jc w:val="center"/>
+            </w:pPr>
+            <w:r>
+              <w:rPr>
+                <w:b/>
+                <w:sz w:val="16"/>
+              </w:rPr>
+              <w:t xml:space="preserve">CUS-013</w:t>
+            </w:r>
+          </w:p>
+        </w:tc>
+        <w:tc>
+          <w:tcPr>
+            <w:tcW w:type="dxa" w:w="992"/>
+            <w:shd w:val="clear" w:color="auto" w:fill="D9D9D9"/>
+          </w:tcPr>
+          <w:p>
+            <w:pPr>
+              <w:jc w:val="center"/>
+            </w:pPr>
+            <w:r>
+              <w:rPr>
+                <w:b/>
+                <w:sz w:val="16"/>
+              </w:rPr>
+              <w:t xml:space="preserve">CUS-014</w:t>
+            </w:r>
+          </w:p>
+        </w:tc>
+        <w:tc>
+          <w:tcPr>
+            <w:tcW w:type="dxa" w:w="992"/>
+            <w:shd w:val="clear" w:color="auto" w:fill="D9D9D9"/>
+          </w:tcPr>
+          <w:p>
+            <w:pPr>
+              <w:jc w:val="center"/>
+            </w:pPr>
+            <w:r>
+              <w:rPr>
+                <w:b/>
+                <w:sz w:val="16"/>
+              </w:rPr>
+              <w:t xml:space="preserve">CUS-015</w:t>
             </w:r>
           </w:p>
         </w:tc>
@@ -17934,6 +21992,57 @@
             </w:r>
           </w:p>
         </w:tc>
+        <w:tc>
+          <w:tcPr>
+            <w:tcW w:type="dxa" w:w="992"/>
+          </w:tcPr>
+          <w:p>
+            <w:pPr>
+              <w:jc w:val="center"/>
+            </w:pPr>
+            <w:r>
+              <w:rPr>
+                <w:b w:val="0"/>
+                <w:sz w:val="16"/>
+              </w:rPr>
+              <w:t xml:space="preserve"/>
+            </w:r>
+          </w:p>
+        </w:tc>
+        <w:tc>
+          <w:tcPr>
+            <w:tcW w:type="dxa" w:w="992"/>
+          </w:tcPr>
+          <w:p>
+            <w:pPr>
+              <w:jc w:val="center"/>
+            </w:pPr>
+            <w:r>
+              <w:rPr>
+                <w:b w:val="0"/>
+                <w:sz w:val="16"/>
+              </w:rPr>
+              <w:t xml:space="preserve"/>
+            </w:r>
+          </w:p>
+        </w:tc>
+        <w:tc>
+          <w:tcPr>
+            <w:tcW w:type="dxa" w:w="992"/>
+          </w:tcPr>
+          <w:p>
+            <w:pPr>
+              <w:jc w:val="center"/>
+            </w:pPr>
+            <w:r>
+              <w:rPr>
+                <w:b w:val="0"/>
+                <w:sz w:val="16"/>
+              </w:rPr>
+              <w:t xml:space="preserve"/>
+            </w:r>
+          </w:p>
+        </w:tc>
       </w:tr>
       <w:tr>
         <w:tc>
@@ -18160,6 +22269,57 @@
             </w:r>
           </w:p>
         </w:tc>
+        <w:tc>
+          <w:tcPr>
+            <w:tcW w:type="dxa" w:w="992"/>
+          </w:tcPr>
+          <w:p>
+            <w:pPr>
+              <w:jc w:val="center"/>
+            </w:pPr>
+            <w:r>
+              <w:rPr>
+                <w:b w:val="0"/>
+                <w:sz w:val="16"/>
+              </w:rPr>
+              <w:t xml:space="preserve"/>
+            </w:r>
+          </w:p>
+        </w:tc>
+        <w:tc>
+          <w:tcPr>
+            <w:tcW w:type="dxa" w:w="992"/>
+          </w:tcPr>
+          <w:p>
+            <w:pPr>
+              <w:jc w:val="center"/>
+            </w:pPr>
+            <w:r>
+              <w:rPr>
+                <w:b w:val="0"/>
+                <w:sz w:val="16"/>
+              </w:rPr>
+              <w:t xml:space="preserve"/>
+            </w:r>
+          </w:p>
+        </w:tc>
+        <w:tc>
+          <w:tcPr>
+            <w:tcW w:type="dxa" w:w="992"/>
+          </w:tcPr>
+          <w:p>
+            <w:pPr>
+              <w:jc w:val="center"/>
+            </w:pPr>
+            <w:r>
+              <w:rPr>
+                <w:b w:val="0"/>
+                <w:sz w:val="16"/>
+              </w:rPr>
+              <w:t xml:space="preserve">X</w:t>
+            </w:r>
+          </w:p>
+        </w:tc>
       </w:tr>
       <w:tr>
         <w:tc>
@@ -18384,6 +22544,57 @@
             </w:r>
           </w:p>
         </w:tc>
+        <w:tc>
+          <w:tcPr>
+            <w:tcW w:type="dxa" w:w="992"/>
+          </w:tcPr>
+          <w:p>
+            <w:pPr>
+              <w:jc w:val="center"/>
+            </w:pPr>
+            <w:r>
+              <w:rPr>
+                <w:b w:val="0"/>
+                <w:sz w:val="16"/>
+              </w:rPr>
+              <w:t xml:space="preserve"/>
+            </w:r>
+          </w:p>
+        </w:tc>
+        <w:tc>
+          <w:tcPr>
+            <w:tcW w:type="dxa" w:w="992"/>
+          </w:tcPr>
+          <w:p>
+            <w:pPr>
+              <w:jc w:val="center"/>
+            </w:pPr>
+            <w:r>
+              <w:rPr>
+                <w:b w:val="0"/>
+                <w:sz w:val="16"/>
+              </w:rPr>
+              <w:t xml:space="preserve"/>
+            </w:r>
+          </w:p>
+        </w:tc>
+        <w:tc>
+          <w:tcPr>
+            <w:tcW w:type="dxa" w:w="992"/>
+          </w:tcPr>
+          <w:p>
+            <w:pPr>
+              <w:jc w:val="center"/>
+            </w:pPr>
+            <w:r>
+              <w:rPr>
+                <w:b w:val="0"/>
+                <w:sz w:val="16"/>
+              </w:rPr>
+              <w:t xml:space="preserve"/>
+            </w:r>
+          </w:p>
+        </w:tc>
       </w:tr>
       <w:tr>
         <w:tc>
@@ -18608,6 +22819,57 @@
             </w:r>
           </w:p>
         </w:tc>
+        <w:tc>
+          <w:tcPr>
+            <w:tcW w:type="dxa" w:w="992"/>
+          </w:tcPr>
+          <w:p>
+            <w:pPr>
+              <w:jc w:val="center"/>
+            </w:pPr>
+            <w:r>
+              <w:rPr>
+                <w:b w:val="0"/>
+                <w:sz w:val="16"/>
+              </w:rPr>
+              <w:t xml:space="preserve"/>
+            </w:r>
+          </w:p>
+        </w:tc>
+        <w:tc>
+          <w:tcPr>
+            <w:tcW w:type="dxa" w:w="992"/>
+          </w:tcPr>
+          <w:p>
+            <w:pPr>
+              <w:jc w:val="center"/>
+            </w:pPr>
+            <w:r>
+              <w:rPr>
+                <w:b w:val="0"/>
+                <w:sz w:val="16"/>
+              </w:rPr>
+              <w:t xml:space="preserve"/>
+            </w:r>
+          </w:p>
+        </w:tc>
+        <w:tc>
+          <w:tcPr>
+            <w:tcW w:type="dxa" w:w="992"/>
+          </w:tcPr>
+          <w:p>
+            <w:pPr>
+              <w:jc w:val="center"/>
+            </w:pPr>
+            <w:r>
+              <w:rPr>
+                <w:b w:val="0"/>
+                <w:sz w:val="16"/>
+              </w:rPr>
+              <w:t xml:space="preserve">X</w:t>
+            </w:r>
+          </w:p>
+        </w:tc>
       </w:tr>
       <w:tr>
         <w:tc>
@@ -18831,6 +23093,57 @@
             </w:r>
           </w:p>
         </w:tc>
+        <w:tc>
+          <w:tcPr>
+            <w:tcW w:type="dxa" w:w="992"/>
+          </w:tcPr>
+          <w:p>
+            <w:pPr>
+              <w:jc w:val="center"/>
+            </w:pPr>
+            <w:r>
+              <w:rPr>
+                <w:b w:val="0"/>
+                <w:sz w:val="16"/>
+              </w:rPr>
+              <w:t xml:space="preserve"/>
+            </w:r>
+          </w:p>
+        </w:tc>
+        <w:tc>
+          <w:tcPr>
+            <w:tcW w:type="dxa" w:w="992"/>
+          </w:tcPr>
+          <w:p>
+            <w:pPr>
+              <w:jc w:val="center"/>
+            </w:pPr>
+            <w:r>
+              <w:rPr>
+                <w:b w:val="0"/>
+                <w:sz w:val="16"/>
+              </w:rPr>
+              <w:t xml:space="preserve"/>
+            </w:r>
+          </w:p>
+        </w:tc>
+        <w:tc>
+          <w:tcPr>
+            <w:tcW w:type="dxa" w:w="992"/>
+          </w:tcPr>
+          <w:p>
+            <w:pPr>
+              <w:jc w:val="center"/>
+            </w:pPr>
+            <w:r>
+              <w:rPr>
+                <w:b w:val="0"/>
+                <w:sz w:val="16"/>
+              </w:rPr>
+              <w:t xml:space="preserve"/>
+            </w:r>
+          </w:p>
+        </w:tc>
       </w:tr>
       <w:tr>
         <w:tc>
@@ -19055,6 +23368,57 @@
             </w:r>
           </w:p>
         </w:tc>
+        <w:tc>
+          <w:tcPr>
+            <w:tcW w:type="dxa" w:w="992"/>
+          </w:tcPr>
+          <w:p>
+            <w:pPr>
+              <w:jc w:val="center"/>
+            </w:pPr>
+            <w:r>
+              <w:rPr>
+                <w:b w:val="0"/>
+                <w:sz w:val="16"/>
+              </w:rPr>
+              <w:t xml:space="preserve"/>
+            </w:r>
+          </w:p>
+        </w:tc>
+        <w:tc>
+          <w:tcPr>
+            <w:tcW w:type="dxa" w:w="992"/>
+          </w:tcPr>
+          <w:p>
+            <w:pPr>
+              <w:jc w:val="center"/>
+            </w:pPr>
+            <w:r>
+              <w:rPr>
+                <w:b w:val="0"/>
+                <w:sz w:val="16"/>
+              </w:rPr>
+              <w:t xml:space="preserve">X</w:t>
+            </w:r>
+          </w:p>
+        </w:tc>
+        <w:tc>
+          <w:tcPr>
+            <w:tcW w:type="dxa" w:w="992"/>
+          </w:tcPr>
+          <w:p>
+            <w:pPr>
+              <w:jc w:val="center"/>
+            </w:pPr>
+            <w:r>
+              <w:rPr>
+                <w:b w:val="0"/>
+                <w:sz w:val="16"/>
+              </w:rPr>
+              <w:t xml:space="preserve"/>
+            </w:r>
+          </w:p>
+        </w:tc>
       </w:tr>
       <w:tr>
         <w:tc>
@@ -19278,6 +23642,57 @@
             </w:r>
           </w:p>
         </w:tc>
+        <w:tc>
+          <w:tcPr>
+            <w:tcW w:type="dxa" w:w="992"/>
+          </w:tcPr>
+          <w:p>
+            <w:pPr>
+              <w:jc w:val="center"/>
+            </w:pPr>
+            <w:r>
+              <w:rPr>
+                <w:b w:val="0"/>
+                <w:sz w:val="16"/>
+              </w:rPr>
+              <w:t xml:space="preserve"/>
+            </w:r>
+          </w:p>
+        </w:tc>
+        <w:tc>
+          <w:tcPr>
+            <w:tcW w:type="dxa" w:w="992"/>
+          </w:tcPr>
+          <w:p>
+            <w:pPr>
+              <w:jc w:val="center"/>
+            </w:pPr>
+            <w:r>
+              <w:rPr>
+                <w:b w:val="0"/>
+                <w:sz w:val="16"/>
+              </w:rPr>
+              <w:t xml:space="preserve">X</w:t>
+            </w:r>
+          </w:p>
+        </w:tc>
+        <w:tc>
+          <w:tcPr>
+            <w:tcW w:type="dxa" w:w="992"/>
+          </w:tcPr>
+          <w:p>
+            <w:pPr>
+              <w:jc w:val="center"/>
+            </w:pPr>
+            <w:r>
+              <w:rPr>
+                <w:b w:val="0"/>
+                <w:sz w:val="16"/>
+              </w:rPr>
+              <w:t xml:space="preserve"/>
+            </w:r>
+          </w:p>
+        </w:tc>
       </w:tr>
       <w:tr>
         <w:tc>
@@ -19502,6 +23917,57 @@
             </w:r>
           </w:p>
         </w:tc>
+        <w:tc>
+          <w:tcPr>
+            <w:tcW w:type="dxa" w:w="992"/>
+          </w:tcPr>
+          <w:p>
+            <w:pPr>
+              <w:jc w:val="center"/>
+            </w:pPr>
+            <w:r>
+              <w:rPr>
+                <w:b w:val="0"/>
+                <w:sz w:val="16"/>
+              </w:rPr>
+              <w:t xml:space="preserve"/>
+            </w:r>
+          </w:p>
+        </w:tc>
+        <w:tc>
+          <w:tcPr>
+            <w:tcW w:type="dxa" w:w="992"/>
+          </w:tcPr>
+          <w:p>
+            <w:pPr>
+              <w:jc w:val="center"/>
+            </w:pPr>
+            <w:r>
+              <w:rPr>
+                <w:b w:val="0"/>
+                <w:sz w:val="16"/>
+              </w:rPr>
+              <w:t xml:space="preserve"/>
+            </w:r>
+          </w:p>
+        </w:tc>
+        <w:tc>
+          <w:tcPr>
+            <w:tcW w:type="dxa" w:w="992"/>
+          </w:tcPr>
+          <w:p>
+            <w:pPr>
+              <w:jc w:val="center"/>
+            </w:pPr>
+            <w:r>
+              <w:rPr>
+                <w:b w:val="0"/>
+                <w:sz w:val="16"/>
+              </w:rPr>
+              <w:t xml:space="preserve"/>
+            </w:r>
+          </w:p>
+        </w:tc>
       </w:tr>
       <w:tr>
         <w:tc>
@@ -19726,6 +24192,57 @@
             </w:r>
           </w:p>
         </w:tc>
+        <w:tc>
+          <w:tcPr>
+            <w:tcW w:type="dxa" w:w="992"/>
+          </w:tcPr>
+          <w:p>
+            <w:pPr>
+              <w:jc w:val="center"/>
+            </w:pPr>
+            <w:r>
+              <w:rPr>
+                <w:b w:val="0"/>
+                <w:sz w:val="16"/>
+              </w:rPr>
+              <w:t xml:space="preserve"/>
+            </w:r>
+          </w:p>
+        </w:tc>
+        <w:tc>
+          <w:tcPr>
+            <w:tcW w:type="dxa" w:w="992"/>
+          </w:tcPr>
+          <w:p>
+            <w:pPr>
+              <w:jc w:val="center"/>
+            </w:pPr>
+            <w:r>
+              <w:rPr>
+                <w:b w:val="0"/>
+                <w:sz w:val="16"/>
+              </w:rPr>
+              <w:t xml:space="preserve">X</w:t>
+            </w:r>
+          </w:p>
+        </w:tc>
+        <w:tc>
+          <w:tcPr>
+            <w:tcW w:type="dxa" w:w="992"/>
+          </w:tcPr>
+          <w:p>
+            <w:pPr>
+              <w:jc w:val="center"/>
+            </w:pPr>
+            <w:r>
+              <w:rPr>
+                <w:b w:val="0"/>
+                <w:sz w:val="16"/>
+              </w:rPr>
+              <w:t xml:space="preserve"/>
+            </w:r>
+          </w:p>
+        </w:tc>
       </w:tr>
       <w:tr>
         <w:tc>
@@ -19950,6 +24467,57 @@
             </w:r>
           </w:p>
         </w:tc>
+        <w:tc>
+          <w:tcPr>
+            <w:tcW w:type="dxa" w:w="992"/>
+          </w:tcPr>
+          <w:p>
+            <w:pPr>
+              <w:jc w:val="center"/>
+            </w:pPr>
+            <w:r>
+              <w:rPr>
+                <w:b w:val="0"/>
+                <w:sz w:val="16"/>
+              </w:rPr>
+              <w:t xml:space="preserve"/>
+            </w:r>
+          </w:p>
+        </w:tc>
+        <w:tc>
+          <w:tcPr>
+            <w:tcW w:type="dxa" w:w="992"/>
+          </w:tcPr>
+          <w:p>
+            <w:pPr>
+              <w:jc w:val="center"/>
+            </w:pPr>
+            <w:r>
+              <w:rPr>
+                <w:b w:val="0"/>
+                <w:sz w:val="16"/>
+              </w:rPr>
+              <w:t xml:space="preserve"/>
+            </w:r>
+          </w:p>
+        </w:tc>
+        <w:tc>
+          <w:tcPr>
+            <w:tcW w:type="dxa" w:w="992"/>
+          </w:tcPr>
+          <w:p>
+            <w:pPr>
+              <w:jc w:val="center"/>
+            </w:pPr>
+            <w:r>
+              <w:rPr>
+                <w:b w:val="0"/>
+                <w:sz w:val="16"/>
+              </w:rPr>
+              <w:t xml:space="preserve"/>
+            </w:r>
+          </w:p>
+        </w:tc>
       </w:tr>
       <w:tr>
         <w:tc>
@@ -20174,6 +24742,57 @@
             </w:r>
           </w:p>
         </w:tc>
+        <w:tc>
+          <w:tcPr>
+            <w:tcW w:type="dxa" w:w="992"/>
+          </w:tcPr>
+          <w:p>
+            <w:pPr>
+              <w:jc w:val="center"/>
+            </w:pPr>
+            <w:r>
+              <w:rPr>
+                <w:b w:val="0"/>
+                <w:sz w:val="16"/>
+              </w:rPr>
+              <w:t xml:space="preserve">X</w:t>
+            </w:r>
+          </w:p>
+        </w:tc>
+        <w:tc>
+          <w:tcPr>
+            <w:tcW w:type="dxa" w:w="992"/>
+          </w:tcPr>
+          <w:p>
+            <w:pPr>
+              <w:jc w:val="center"/>
+            </w:pPr>
+            <w:r>
+              <w:rPr>
+                <w:b w:val="0"/>
+                <w:sz w:val="16"/>
+              </w:rPr>
+              <w:t xml:space="preserve">X</w:t>
+            </w:r>
+          </w:p>
+        </w:tc>
+        <w:tc>
+          <w:tcPr>
+            <w:tcW w:type="dxa" w:w="992"/>
+          </w:tcPr>
+          <w:p>
+            <w:pPr>
+              <w:jc w:val="center"/>
+            </w:pPr>
+            <w:r>
+              <w:rPr>
+                <w:b w:val="0"/>
+                <w:sz w:val="16"/>
+              </w:rPr>
+              <w:t xml:space="preserve"/>
+            </w:r>
+          </w:p>
+        </w:tc>
       </w:tr>
       <w:tr>
         <w:tc>
@@ -20398,6 +25017,57 @@
             </w:r>
           </w:p>
         </w:tc>
+        <w:tc>
+          <w:tcPr>
+            <w:tcW w:type="dxa" w:w="992"/>
+          </w:tcPr>
+          <w:p>
+            <w:pPr>
+              <w:jc w:val="center"/>
+            </w:pPr>
+            <w:r>
+              <w:rPr>
+                <w:b w:val="0"/>
+                <w:sz w:val="16"/>
+              </w:rPr>
+              <w:t xml:space="preserve"/>
+            </w:r>
+          </w:p>
+        </w:tc>
+        <w:tc>
+          <w:tcPr>
+            <w:tcW w:type="dxa" w:w="992"/>
+          </w:tcPr>
+          <w:p>
+            <w:pPr>
+              <w:jc w:val="center"/>
+            </w:pPr>
+            <w:r>
+              <w:rPr>
+                <w:b w:val="0"/>
+                <w:sz w:val="16"/>
+              </w:rPr>
+              <w:t xml:space="preserve"/>
+            </w:r>
+          </w:p>
+        </w:tc>
+        <w:tc>
+          <w:tcPr>
+            <w:tcW w:type="dxa" w:w="992"/>
+          </w:tcPr>
+          <w:p>
+            <w:pPr>
+              <w:jc w:val="center"/>
+            </w:pPr>
+            <w:r>
+              <w:rPr>
+                <w:b w:val="0"/>
+                <w:sz w:val="16"/>
+              </w:rPr>
+              <w:t xml:space="preserve"/>
+            </w:r>
+          </w:p>
+        </w:tc>
       </w:tr>
       <w:tr>
         <w:tc>
@@ -20621,6 +25291,57 @@
             </w:r>
           </w:p>
         </w:tc>
+        <w:tc>
+          <w:tcPr>
+            <w:tcW w:type="dxa" w:w="992"/>
+          </w:tcPr>
+          <w:p>
+            <w:pPr>
+              <w:jc w:val="center"/>
+            </w:pPr>
+            <w:r>
+              <w:rPr>
+                <w:b w:val="0"/>
+                <w:sz w:val="16"/>
+              </w:rPr>
+              <w:t xml:space="preserve"/>
+            </w:r>
+          </w:p>
+        </w:tc>
+        <w:tc>
+          <w:tcPr>
+            <w:tcW w:type="dxa" w:w="992"/>
+          </w:tcPr>
+          <w:p>
+            <w:pPr>
+              <w:jc w:val="center"/>
+            </w:pPr>
+            <w:r>
+              <w:rPr>
+                <w:b w:val="0"/>
+                <w:sz w:val="16"/>
+              </w:rPr>
+              <w:t xml:space="preserve"/>
+            </w:r>
+          </w:p>
+        </w:tc>
+        <w:tc>
+          <w:tcPr>
+            <w:tcW w:type="dxa" w:w="992"/>
+          </w:tcPr>
+          <w:p>
+            <w:pPr>
+              <w:jc w:val="center"/>
+            </w:pPr>
+            <w:r>
+              <w:rPr>
+                <w:b w:val="0"/>
+                <w:sz w:val="16"/>
+              </w:rPr>
+              <w:t xml:space="preserve"/>
+            </w:r>
+          </w:p>
+        </w:tc>
       </w:tr>
       <w:tr>
         <w:tc>
@@ -20844,6 +25565,57 @@
             </w:r>
           </w:p>
         </w:tc>
+        <w:tc>
+          <w:tcPr>
+            <w:tcW w:type="dxa" w:w="992"/>
+          </w:tcPr>
+          <w:p>
+            <w:pPr>
+              <w:jc w:val="center"/>
+            </w:pPr>
+            <w:r>
+              <w:rPr>
+                <w:b w:val="0"/>
+                <w:sz w:val="16"/>
+              </w:rPr>
+              <w:t xml:space="preserve"/>
+            </w:r>
+          </w:p>
+        </w:tc>
+        <w:tc>
+          <w:tcPr>
+            <w:tcW w:type="dxa" w:w="992"/>
+          </w:tcPr>
+          <w:p>
+            <w:pPr>
+              <w:jc w:val="center"/>
+            </w:pPr>
+            <w:r>
+              <w:rPr>
+                <w:b w:val="0"/>
+                <w:sz w:val="16"/>
+              </w:rPr>
+              <w:t xml:space="preserve"/>
+            </w:r>
+          </w:p>
+        </w:tc>
+        <w:tc>
+          <w:tcPr>
+            <w:tcW w:type="dxa" w:w="992"/>
+          </w:tcPr>
+          <w:p>
+            <w:pPr>
+              <w:jc w:val="center"/>
+            </w:pPr>
+            <w:r>
+              <w:rPr>
+                <w:b w:val="0"/>
+                <w:sz w:val="16"/>
+              </w:rPr>
+              <w:t xml:space="preserve"/>
+            </w:r>
+          </w:p>
+        </w:tc>
       </w:tr>
       <w:tr>
         <w:tc>
@@ -21067,6 +25839,57 @@
             </w:r>
           </w:p>
         </w:tc>
+        <w:tc>
+          <w:tcPr>
+            <w:tcW w:type="dxa" w:w="992"/>
+          </w:tcPr>
+          <w:p>
+            <w:pPr>
+              <w:jc w:val="center"/>
+            </w:pPr>
+            <w:r>
+              <w:rPr>
+                <w:b w:val="0"/>
+                <w:sz w:val="16"/>
+              </w:rPr>
+              <w:t xml:space="preserve"/>
+            </w:r>
+          </w:p>
+        </w:tc>
+        <w:tc>
+          <w:tcPr>
+            <w:tcW w:type="dxa" w:w="992"/>
+          </w:tcPr>
+          <w:p>
+            <w:pPr>
+              <w:jc w:val="center"/>
+            </w:pPr>
+            <w:r>
+              <w:rPr>
+                <w:b w:val="0"/>
+                <w:sz w:val="16"/>
+              </w:rPr>
+              <w:t xml:space="preserve"/>
+            </w:r>
+          </w:p>
+        </w:tc>
+        <w:tc>
+          <w:tcPr>
+            <w:tcW w:type="dxa" w:w="992"/>
+          </w:tcPr>
+          <w:p>
+            <w:pPr>
+              <w:jc w:val="center"/>
+            </w:pPr>
+            <w:r>
+              <w:rPr>
+                <w:b w:val="0"/>
+                <w:sz w:val="16"/>
+              </w:rPr>
+              <w:t xml:space="preserve"/>
+            </w:r>
+          </w:p>
+        </w:tc>
       </w:tr>
       <w:tr>
         <w:tc>
@@ -21291,6 +26114,57 @@
             </w:r>
           </w:p>
         </w:tc>
+        <w:tc>
+          <w:tcPr>
+            <w:tcW w:type="dxa" w:w="992"/>
+          </w:tcPr>
+          <w:p>
+            <w:pPr>
+              <w:jc w:val="center"/>
+            </w:pPr>
+            <w:r>
+              <w:rPr>
+                <w:b w:val="0"/>
+                <w:sz w:val="16"/>
+              </w:rPr>
+              <w:t xml:space="preserve"/>
+            </w:r>
+          </w:p>
+        </w:tc>
+        <w:tc>
+          <w:tcPr>
+            <w:tcW w:type="dxa" w:w="992"/>
+          </w:tcPr>
+          <w:p>
+            <w:pPr>
+              <w:jc w:val="center"/>
+            </w:pPr>
+            <w:r>
+              <w:rPr>
+                <w:b w:val="0"/>
+                <w:sz w:val="16"/>
+              </w:rPr>
+              <w:t xml:space="preserve"/>
+            </w:r>
+          </w:p>
+        </w:tc>
+        <w:tc>
+          <w:tcPr>
+            <w:tcW w:type="dxa" w:w="992"/>
+          </w:tcPr>
+          <w:p>
+            <w:pPr>
+              <w:jc w:val="center"/>
+            </w:pPr>
+            <w:r>
+              <w:rPr>
+                <w:b w:val="0"/>
+                <w:sz w:val="16"/>
+              </w:rPr>
+              <w:t xml:space="preserve"/>
+            </w:r>
+          </w:p>
+        </w:tc>
       </w:tr>
       <w:tr>
         <w:tc>
@@ -21514,6 +26388,57 @@
             </w:r>
           </w:p>
         </w:tc>
+        <w:tc>
+          <w:tcPr>
+            <w:tcW w:type="dxa" w:w="992"/>
+          </w:tcPr>
+          <w:p>
+            <w:pPr>
+              <w:jc w:val="center"/>
+            </w:pPr>
+            <w:r>
+              <w:rPr>
+                <w:b w:val="0"/>
+                <w:sz w:val="16"/>
+              </w:rPr>
+              <w:t xml:space="preserve"/>
+            </w:r>
+          </w:p>
+        </w:tc>
+        <w:tc>
+          <w:tcPr>
+            <w:tcW w:type="dxa" w:w="992"/>
+          </w:tcPr>
+          <w:p>
+            <w:pPr>
+              <w:jc w:val="center"/>
+            </w:pPr>
+            <w:r>
+              <w:rPr>
+                <w:b w:val="0"/>
+                <w:sz w:val="16"/>
+              </w:rPr>
+              <w:t xml:space="preserve"/>
+            </w:r>
+          </w:p>
+        </w:tc>
+        <w:tc>
+          <w:tcPr>
+            <w:tcW w:type="dxa" w:w="992"/>
+          </w:tcPr>
+          <w:p>
+            <w:pPr>
+              <w:jc w:val="center"/>
+            </w:pPr>
+            <w:r>
+              <w:rPr>
+                <w:b w:val="0"/>
+                <w:sz w:val="16"/>
+              </w:rPr>
+              <w:t xml:space="preserve"/>
+            </w:r>
+          </w:p>
+        </w:tc>
       </w:tr>
       <w:tr>
         <w:tc>
@@ -21738,6 +26663,57 @@
             </w:r>
           </w:p>
         </w:tc>
+        <w:tc>
+          <w:tcPr>
+            <w:tcW w:type="dxa" w:w="992"/>
+          </w:tcPr>
+          <w:p>
+            <w:pPr>
+              <w:jc w:val="center"/>
+            </w:pPr>
+            <w:r>
+              <w:rPr>
+                <w:b w:val="0"/>
+                <w:sz w:val="16"/>
+              </w:rPr>
+              <w:t xml:space="preserve"/>
+            </w:r>
+          </w:p>
+        </w:tc>
+        <w:tc>
+          <w:tcPr>
+            <w:tcW w:type="dxa" w:w="992"/>
+          </w:tcPr>
+          <w:p>
+            <w:pPr>
+              <w:jc w:val="center"/>
+            </w:pPr>
+            <w:r>
+              <w:rPr>
+                <w:b w:val="0"/>
+                <w:sz w:val="16"/>
+              </w:rPr>
+              <w:t xml:space="preserve">X</w:t>
+            </w:r>
+          </w:p>
+        </w:tc>
+        <w:tc>
+          <w:tcPr>
+            <w:tcW w:type="dxa" w:w="992"/>
+          </w:tcPr>
+          <w:p>
+            <w:pPr>
+              <w:jc w:val="center"/>
+            </w:pPr>
+            <w:r>
+              <w:rPr>
+                <w:b w:val="0"/>
+                <w:sz w:val="16"/>
+              </w:rPr>
+              <w:t xml:space="preserve"/>
+            </w:r>
+          </w:p>
+        </w:tc>
       </w:tr>
       <w:tr>
         <w:tc>
@@ -21961,6 +26937,57 @@
             </w:r>
           </w:p>
         </w:tc>
+        <w:tc>
+          <w:tcPr>
+            <w:tcW w:type="dxa" w:w="992"/>
+          </w:tcPr>
+          <w:p>
+            <w:pPr>
+              <w:jc w:val="center"/>
+            </w:pPr>
+            <w:r>
+              <w:rPr>
+                <w:b w:val="0"/>
+                <w:sz w:val="16"/>
+              </w:rPr>
+              <w:t xml:space="preserve"/>
+            </w:r>
+          </w:p>
+        </w:tc>
+        <w:tc>
+          <w:tcPr>
+            <w:tcW w:type="dxa" w:w="992"/>
+          </w:tcPr>
+          <w:p>
+            <w:pPr>
+              <w:jc w:val="center"/>
+            </w:pPr>
+            <w:r>
+              <w:rPr>
+                <w:b w:val="0"/>
+                <w:sz w:val="16"/>
+              </w:rPr>
+              <w:t xml:space="preserve"/>
+            </w:r>
+          </w:p>
+        </w:tc>
+        <w:tc>
+          <w:tcPr>
+            <w:tcW w:type="dxa" w:w="992"/>
+          </w:tcPr>
+          <w:p>
+            <w:pPr>
+              <w:jc w:val="center"/>
+            </w:pPr>
+            <w:r>
+              <w:rPr>
+                <w:b w:val="0"/>
+                <w:sz w:val="16"/>
+              </w:rPr>
+              <w:t xml:space="preserve"/>
+            </w:r>
+          </w:p>
+        </w:tc>
       </w:tr>
       <w:tr>
         <w:tc>
@@ -22185,6 +27212,57 @@
             </w:r>
           </w:p>
         </w:tc>
+        <w:tc>
+          <w:tcPr>
+            <w:tcW w:type="dxa" w:w="992"/>
+          </w:tcPr>
+          <w:p>
+            <w:pPr>
+              <w:jc w:val="center"/>
+            </w:pPr>
+            <w:r>
+              <w:rPr>
+                <w:b w:val="0"/>
+                <w:sz w:val="16"/>
+              </w:rPr>
+              <w:t xml:space="preserve"/>
+            </w:r>
+          </w:p>
+        </w:tc>
+        <w:tc>
+          <w:tcPr>
+            <w:tcW w:type="dxa" w:w="992"/>
+          </w:tcPr>
+          <w:p>
+            <w:pPr>
+              <w:jc w:val="center"/>
+            </w:pPr>
+            <w:r>
+              <w:rPr>
+                <w:b w:val="0"/>
+                <w:sz w:val="16"/>
+              </w:rPr>
+              <w:t xml:space="preserve"/>
+            </w:r>
+          </w:p>
+        </w:tc>
+        <w:tc>
+          <w:tcPr>
+            <w:tcW w:type="dxa" w:w="992"/>
+          </w:tcPr>
+          <w:p>
+            <w:pPr>
+              <w:jc w:val="center"/>
+            </w:pPr>
+            <w:r>
+              <w:rPr>
+                <w:b w:val="0"/>
+                <w:sz w:val="16"/>
+              </w:rPr>
+              <w:t xml:space="preserve"/>
+            </w:r>
+          </w:p>
+        </w:tc>
       </w:tr>
       <w:tr>
         <w:tc>
@@ -22408,6 +27486,57 @@
             </w:r>
           </w:p>
         </w:tc>
+        <w:tc>
+          <w:tcPr>
+            <w:tcW w:type="dxa" w:w="992"/>
+          </w:tcPr>
+          <w:p>
+            <w:pPr>
+              <w:jc w:val="center"/>
+            </w:pPr>
+            <w:r>
+              <w:rPr>
+                <w:b w:val="0"/>
+                <w:sz w:val="16"/>
+              </w:rPr>
+              <w:t xml:space="preserve"/>
+            </w:r>
+          </w:p>
+        </w:tc>
+        <w:tc>
+          <w:tcPr>
+            <w:tcW w:type="dxa" w:w="992"/>
+          </w:tcPr>
+          <w:p>
+            <w:pPr>
+              <w:jc w:val="center"/>
+            </w:pPr>
+            <w:r>
+              <w:rPr>
+                <w:b w:val="0"/>
+                <w:sz w:val="16"/>
+              </w:rPr>
+              <w:t xml:space="preserve">X</w:t>
+            </w:r>
+          </w:p>
+        </w:tc>
+        <w:tc>
+          <w:tcPr>
+            <w:tcW w:type="dxa" w:w="992"/>
+          </w:tcPr>
+          <w:p>
+            <w:pPr>
+              <w:jc w:val="center"/>
+            </w:pPr>
+            <w:r>
+              <w:rPr>
+                <w:b w:val="0"/>
+                <w:sz w:val="16"/>
+              </w:rPr>
+              <w:t xml:space="preserve"/>
+            </w:r>
+          </w:p>
+        </w:tc>
       </w:tr>
       <w:tr>
         <w:tc>
@@ -22632,6 +27761,57 @@
             </w:r>
           </w:p>
         </w:tc>
+        <w:tc>
+          <w:tcPr>
+            <w:tcW w:type="dxa" w:w="992"/>
+          </w:tcPr>
+          <w:p>
+            <w:pPr>
+              <w:jc w:val="center"/>
+            </w:pPr>
+            <w:r>
+              <w:rPr>
+                <w:b w:val="0"/>
+                <w:sz w:val="16"/>
+              </w:rPr>
+              <w:t xml:space="preserve"/>
+            </w:r>
+          </w:p>
+        </w:tc>
+        <w:tc>
+          <w:tcPr>
+            <w:tcW w:type="dxa" w:w="992"/>
+          </w:tcPr>
+          <w:p>
+            <w:pPr>
+              <w:jc w:val="center"/>
+            </w:pPr>
+            <w:r>
+              <w:rPr>
+                <w:b w:val="0"/>
+                <w:sz w:val="16"/>
+              </w:rPr>
+              <w:t xml:space="preserve"/>
+            </w:r>
+          </w:p>
+        </w:tc>
+        <w:tc>
+          <w:tcPr>
+            <w:tcW w:type="dxa" w:w="992"/>
+          </w:tcPr>
+          <w:p>
+            <w:pPr>
+              <w:jc w:val="center"/>
+            </w:pPr>
+            <w:r>
+              <w:rPr>
+                <w:b w:val="0"/>
+                <w:sz w:val="16"/>
+              </w:rPr>
+              <w:t xml:space="preserve">X</w:t>
+            </w:r>
+          </w:p>
+        </w:tc>
       </w:tr>
       <w:tr>
         <w:tc>
@@ -22855,6 +28035,57 @@
             </w:r>
           </w:p>
         </w:tc>
+        <w:tc>
+          <w:tcPr>
+            <w:tcW w:type="dxa" w:w="992"/>
+          </w:tcPr>
+          <w:p>
+            <w:pPr>
+              <w:jc w:val="center"/>
+            </w:pPr>
+            <w:r>
+              <w:rPr>
+                <w:b w:val="0"/>
+                <w:sz w:val="16"/>
+              </w:rPr>
+              <w:t xml:space="preserve"/>
+            </w:r>
+          </w:p>
+        </w:tc>
+        <w:tc>
+          <w:tcPr>
+            <w:tcW w:type="dxa" w:w="992"/>
+          </w:tcPr>
+          <w:p>
+            <w:pPr>
+              <w:jc w:val="center"/>
+            </w:pPr>
+            <w:r>
+              <w:rPr>
+                <w:b w:val="0"/>
+                <w:sz w:val="16"/>
+              </w:rPr>
+              <w:t xml:space="preserve"/>
+            </w:r>
+          </w:p>
+        </w:tc>
+        <w:tc>
+          <w:tcPr>
+            <w:tcW w:type="dxa" w:w="992"/>
+          </w:tcPr>
+          <w:p>
+            <w:pPr>
+              <w:jc w:val="center"/>
+            </w:pPr>
+            <w:r>
+              <w:rPr>
+                <w:b w:val="0"/>
+                <w:sz w:val="16"/>
+              </w:rPr>
+              <w:t xml:space="preserve"/>
+            </w:r>
+          </w:p>
+        </w:tc>
       </w:tr>
       <w:tr>
         <w:tc>
@@ -23079,6 +28310,57 @@
             </w:r>
           </w:p>
         </w:tc>
+        <w:tc>
+          <w:tcPr>
+            <w:tcW w:type="dxa" w:w="992"/>
+          </w:tcPr>
+          <w:p>
+            <w:pPr>
+              <w:jc w:val="center"/>
+            </w:pPr>
+            <w:r>
+              <w:rPr>
+                <w:b w:val="0"/>
+                <w:sz w:val="16"/>
+              </w:rPr>
+              <w:t xml:space="preserve"/>
+            </w:r>
+          </w:p>
+        </w:tc>
+        <w:tc>
+          <w:tcPr>
+            <w:tcW w:type="dxa" w:w="992"/>
+          </w:tcPr>
+          <w:p>
+            <w:pPr>
+              <w:jc w:val="center"/>
+            </w:pPr>
+            <w:r>
+              <w:rPr>
+                <w:b w:val="0"/>
+                <w:sz w:val="16"/>
+              </w:rPr>
+              <w:t xml:space="preserve">X</w:t>
+            </w:r>
+          </w:p>
+        </w:tc>
+        <w:tc>
+          <w:tcPr>
+            <w:tcW w:type="dxa" w:w="992"/>
+          </w:tcPr>
+          <w:p>
+            <w:pPr>
+              <w:jc w:val="center"/>
+            </w:pPr>
+            <w:r>
+              <w:rPr>
+                <w:b w:val="0"/>
+                <w:sz w:val="16"/>
+              </w:rPr>
+              <w:t xml:space="preserve"/>
+            </w:r>
+          </w:p>
+        </w:tc>
       </w:tr>
       <w:tr>
         <w:tc>
@@ -23303,6 +28585,57 @@
             </w:r>
           </w:p>
         </w:tc>
+        <w:tc>
+          <w:tcPr>
+            <w:tcW w:type="dxa" w:w="992"/>
+          </w:tcPr>
+          <w:p>
+            <w:pPr>
+              <w:jc w:val="center"/>
+            </w:pPr>
+            <w:r>
+              <w:rPr>
+                <w:b w:val="0"/>
+                <w:sz w:val="16"/>
+              </w:rPr>
+              <w:t xml:space="preserve"/>
+            </w:r>
+          </w:p>
+        </w:tc>
+        <w:tc>
+          <w:tcPr>
+            <w:tcW w:type="dxa" w:w="992"/>
+          </w:tcPr>
+          <w:p>
+            <w:pPr>
+              <w:jc w:val="center"/>
+            </w:pPr>
+            <w:r>
+              <w:rPr>
+                <w:b w:val="0"/>
+                <w:sz w:val="16"/>
+              </w:rPr>
+              <w:t xml:space="preserve"/>
+            </w:r>
+          </w:p>
+        </w:tc>
+        <w:tc>
+          <w:tcPr>
+            <w:tcW w:type="dxa" w:w="992"/>
+          </w:tcPr>
+          <w:p>
+            <w:pPr>
+              <w:jc w:val="center"/>
+            </w:pPr>
+            <w:r>
+              <w:rPr>
+                <w:b w:val="0"/>
+                <w:sz w:val="16"/>
+              </w:rPr>
+              <w:t xml:space="preserve"/>
+            </w:r>
+          </w:p>
+        </w:tc>
       </w:tr>
       <w:tr>
         <w:tc>
@@ -23526,6 +28859,57 @@
             </w:r>
           </w:p>
         </w:tc>
+        <w:tc>
+          <w:tcPr>
+            <w:tcW w:type="dxa" w:w="992"/>
+          </w:tcPr>
+          <w:p>
+            <w:pPr>
+              <w:jc w:val="center"/>
+            </w:pPr>
+            <w:r>
+              <w:rPr>
+                <w:b w:val="0"/>
+                <w:sz w:val="16"/>
+              </w:rPr>
+              <w:t xml:space="preserve"/>
+            </w:r>
+          </w:p>
+        </w:tc>
+        <w:tc>
+          <w:tcPr>
+            <w:tcW w:type="dxa" w:w="992"/>
+          </w:tcPr>
+          <w:p>
+            <w:pPr>
+              <w:jc w:val="center"/>
+            </w:pPr>
+            <w:r>
+              <w:rPr>
+                <w:b w:val="0"/>
+                <w:sz w:val="16"/>
+              </w:rPr>
+              <w:t xml:space="preserve"/>
+            </w:r>
+          </w:p>
+        </w:tc>
+        <w:tc>
+          <w:tcPr>
+            <w:tcW w:type="dxa" w:w="992"/>
+          </w:tcPr>
+          <w:p>
+            <w:pPr>
+              <w:jc w:val="center"/>
+            </w:pPr>
+            <w:r>
+              <w:rPr>
+                <w:b w:val="0"/>
+                <w:sz w:val="16"/>
+              </w:rPr>
+              <w:t xml:space="preserve"/>
+            </w:r>
+          </w:p>
+        </w:tc>
       </w:tr>
       <w:tr>
         <w:tc>
@@ -23754,6 +29138,57 @@
             </w:r>
           </w:p>
         </w:tc>
+        <w:tc>
+          <w:tcPr>
+            <w:tcW w:type="dxa" w:w="992"/>
+          </w:tcPr>
+          <w:p>
+            <w:pPr>
+              <w:jc w:val="center"/>
+            </w:pPr>
+            <w:r>
+              <w:rPr>
+                <w:b w:val="0"/>
+                <w:sz w:val="16"/>
+              </w:rPr>
+              <w:t xml:space="preserve">X</w:t>
+            </w:r>
+          </w:p>
+        </w:tc>
+        <w:tc>
+          <w:tcPr>
+            <w:tcW w:type="dxa" w:w="992"/>
+          </w:tcPr>
+          <w:p>
+            <w:pPr>
+              <w:jc w:val="center"/>
+            </w:pPr>
+            <w:r>
+              <w:rPr>
+                <w:b w:val="0"/>
+                <w:sz w:val="16"/>
+              </w:rPr>
+              <w:t xml:space="preserve"/>
+            </w:r>
+          </w:p>
+        </w:tc>
+        <w:tc>
+          <w:tcPr>
+            <w:tcW w:type="dxa" w:w="992"/>
+          </w:tcPr>
+          <w:p>
+            <w:pPr>
+              <w:jc w:val="center"/>
+            </w:pPr>
+            <w:r>
+              <w:rPr>
+                <w:b w:val="0"/>
+                <w:sz w:val="16"/>
+              </w:rPr>
+              <w:t xml:space="preserve">X</w:t>
+            </w:r>
+          </w:p>
+        </w:tc>
       </w:tr>
       <w:tr>
         <w:tc>
@@ -23979,6 +29414,57 @@
             </w:r>
           </w:p>
         </w:tc>
+        <w:tc>
+          <w:tcPr>
+            <w:tcW w:type="dxa" w:w="992"/>
+          </w:tcPr>
+          <w:p>
+            <w:pPr>
+              <w:jc w:val="center"/>
+            </w:pPr>
+            <w:r>
+              <w:rPr>
+                <w:b w:val="0"/>
+                <w:sz w:val="16"/>
+              </w:rPr>
+              <w:t xml:space="preserve"/>
+            </w:r>
+          </w:p>
+        </w:tc>
+        <w:tc>
+          <w:tcPr>
+            <w:tcW w:type="dxa" w:w="992"/>
+          </w:tcPr>
+          <w:p>
+            <w:pPr>
+              <w:jc w:val="center"/>
+            </w:pPr>
+            <w:r>
+              <w:rPr>
+                <w:b w:val="0"/>
+                <w:sz w:val="16"/>
+              </w:rPr>
+              <w:t xml:space="preserve"/>
+            </w:r>
+          </w:p>
+        </w:tc>
+        <w:tc>
+          <w:tcPr>
+            <w:tcW w:type="dxa" w:w="992"/>
+          </w:tcPr>
+          <w:p>
+            <w:pPr>
+              <w:jc w:val="center"/>
+            </w:pPr>
+            <w:r>
+              <w:rPr>
+                <w:b w:val="0"/>
+                <w:sz w:val="16"/>
+              </w:rPr>
+              <w:t xml:space="preserve"/>
+            </w:r>
+          </w:p>
+        </w:tc>
       </w:tr>
       <w:tr>
         <w:tc>
@@ -24203,6 +29689,57 @@
             </w:r>
           </w:p>
         </w:tc>
+        <w:tc>
+          <w:tcPr>
+            <w:tcW w:type="dxa" w:w="992"/>
+          </w:tcPr>
+          <w:p>
+            <w:pPr>
+              <w:jc w:val="center"/>
+            </w:pPr>
+            <w:r>
+              <w:rPr>
+                <w:b w:val="0"/>
+                <w:sz w:val="16"/>
+              </w:rPr>
+              <w:t xml:space="preserve"/>
+            </w:r>
+          </w:p>
+        </w:tc>
+        <w:tc>
+          <w:tcPr>
+            <w:tcW w:type="dxa" w:w="992"/>
+          </w:tcPr>
+          <w:p>
+            <w:pPr>
+              <w:jc w:val="center"/>
+            </w:pPr>
+            <w:r>
+              <w:rPr>
+                <w:b w:val="0"/>
+                <w:sz w:val="16"/>
+              </w:rPr>
+              <w:t xml:space="preserve"/>
+            </w:r>
+          </w:p>
+        </w:tc>
+        <w:tc>
+          <w:tcPr>
+            <w:tcW w:type="dxa" w:w="992"/>
+          </w:tcPr>
+          <w:p>
+            <w:pPr>
+              <w:jc w:val="center"/>
+            </w:pPr>
+            <w:r>
+              <w:rPr>
+                <w:b w:val="0"/>
+                <w:sz w:val="16"/>
+              </w:rPr>
+              <w:t xml:space="preserve"/>
+            </w:r>
+          </w:p>
+        </w:tc>
       </w:tr>
       <w:tr>
         <w:tc>
@@ -24427,6 +29964,57 @@
             </w:r>
           </w:p>
         </w:tc>
+        <w:tc>
+          <w:tcPr>
+            <w:tcW w:type="dxa" w:w="992"/>
+          </w:tcPr>
+          <w:p>
+            <w:pPr>
+              <w:jc w:val="center"/>
+            </w:pPr>
+            <w:r>
+              <w:rPr>
+                <w:b w:val="0"/>
+                <w:sz w:val="16"/>
+              </w:rPr>
+              <w:t xml:space="preserve"/>
+            </w:r>
+          </w:p>
+        </w:tc>
+        <w:tc>
+          <w:tcPr>
+            <w:tcW w:type="dxa" w:w="992"/>
+          </w:tcPr>
+          <w:p>
+            <w:pPr>
+              <w:jc w:val="center"/>
+            </w:pPr>
+            <w:r>
+              <w:rPr>
+                <w:b w:val="0"/>
+                <w:sz w:val="16"/>
+              </w:rPr>
+              <w:t xml:space="preserve"/>
+            </w:r>
+          </w:p>
+        </w:tc>
+        <w:tc>
+          <w:tcPr>
+            <w:tcW w:type="dxa" w:w="992"/>
+          </w:tcPr>
+          <w:p>
+            <w:pPr>
+              <w:jc w:val="center"/>
+            </w:pPr>
+            <w:r>
+              <w:rPr>
+                <w:b w:val="0"/>
+                <w:sz w:val="16"/>
+              </w:rPr>
+              <w:t xml:space="preserve"/>
+            </w:r>
+          </w:p>
+        </w:tc>
       </w:tr>
       <w:tr>
         <w:tc>
@@ -24653,6 +30241,57 @@
             </w:r>
           </w:p>
         </w:tc>
+        <w:tc>
+          <w:tcPr>
+            <w:tcW w:type="dxa" w:w="992"/>
+          </w:tcPr>
+          <w:p>
+            <w:pPr>
+              <w:jc w:val="center"/>
+            </w:pPr>
+            <w:r>
+              <w:rPr>
+                <w:b w:val="0"/>
+                <w:sz w:val="16"/>
+              </w:rPr>
+              <w:t xml:space="preserve"/>
+            </w:r>
+          </w:p>
+        </w:tc>
+        <w:tc>
+          <w:tcPr>
+            <w:tcW w:type="dxa" w:w="992"/>
+          </w:tcPr>
+          <w:p>
+            <w:pPr>
+              <w:jc w:val="center"/>
+            </w:pPr>
+            <w:r>
+              <w:rPr>
+                <w:b w:val="0"/>
+                <w:sz w:val="16"/>
+              </w:rPr>
+              <w:t xml:space="preserve">X</w:t>
+            </w:r>
+          </w:p>
+        </w:tc>
+        <w:tc>
+          <w:tcPr>
+            <w:tcW w:type="dxa" w:w="992"/>
+          </w:tcPr>
+          <w:p>
+            <w:pPr>
+              <w:jc w:val="center"/>
+            </w:pPr>
+            <w:r>
+              <w:rPr>
+                <w:b w:val="0"/>
+                <w:sz w:val="16"/>
+              </w:rPr>
+              <w:t xml:space="preserve"/>
+            </w:r>
+          </w:p>
+        </w:tc>
       </w:tr>
       <w:tr>
         <w:tc>
@@ -24879,6 +30518,57 @@
             </w:r>
           </w:p>
         </w:tc>
+        <w:tc>
+          <w:tcPr>
+            <w:tcW w:type="dxa" w:w="992"/>
+          </w:tcPr>
+          <w:p>
+            <w:pPr>
+              <w:jc w:val="center"/>
+            </w:pPr>
+            <w:r>
+              <w:rPr>
+                <w:b w:val="0"/>
+                <w:sz w:val="16"/>
+              </w:rPr>
+              <w:t xml:space="preserve">X</w:t>
+            </w:r>
+          </w:p>
+        </w:tc>
+        <w:tc>
+          <w:tcPr>
+            <w:tcW w:type="dxa" w:w="992"/>
+          </w:tcPr>
+          <w:p>
+            <w:pPr>
+              <w:jc w:val="center"/>
+            </w:pPr>
+            <w:r>
+              <w:rPr>
+                <w:b w:val="0"/>
+                <w:sz w:val="16"/>
+              </w:rPr>
+              <w:t xml:space="preserve">X</w:t>
+            </w:r>
+          </w:p>
+        </w:tc>
+        <w:tc>
+          <w:tcPr>
+            <w:tcW w:type="dxa" w:w="992"/>
+          </w:tcPr>
+          <w:p>
+            <w:pPr>
+              <w:jc w:val="center"/>
+            </w:pPr>
+            <w:r>
+              <w:rPr>
+                <w:b w:val="0"/>
+                <w:sz w:val="16"/>
+              </w:rPr>
+              <w:t xml:space="preserve"/>
+            </w:r>
+          </w:p>
+        </w:tc>
       </w:tr>
       <w:tr>
         <w:tc>
@@ -25104,6 +30794,57 @@
             </w:r>
           </w:p>
         </w:tc>
+        <w:tc>
+          <w:tcPr>
+            <w:tcW w:type="dxa" w:w="992"/>
+          </w:tcPr>
+          <w:p>
+            <w:pPr>
+              <w:jc w:val="center"/>
+            </w:pPr>
+            <w:r>
+              <w:rPr>
+                <w:b w:val="0"/>
+                <w:sz w:val="16"/>
+              </w:rPr>
+              <w:t xml:space="preserve"/>
+            </w:r>
+          </w:p>
+        </w:tc>
+        <w:tc>
+          <w:tcPr>
+            <w:tcW w:type="dxa" w:w="992"/>
+          </w:tcPr>
+          <w:p>
+            <w:pPr>
+              <w:jc w:val="center"/>
+            </w:pPr>
+            <w:r>
+              <w:rPr>
+                <w:b w:val="0"/>
+                <w:sz w:val="16"/>
+              </w:rPr>
+              <w:t xml:space="preserve"/>
+            </w:r>
+          </w:p>
+        </w:tc>
+        <w:tc>
+          <w:tcPr>
+            <w:tcW w:type="dxa" w:w="992"/>
+          </w:tcPr>
+          <w:p>
+            <w:pPr>
+              <w:jc w:val="center"/>
+            </w:pPr>
+            <w:r>
+              <w:rPr>
+                <w:b w:val="0"/>
+                <w:sz w:val="16"/>
+              </w:rPr>
+              <w:t xml:space="preserve"/>
+            </w:r>
+          </w:p>
+        </w:tc>
       </w:tr>
       <w:tr>
         <w:tc>
@@ -25327,6 +31068,57 @@
             </w:r>
           </w:p>
         </w:tc>
+        <w:tc>
+          <w:tcPr>
+            <w:tcW w:type="dxa" w:w="992"/>
+          </w:tcPr>
+          <w:p>
+            <w:pPr>
+              <w:jc w:val="center"/>
+            </w:pPr>
+            <w:r>
+              <w:rPr>
+                <w:b w:val="0"/>
+                <w:sz w:val="16"/>
+              </w:rPr>
+              <w:t xml:space="preserve">X</w:t>
+            </w:r>
+          </w:p>
+        </w:tc>
+        <w:tc>
+          <w:tcPr>
+            <w:tcW w:type="dxa" w:w="992"/>
+          </w:tcPr>
+          <w:p>
+            <w:pPr>
+              <w:jc w:val="center"/>
+            </w:pPr>
+            <w:r>
+              <w:rPr>
+                <w:b w:val="0"/>
+                <w:sz w:val="16"/>
+              </w:rPr>
+              <w:t xml:space="preserve"/>
+            </w:r>
+          </w:p>
+        </w:tc>
+        <w:tc>
+          <w:tcPr>
+            <w:tcW w:type="dxa" w:w="992"/>
+          </w:tcPr>
+          <w:p>
+            <w:pPr>
+              <w:jc w:val="center"/>
+            </w:pPr>
+            <w:r>
+              <w:rPr>
+                <w:b w:val="0"/>
+                <w:sz w:val="16"/>
+              </w:rPr>
+              <w:t xml:space="preserve"/>
+            </w:r>
+          </w:p>
+        </w:tc>
       </w:tr>
       <w:tr>
         <w:tc>
@@ -25550,6 +31342,57 @@
             </w:r>
           </w:p>
         </w:tc>
+        <w:tc>
+          <w:tcPr>
+            <w:tcW w:type="dxa" w:w="992"/>
+          </w:tcPr>
+          <w:p>
+            <w:pPr>
+              <w:jc w:val="center"/>
+            </w:pPr>
+            <w:r>
+              <w:rPr>
+                <w:b w:val="0"/>
+                <w:sz w:val="16"/>
+              </w:rPr>
+              <w:t xml:space="preserve">X</w:t>
+            </w:r>
+          </w:p>
+        </w:tc>
+        <w:tc>
+          <w:tcPr>
+            <w:tcW w:type="dxa" w:w="992"/>
+          </w:tcPr>
+          <w:p>
+            <w:pPr>
+              <w:jc w:val="center"/>
+            </w:pPr>
+            <w:r>
+              <w:rPr>
+                <w:b w:val="0"/>
+                <w:sz w:val="16"/>
+              </w:rPr>
+              <w:t xml:space="preserve">X</w:t>
+            </w:r>
+          </w:p>
+        </w:tc>
+        <w:tc>
+          <w:tcPr>
+            <w:tcW w:type="dxa" w:w="992"/>
+          </w:tcPr>
+          <w:p>
+            <w:pPr>
+              <w:jc w:val="center"/>
+            </w:pPr>
+            <w:r>
+              <w:rPr>
+                <w:b w:val="0"/>
+                <w:sz w:val="16"/>
+              </w:rPr>
+              <w:t xml:space="preserve"/>
+            </w:r>
+          </w:p>
+        </w:tc>
       </w:tr>
       <w:tr>
         <w:tc>
@@ -25776,6 +31619,57 @@
             </w:r>
           </w:p>
         </w:tc>
+        <w:tc>
+          <w:tcPr>
+            <w:tcW w:type="dxa" w:w="992"/>
+          </w:tcPr>
+          <w:p>
+            <w:pPr>
+              <w:jc w:val="center"/>
+            </w:pPr>
+            <w:r>
+              <w:rPr>
+                <w:b w:val="0"/>
+                <w:sz w:val="16"/>
+              </w:rPr>
+              <w:t xml:space="preserve"/>
+            </w:r>
+          </w:p>
+        </w:tc>
+        <w:tc>
+          <w:tcPr>
+            <w:tcW w:type="dxa" w:w="992"/>
+          </w:tcPr>
+          <w:p>
+            <w:pPr>
+              <w:jc w:val="center"/>
+            </w:pPr>
+            <w:r>
+              <w:rPr>
+                <w:b w:val="0"/>
+                <w:sz w:val="16"/>
+              </w:rPr>
+              <w:t xml:space="preserve">X</w:t>
+            </w:r>
+          </w:p>
+        </w:tc>
+        <w:tc>
+          <w:tcPr>
+            <w:tcW w:type="dxa" w:w="992"/>
+          </w:tcPr>
+          <w:p>
+            <w:pPr>
+              <w:jc w:val="center"/>
+            </w:pPr>
+            <w:r>
+              <w:rPr>
+                <w:b w:val="0"/>
+                <w:sz w:val="16"/>
+              </w:rPr>
+              <w:t xml:space="preserve"/>
+            </w:r>
+          </w:p>
+        </w:tc>
       </w:tr>
       <w:tr>
         <w:tc>
@@ -26000,6 +31894,57 @@
             </w:r>
           </w:p>
         </w:tc>
+        <w:tc>
+          <w:tcPr>
+            <w:tcW w:type="dxa" w:w="992"/>
+          </w:tcPr>
+          <w:p>
+            <w:pPr>
+              <w:jc w:val="center"/>
+            </w:pPr>
+            <w:r>
+              <w:rPr>
+                <w:b w:val="0"/>
+                <w:sz w:val="16"/>
+              </w:rPr>
+              <w:t xml:space="preserve"/>
+            </w:r>
+          </w:p>
+        </w:tc>
+        <w:tc>
+          <w:tcPr>
+            <w:tcW w:type="dxa" w:w="992"/>
+          </w:tcPr>
+          <w:p>
+            <w:pPr>
+              <w:jc w:val="center"/>
+            </w:pPr>
+            <w:r>
+              <w:rPr>
+                <w:b w:val="0"/>
+                <w:sz w:val="16"/>
+              </w:rPr>
+              <w:t xml:space="preserve">X</w:t>
+            </w:r>
+          </w:p>
+        </w:tc>
+        <w:tc>
+          <w:tcPr>
+            <w:tcW w:type="dxa" w:w="992"/>
+          </w:tcPr>
+          <w:p>
+            <w:pPr>
+              <w:jc w:val="center"/>
+            </w:pPr>
+            <w:r>
+              <w:rPr>
+                <w:b w:val="0"/>
+                <w:sz w:val="16"/>
+              </w:rPr>
+              <w:t xml:space="preserve"/>
+            </w:r>
+          </w:p>
+        </w:tc>
       </w:tr>
       <w:tr>
         <w:tc>
@@ -26224,6 +32169,57 @@
             </w:r>
           </w:p>
         </w:tc>
+        <w:tc>
+          <w:tcPr>
+            <w:tcW w:type="dxa" w:w="992"/>
+          </w:tcPr>
+          <w:p>
+            <w:pPr>
+              <w:jc w:val="center"/>
+            </w:pPr>
+            <w:r>
+              <w:rPr>
+                <w:b w:val="0"/>
+                <w:sz w:val="16"/>
+              </w:rPr>
+              <w:t xml:space="preserve"/>
+            </w:r>
+          </w:p>
+        </w:tc>
+        <w:tc>
+          <w:tcPr>
+            <w:tcW w:type="dxa" w:w="992"/>
+          </w:tcPr>
+          <w:p>
+            <w:pPr>
+              <w:jc w:val="center"/>
+            </w:pPr>
+            <w:r>
+              <w:rPr>
+                <w:b w:val="0"/>
+                <w:sz w:val="16"/>
+              </w:rPr>
+              <w:t xml:space="preserve"/>
+            </w:r>
+          </w:p>
+        </w:tc>
+        <w:tc>
+          <w:tcPr>
+            <w:tcW w:type="dxa" w:w="992"/>
+          </w:tcPr>
+          <w:p>
+            <w:pPr>
+              <w:jc w:val="center"/>
+            </w:pPr>
+            <w:r>
+              <w:rPr>
+                <w:b w:val="0"/>
+                <w:sz w:val="16"/>
+              </w:rPr>
+              <w:t xml:space="preserve"/>
+            </w:r>
+          </w:p>
+        </w:tc>
       </w:tr>
       <w:tr>
         <w:tc>
@@ -26447,6 +32443,57 @@
             </w:r>
           </w:p>
         </w:tc>
+        <w:tc>
+          <w:tcPr>
+            <w:tcW w:type="dxa" w:w="992"/>
+          </w:tcPr>
+          <w:p>
+            <w:pPr>
+              <w:jc w:val="center"/>
+            </w:pPr>
+            <w:r>
+              <w:rPr>
+                <w:b w:val="0"/>
+                <w:sz w:val="16"/>
+              </w:rPr>
+              <w:t xml:space="preserve"/>
+            </w:r>
+          </w:p>
+        </w:tc>
+        <w:tc>
+          <w:tcPr>
+            <w:tcW w:type="dxa" w:w="992"/>
+          </w:tcPr>
+          <w:p>
+            <w:pPr>
+              <w:jc w:val="center"/>
+            </w:pPr>
+            <w:r>
+              <w:rPr>
+                <w:b w:val="0"/>
+                <w:sz w:val="16"/>
+              </w:rPr>
+              <w:t xml:space="preserve"/>
+            </w:r>
+          </w:p>
+        </w:tc>
+        <w:tc>
+          <w:tcPr>
+            <w:tcW w:type="dxa" w:w="992"/>
+          </w:tcPr>
+          <w:p>
+            <w:pPr>
+              <w:jc w:val="center"/>
+            </w:pPr>
+            <w:r>
+              <w:rPr>
+                <w:b w:val="0"/>
+                <w:sz w:val="16"/>
+              </w:rPr>
+              <w:t xml:space="preserve"/>
+            </w:r>
+          </w:p>
+        </w:tc>
       </w:tr>
       <w:tr>
         <w:tc>
@@ -26671,6 +32718,57 @@
             </w:r>
           </w:p>
         </w:tc>
+        <w:tc>
+          <w:tcPr>
+            <w:tcW w:type="dxa" w:w="992"/>
+          </w:tcPr>
+          <w:p>
+            <w:pPr>
+              <w:jc w:val="center"/>
+            </w:pPr>
+            <w:r>
+              <w:rPr>
+                <w:b w:val="0"/>
+                <w:sz w:val="16"/>
+              </w:rPr>
+              <w:t xml:space="preserve"/>
+            </w:r>
+          </w:p>
+        </w:tc>
+        <w:tc>
+          <w:tcPr>
+            <w:tcW w:type="dxa" w:w="992"/>
+          </w:tcPr>
+          <w:p>
+            <w:pPr>
+              <w:jc w:val="center"/>
+            </w:pPr>
+            <w:r>
+              <w:rPr>
+                <w:b w:val="0"/>
+                <w:sz w:val="16"/>
+              </w:rPr>
+              <w:t xml:space="preserve"/>
+            </w:r>
+          </w:p>
+        </w:tc>
+        <w:tc>
+          <w:tcPr>
+            <w:tcW w:type="dxa" w:w="992"/>
+          </w:tcPr>
+          <w:p>
+            <w:pPr>
+              <w:jc w:val="center"/>
+            </w:pPr>
+            <w:r>
+              <w:rPr>
+                <w:b w:val="0"/>
+                <w:sz w:val="16"/>
+              </w:rPr>
+              <w:t xml:space="preserve"/>
+            </w:r>
+          </w:p>
+        </w:tc>
       </w:tr>
       <w:tr>
         <w:tc>
@@ -26891,6 +32989,1961 @@
                 <w:b w:val="0"/>
                 <w:sz w:val="16"/>
               </w:rPr>
+            </w:r>
+          </w:p>
+        </w:tc>
+        <w:tc>
+          <w:tcPr>
+            <w:tcW w:type="dxa" w:w="992"/>
+          </w:tcPr>
+          <w:p>
+            <w:pPr>
+              <w:jc w:val="center"/>
+            </w:pPr>
+            <w:r>
+              <w:rPr>
+                <w:b w:val="0"/>
+                <w:sz w:val="16"/>
+              </w:rPr>
+              <w:t xml:space="preserve"/>
+            </w:r>
+          </w:p>
+        </w:tc>
+        <w:tc>
+          <w:tcPr>
+            <w:tcW w:type="dxa" w:w="992"/>
+          </w:tcPr>
+          <w:p>
+            <w:pPr>
+              <w:jc w:val="center"/>
+            </w:pPr>
+            <w:r>
+              <w:rPr>
+                <w:b w:val="0"/>
+                <w:sz w:val="16"/>
+              </w:rPr>
+              <w:t xml:space="preserve"/>
+            </w:r>
+          </w:p>
+        </w:tc>
+        <w:tc>
+          <w:tcPr>
+            <w:tcW w:type="dxa" w:w="992"/>
+          </w:tcPr>
+          <w:p>
+            <w:pPr>
+              <w:jc w:val="center"/>
+            </w:pPr>
+            <w:r>
+              <w:rPr>
+                <w:b w:val="0"/>
+                <w:sz w:val="16"/>
+              </w:rPr>
+              <w:t xml:space="preserve"/>
+            </w:r>
+          </w:p>
+        </w:tc>
+      </w:tr>
+      <w:tr>
+        <w:tc>
+          <w:tcPr>
+            <w:tcW w:type="dxa" w:w="1361"/>
+            <w:shd w:val="clear" w:color="auto" w:fill="F2F2F2"/>
+          </w:tcPr>
+          <w:p>
+            <w:r>
+              <w:rPr>
+                <w:b/>
+                <w:sz w:val="16"/>
+              </w:rPr>
+              <w:t xml:space="preserve">RF-027</w:t>
+            </w:r>
+          </w:p>
+        </w:tc>
+        <w:tc>
+          <w:tcPr>
+            <w:tcW w:type="dxa" w:w="992"/>
+          </w:tcPr>
+          <w:p>
+            <w:pPr>
+              <w:jc w:val="center"/>
+            </w:pPr>
+            <w:r>
+              <w:rPr>
+                <w:b w:val="0"/>
+                <w:sz w:val="16"/>
+              </w:rPr>
+              <w:t xml:space="preserve"/>
+            </w:r>
+          </w:p>
+        </w:tc>
+        <w:tc>
+          <w:tcPr>
+            <w:tcW w:type="dxa" w:w="992"/>
+          </w:tcPr>
+          <w:p>
+            <w:pPr>
+              <w:jc w:val="center"/>
+            </w:pPr>
+            <w:r>
+              <w:rPr>
+                <w:b w:val="0"/>
+                <w:sz w:val="16"/>
+              </w:rPr>
+              <w:t xml:space="preserve">X</w:t>
+            </w:r>
+          </w:p>
+        </w:tc>
+        <w:tc>
+          <w:tcPr>
+            <w:tcW w:type="dxa" w:w="992"/>
+          </w:tcPr>
+          <w:p>
+            <w:pPr>
+              <w:jc w:val="center"/>
+            </w:pPr>
+            <w:r>
+              <w:rPr>
+                <w:b w:val="0"/>
+                <w:sz w:val="16"/>
+              </w:rPr>
+              <w:t xml:space="preserve"/>
+            </w:r>
+          </w:p>
+        </w:tc>
+        <w:tc>
+          <w:tcPr>
+            <w:tcW w:type="dxa" w:w="992"/>
+          </w:tcPr>
+          <w:p>
+            <w:pPr>
+              <w:jc w:val="center"/>
+            </w:pPr>
+            <w:r>
+              <w:rPr>
+                <w:b w:val="0"/>
+                <w:sz w:val="16"/>
+              </w:rPr>
+              <w:t xml:space="preserve"/>
+            </w:r>
+          </w:p>
+        </w:tc>
+        <w:tc>
+          <w:tcPr>
+            <w:tcW w:type="dxa" w:w="992"/>
+          </w:tcPr>
+          <w:p>
+            <w:pPr>
+              <w:jc w:val="center"/>
+            </w:pPr>
+            <w:r>
+              <w:rPr>
+                <w:b w:val="0"/>
+                <w:sz w:val="16"/>
+              </w:rPr>
+              <w:t xml:space="preserve"/>
+            </w:r>
+          </w:p>
+        </w:tc>
+        <w:tc>
+          <w:tcPr>
+            <w:tcW w:type="dxa" w:w="992"/>
+          </w:tcPr>
+          <w:p>
+            <w:pPr>
+              <w:jc w:val="center"/>
+            </w:pPr>
+            <w:r>
+              <w:rPr>
+                <w:b w:val="0"/>
+                <w:sz w:val="16"/>
+              </w:rPr>
+              <w:t xml:space="preserve"/>
+            </w:r>
+          </w:p>
+        </w:tc>
+        <w:tc>
+          <w:tcPr>
+            <w:tcW w:type="dxa" w:w="992"/>
+          </w:tcPr>
+          <w:p>
+            <w:pPr>
+              <w:jc w:val="center"/>
+            </w:pPr>
+            <w:r>
+              <w:rPr>
+                <w:b w:val="0"/>
+                <w:sz w:val="16"/>
+              </w:rPr>
+              <w:t xml:space="preserve"/>
+            </w:r>
+          </w:p>
+        </w:tc>
+        <w:tc>
+          <w:tcPr>
+            <w:tcW w:type="dxa" w:w="992"/>
+          </w:tcPr>
+          <w:p>
+            <w:pPr>
+              <w:jc w:val="center"/>
+            </w:pPr>
+            <w:r>
+              <w:rPr>
+                <w:b w:val="0"/>
+                <w:sz w:val="16"/>
+              </w:rPr>
+              <w:t xml:space="preserve"/>
+            </w:r>
+          </w:p>
+        </w:tc>
+        <w:tc>
+          <w:tcPr>
+            <w:tcW w:type="dxa" w:w="992"/>
+          </w:tcPr>
+          <w:p>
+            <w:pPr>
+              <w:jc w:val="center"/>
+            </w:pPr>
+            <w:r>
+              <w:rPr>
+                <w:b w:val="0"/>
+                <w:sz w:val="16"/>
+              </w:rPr>
+              <w:t xml:space="preserve"/>
+            </w:r>
+          </w:p>
+        </w:tc>
+        <w:tc>
+          <w:tcPr>
+            <w:tcW w:type="dxa" w:w="992"/>
+          </w:tcPr>
+          <w:p>
+            <w:pPr>
+              <w:jc w:val="center"/>
+            </w:pPr>
+            <w:r>
+              <w:rPr>
+                <w:b w:val="0"/>
+                <w:sz w:val="16"/>
+              </w:rPr>
+              <w:t xml:space="preserve">X</w:t>
+            </w:r>
+          </w:p>
+        </w:tc>
+        <w:tc>
+          <w:tcPr>
+            <w:tcW w:type="dxa" w:w="992"/>
+          </w:tcPr>
+          <w:p>
+            <w:pPr>
+              <w:jc w:val="center"/>
+            </w:pPr>
+            <w:r>
+              <w:rPr>
+                <w:b w:val="0"/>
+                <w:sz w:val="16"/>
+              </w:rPr>
+              <w:t xml:space="preserve"/>
+            </w:r>
+          </w:p>
+        </w:tc>
+        <w:tc>
+          <w:tcPr>
+            <w:tcW w:type="dxa" w:w="992"/>
+          </w:tcPr>
+          <w:p>
+            <w:pPr>
+              <w:jc w:val="center"/>
+            </w:pPr>
+            <w:r>
+              <w:rPr>
+                <w:b w:val="0"/>
+                <w:sz w:val="16"/>
+              </w:rPr>
+              <w:t xml:space="preserve"/>
+            </w:r>
+          </w:p>
+        </w:tc>
+        <w:tc>
+          <w:tcPr>
+            <w:tcW w:type="dxa" w:w="992"/>
+          </w:tcPr>
+          <w:p>
+            <w:pPr>
+              <w:jc w:val="center"/>
+            </w:pPr>
+            <w:r>
+              <w:rPr>
+                <w:b w:val="0"/>
+                <w:sz w:val="16"/>
+              </w:rPr>
+              <w:t xml:space="preserve"/>
+            </w:r>
+          </w:p>
+        </w:tc>
+        <w:tc>
+          <w:tcPr>
+            <w:tcW w:type="dxa" w:w="992"/>
+          </w:tcPr>
+          <w:p>
+            <w:pPr>
+              <w:jc w:val="center"/>
+            </w:pPr>
+            <w:r>
+              <w:rPr>
+                <w:b w:val="0"/>
+                <w:sz w:val="16"/>
+              </w:rPr>
+              <w:t xml:space="preserve"/>
+            </w:r>
+          </w:p>
+        </w:tc>
+        <w:tc>
+          <w:tcPr>
+            <w:tcW w:type="dxa" w:w="992"/>
+          </w:tcPr>
+          <w:p>
+            <w:pPr>
+              <w:jc w:val="center"/>
+            </w:pPr>
+            <w:r>
+              <w:rPr>
+                <w:b w:val="0"/>
+                <w:sz w:val="16"/>
+              </w:rPr>
+              <w:t xml:space="preserve">X</w:t>
+            </w:r>
+          </w:p>
+        </w:tc>
+      </w:tr>
+      <w:tr>
+        <w:tc>
+          <w:tcPr>
+            <w:tcW w:type="dxa" w:w="1361"/>
+            <w:shd w:val="clear" w:color="auto" w:fill="F2F2F2"/>
+          </w:tcPr>
+          <w:p>
+            <w:r>
+              <w:rPr>
+                <w:b/>
+                <w:sz w:val="16"/>
+              </w:rPr>
+              <w:t xml:space="preserve">RF-028</w:t>
+            </w:r>
+          </w:p>
+        </w:tc>
+        <w:tc>
+          <w:tcPr>
+            <w:tcW w:type="dxa" w:w="992"/>
+          </w:tcPr>
+          <w:p>
+            <w:pPr>
+              <w:jc w:val="center"/>
+            </w:pPr>
+            <w:r>
+              <w:rPr>
+                <w:b w:val="0"/>
+                <w:sz w:val="16"/>
+              </w:rPr>
+              <w:t xml:space="preserve">X</w:t>
+            </w:r>
+          </w:p>
+        </w:tc>
+        <w:tc>
+          <w:tcPr>
+            <w:tcW w:type="dxa" w:w="992"/>
+          </w:tcPr>
+          <w:p>
+            <w:pPr>
+              <w:jc w:val="center"/>
+            </w:pPr>
+            <w:r>
+              <w:rPr>
+                <w:b w:val="0"/>
+                <w:sz w:val="16"/>
+              </w:rPr>
+              <w:t xml:space="preserve"/>
+            </w:r>
+          </w:p>
+        </w:tc>
+        <w:tc>
+          <w:tcPr>
+            <w:tcW w:type="dxa" w:w="992"/>
+          </w:tcPr>
+          <w:p>
+            <w:pPr>
+              <w:jc w:val="center"/>
+            </w:pPr>
+            <w:r>
+              <w:rPr>
+                <w:b w:val="0"/>
+                <w:sz w:val="16"/>
+              </w:rPr>
+              <w:t xml:space="preserve"/>
+            </w:r>
+          </w:p>
+        </w:tc>
+        <w:tc>
+          <w:tcPr>
+            <w:tcW w:type="dxa" w:w="992"/>
+          </w:tcPr>
+          <w:p>
+            <w:pPr>
+              <w:jc w:val="center"/>
+            </w:pPr>
+            <w:r>
+              <w:rPr>
+                <w:b w:val="0"/>
+                <w:sz w:val="16"/>
+              </w:rPr>
+              <w:t xml:space="preserve"/>
+            </w:r>
+          </w:p>
+        </w:tc>
+        <w:tc>
+          <w:tcPr>
+            <w:tcW w:type="dxa" w:w="992"/>
+          </w:tcPr>
+          <w:p>
+            <w:pPr>
+              <w:jc w:val="center"/>
+            </w:pPr>
+            <w:r>
+              <w:rPr>
+                <w:b w:val="0"/>
+                <w:sz w:val="16"/>
+              </w:rPr>
+              <w:t xml:space="preserve"/>
+            </w:r>
+          </w:p>
+        </w:tc>
+        <w:tc>
+          <w:tcPr>
+            <w:tcW w:type="dxa" w:w="992"/>
+          </w:tcPr>
+          <w:p>
+            <w:pPr>
+              <w:jc w:val="center"/>
+            </w:pPr>
+            <w:r>
+              <w:rPr>
+                <w:b w:val="0"/>
+                <w:sz w:val="16"/>
+              </w:rPr>
+              <w:t xml:space="preserve"/>
+            </w:r>
+          </w:p>
+        </w:tc>
+        <w:tc>
+          <w:tcPr>
+            <w:tcW w:type="dxa" w:w="992"/>
+          </w:tcPr>
+          <w:p>
+            <w:pPr>
+              <w:jc w:val="center"/>
+            </w:pPr>
+            <w:r>
+              <w:rPr>
+                <w:b w:val="0"/>
+                <w:sz w:val="16"/>
+              </w:rPr>
+              <w:t xml:space="preserve"/>
+            </w:r>
+          </w:p>
+        </w:tc>
+        <w:tc>
+          <w:tcPr>
+            <w:tcW w:type="dxa" w:w="992"/>
+          </w:tcPr>
+          <w:p>
+            <w:pPr>
+              <w:jc w:val="center"/>
+            </w:pPr>
+            <w:r>
+              <w:rPr>
+                <w:b w:val="0"/>
+                <w:sz w:val="16"/>
+              </w:rPr>
+              <w:t xml:space="preserve"/>
+            </w:r>
+          </w:p>
+        </w:tc>
+        <w:tc>
+          <w:tcPr>
+            <w:tcW w:type="dxa" w:w="992"/>
+          </w:tcPr>
+          <w:p>
+            <w:pPr>
+              <w:jc w:val="center"/>
+            </w:pPr>
+            <w:r>
+              <w:rPr>
+                <w:b w:val="0"/>
+                <w:sz w:val="16"/>
+              </w:rPr>
+              <w:t xml:space="preserve"/>
+            </w:r>
+          </w:p>
+        </w:tc>
+        <w:tc>
+          <w:tcPr>
+            <w:tcW w:type="dxa" w:w="992"/>
+          </w:tcPr>
+          <w:p>
+            <w:pPr>
+              <w:jc w:val="center"/>
+            </w:pPr>
+            <w:r>
+              <w:rPr>
+                <w:b w:val="0"/>
+                <w:sz w:val="16"/>
+              </w:rPr>
+              <w:t xml:space="preserve"/>
+            </w:r>
+          </w:p>
+        </w:tc>
+        <w:tc>
+          <w:tcPr>
+            <w:tcW w:type="dxa" w:w="992"/>
+          </w:tcPr>
+          <w:p>
+            <w:pPr>
+              <w:jc w:val="center"/>
+            </w:pPr>
+            <w:r>
+              <w:rPr>
+                <w:b w:val="0"/>
+                <w:sz w:val="16"/>
+              </w:rPr>
+              <w:t xml:space="preserve"/>
+            </w:r>
+          </w:p>
+        </w:tc>
+        <w:tc>
+          <w:tcPr>
+            <w:tcW w:type="dxa" w:w="992"/>
+          </w:tcPr>
+          <w:p>
+            <w:pPr>
+              <w:jc w:val="center"/>
+            </w:pPr>
+            <w:r>
+              <w:rPr>
+                <w:b w:val="0"/>
+                <w:sz w:val="16"/>
+              </w:rPr>
+              <w:t xml:space="preserve"/>
+            </w:r>
+          </w:p>
+        </w:tc>
+        <w:tc>
+          <w:tcPr>
+            <w:tcW w:type="dxa" w:w="992"/>
+          </w:tcPr>
+          <w:p>
+            <w:pPr>
+              <w:jc w:val="center"/>
+            </w:pPr>
+            <w:r>
+              <w:rPr>
+                <w:b w:val="0"/>
+                <w:sz w:val="16"/>
+              </w:rPr>
+              <w:t xml:space="preserve">X</w:t>
+            </w:r>
+          </w:p>
+        </w:tc>
+        <w:tc>
+          <w:tcPr>
+            <w:tcW w:type="dxa" w:w="992"/>
+          </w:tcPr>
+          <w:p>
+            <w:pPr>
+              <w:jc w:val="center"/>
+            </w:pPr>
+            <w:r>
+              <w:rPr>
+                <w:b w:val="0"/>
+                <w:sz w:val="16"/>
+              </w:rPr>
+              <w:t xml:space="preserve"/>
+            </w:r>
+          </w:p>
+        </w:tc>
+        <w:tc>
+          <w:tcPr>
+            <w:tcW w:type="dxa" w:w="992"/>
+          </w:tcPr>
+          <w:p>
+            <w:pPr>
+              <w:jc w:val="center"/>
+            </w:pPr>
+            <w:r>
+              <w:rPr>
+                <w:b w:val="0"/>
+                <w:sz w:val="16"/>
+              </w:rPr>
+              <w:t xml:space="preserve"/>
+            </w:r>
+          </w:p>
+        </w:tc>
+      </w:tr>
+      <w:tr>
+        <w:tc>
+          <w:tcPr>
+            <w:tcW w:type="dxa" w:w="1361"/>
+            <w:shd w:val="clear" w:color="auto" w:fill="F2F2F2"/>
+          </w:tcPr>
+          <w:p>
+            <w:r>
+              <w:rPr>
+                <w:b/>
+                <w:sz w:val="16"/>
+              </w:rPr>
+              <w:t xml:space="preserve">RF-029</w:t>
+            </w:r>
+          </w:p>
+        </w:tc>
+        <w:tc>
+          <w:tcPr>
+            <w:tcW w:type="dxa" w:w="992"/>
+          </w:tcPr>
+          <w:p>
+            <w:pPr>
+              <w:jc w:val="center"/>
+            </w:pPr>
+            <w:r>
+              <w:rPr>
+                <w:b w:val="0"/>
+                <w:sz w:val="16"/>
+              </w:rPr>
+              <w:t xml:space="preserve"/>
+            </w:r>
+          </w:p>
+        </w:tc>
+        <w:tc>
+          <w:tcPr>
+            <w:tcW w:type="dxa" w:w="992"/>
+          </w:tcPr>
+          <w:p>
+            <w:pPr>
+              <w:jc w:val="center"/>
+            </w:pPr>
+            <w:r>
+              <w:rPr>
+                <w:b w:val="0"/>
+                <w:sz w:val="16"/>
+              </w:rPr>
+              <w:t xml:space="preserve"/>
+            </w:r>
+          </w:p>
+        </w:tc>
+        <w:tc>
+          <w:tcPr>
+            <w:tcW w:type="dxa" w:w="992"/>
+          </w:tcPr>
+          <w:p>
+            <w:pPr>
+              <w:jc w:val="center"/>
+            </w:pPr>
+            <w:r>
+              <w:rPr>
+                <w:b w:val="0"/>
+                <w:sz w:val="16"/>
+              </w:rPr>
+              <w:t xml:space="preserve"/>
+            </w:r>
+          </w:p>
+        </w:tc>
+        <w:tc>
+          <w:tcPr>
+            <w:tcW w:type="dxa" w:w="992"/>
+          </w:tcPr>
+          <w:p>
+            <w:pPr>
+              <w:jc w:val="center"/>
+            </w:pPr>
+            <w:r>
+              <w:rPr>
+                <w:b w:val="0"/>
+                <w:sz w:val="16"/>
+              </w:rPr>
+              <w:t xml:space="preserve"/>
+            </w:r>
+          </w:p>
+        </w:tc>
+        <w:tc>
+          <w:tcPr>
+            <w:tcW w:type="dxa" w:w="992"/>
+          </w:tcPr>
+          <w:p>
+            <w:pPr>
+              <w:jc w:val="center"/>
+            </w:pPr>
+            <w:r>
+              <w:rPr>
+                <w:b w:val="0"/>
+                <w:sz w:val="16"/>
+              </w:rPr>
+              <w:t xml:space="preserve">X</w:t>
+            </w:r>
+          </w:p>
+        </w:tc>
+        <w:tc>
+          <w:tcPr>
+            <w:tcW w:type="dxa" w:w="992"/>
+          </w:tcPr>
+          <w:p>
+            <w:pPr>
+              <w:jc w:val="center"/>
+            </w:pPr>
+            <w:r>
+              <w:rPr>
+                <w:b w:val="0"/>
+                <w:sz w:val="16"/>
+              </w:rPr>
+              <w:t xml:space="preserve"/>
+            </w:r>
+          </w:p>
+        </w:tc>
+        <w:tc>
+          <w:tcPr>
+            <w:tcW w:type="dxa" w:w="992"/>
+          </w:tcPr>
+          <w:p>
+            <w:pPr>
+              <w:jc w:val="center"/>
+            </w:pPr>
+            <w:r>
+              <w:rPr>
+                <w:b w:val="0"/>
+                <w:sz w:val="16"/>
+              </w:rPr>
+              <w:t xml:space="preserve"/>
+            </w:r>
+          </w:p>
+        </w:tc>
+        <w:tc>
+          <w:tcPr>
+            <w:tcW w:type="dxa" w:w="992"/>
+          </w:tcPr>
+          <w:p>
+            <w:pPr>
+              <w:jc w:val="center"/>
+            </w:pPr>
+            <w:r>
+              <w:rPr>
+                <w:b w:val="0"/>
+                <w:sz w:val="16"/>
+              </w:rPr>
+              <w:t xml:space="preserve"/>
+            </w:r>
+          </w:p>
+        </w:tc>
+        <w:tc>
+          <w:tcPr>
+            <w:tcW w:type="dxa" w:w="992"/>
+          </w:tcPr>
+          <w:p>
+            <w:pPr>
+              <w:jc w:val="center"/>
+            </w:pPr>
+            <w:r>
+              <w:rPr>
+                <w:b w:val="0"/>
+                <w:sz w:val="16"/>
+              </w:rPr>
+              <w:t xml:space="preserve"/>
+            </w:r>
+          </w:p>
+        </w:tc>
+        <w:tc>
+          <w:tcPr>
+            <w:tcW w:type="dxa" w:w="992"/>
+          </w:tcPr>
+          <w:p>
+            <w:pPr>
+              <w:jc w:val="center"/>
+            </w:pPr>
+            <w:r>
+              <w:rPr>
+                <w:b w:val="0"/>
+                <w:sz w:val="16"/>
+              </w:rPr>
+              <w:t xml:space="preserve"/>
+            </w:r>
+          </w:p>
+        </w:tc>
+        <w:tc>
+          <w:tcPr>
+            <w:tcW w:type="dxa" w:w="992"/>
+          </w:tcPr>
+          <w:p>
+            <w:pPr>
+              <w:jc w:val="center"/>
+            </w:pPr>
+            <w:r>
+              <w:rPr>
+                <w:b w:val="0"/>
+                <w:sz w:val="16"/>
+              </w:rPr>
+              <w:t xml:space="preserve"/>
+            </w:r>
+          </w:p>
+        </w:tc>
+        <w:tc>
+          <w:tcPr>
+            <w:tcW w:type="dxa" w:w="992"/>
+          </w:tcPr>
+          <w:p>
+            <w:pPr>
+              <w:jc w:val="center"/>
+            </w:pPr>
+            <w:r>
+              <w:rPr>
+                <w:b w:val="0"/>
+                <w:sz w:val="16"/>
+              </w:rPr>
+              <w:t xml:space="preserve">X</w:t>
+            </w:r>
+          </w:p>
+        </w:tc>
+        <w:tc>
+          <w:tcPr>
+            <w:tcW w:type="dxa" w:w="992"/>
+          </w:tcPr>
+          <w:p>
+            <w:pPr>
+              <w:jc w:val="center"/>
+            </w:pPr>
+            <w:r>
+              <w:rPr>
+                <w:b w:val="0"/>
+                <w:sz w:val="16"/>
+              </w:rPr>
+              <w:t xml:space="preserve"/>
+            </w:r>
+          </w:p>
+        </w:tc>
+        <w:tc>
+          <w:tcPr>
+            <w:tcW w:type="dxa" w:w="992"/>
+          </w:tcPr>
+          <w:p>
+            <w:pPr>
+              <w:jc w:val="center"/>
+            </w:pPr>
+            <w:r>
+              <w:rPr>
+                <w:b w:val="0"/>
+                <w:sz w:val="16"/>
+              </w:rPr>
+              <w:t xml:space="preserve"/>
+            </w:r>
+          </w:p>
+        </w:tc>
+        <w:tc>
+          <w:tcPr>
+            <w:tcW w:type="dxa" w:w="992"/>
+          </w:tcPr>
+          <w:p>
+            <w:pPr>
+              <w:jc w:val="center"/>
+            </w:pPr>
+            <w:r>
+              <w:rPr>
+                <w:b w:val="0"/>
+                <w:sz w:val="16"/>
+              </w:rPr>
+              <w:t xml:space="preserve"/>
+            </w:r>
+          </w:p>
+        </w:tc>
+      </w:tr>
+      <w:tr>
+        <w:tc>
+          <w:tcPr>
+            <w:tcW w:type="dxa" w:w="1361"/>
+            <w:shd w:val="clear" w:color="auto" w:fill="F2F2F2"/>
+          </w:tcPr>
+          <w:p>
+            <w:r>
+              <w:rPr>
+                <w:b/>
+                <w:sz w:val="16"/>
+              </w:rPr>
+              <w:t xml:space="preserve">RF-030</w:t>
+            </w:r>
+          </w:p>
+        </w:tc>
+        <w:tc>
+          <w:tcPr>
+            <w:tcW w:type="dxa" w:w="992"/>
+          </w:tcPr>
+          <w:p>
+            <w:pPr>
+              <w:jc w:val="center"/>
+            </w:pPr>
+            <w:r>
+              <w:rPr>
+                <w:b w:val="0"/>
+                <w:sz w:val="16"/>
+              </w:rPr>
+              <w:t xml:space="preserve"/>
+            </w:r>
+          </w:p>
+        </w:tc>
+        <w:tc>
+          <w:tcPr>
+            <w:tcW w:type="dxa" w:w="992"/>
+          </w:tcPr>
+          <w:p>
+            <w:pPr>
+              <w:jc w:val="center"/>
+            </w:pPr>
+            <w:r>
+              <w:rPr>
+                <w:b w:val="0"/>
+                <w:sz w:val="16"/>
+              </w:rPr>
+              <w:t xml:space="preserve"/>
+            </w:r>
+          </w:p>
+        </w:tc>
+        <w:tc>
+          <w:tcPr>
+            <w:tcW w:type="dxa" w:w="992"/>
+          </w:tcPr>
+          <w:p>
+            <w:pPr>
+              <w:jc w:val="center"/>
+            </w:pPr>
+            <w:r>
+              <w:rPr>
+                <w:b w:val="0"/>
+                <w:sz w:val="16"/>
+              </w:rPr>
+              <w:t xml:space="preserve"/>
+            </w:r>
+          </w:p>
+        </w:tc>
+        <w:tc>
+          <w:tcPr>
+            <w:tcW w:type="dxa" w:w="992"/>
+          </w:tcPr>
+          <w:p>
+            <w:pPr>
+              <w:jc w:val="center"/>
+            </w:pPr>
+            <w:r>
+              <w:rPr>
+                <w:b w:val="0"/>
+                <w:sz w:val="16"/>
+              </w:rPr>
+              <w:t xml:space="preserve">X</w:t>
+            </w:r>
+          </w:p>
+        </w:tc>
+        <w:tc>
+          <w:tcPr>
+            <w:tcW w:type="dxa" w:w="992"/>
+          </w:tcPr>
+          <w:p>
+            <w:pPr>
+              <w:jc w:val="center"/>
+            </w:pPr>
+            <w:r>
+              <w:rPr>
+                <w:b w:val="0"/>
+                <w:sz w:val="16"/>
+              </w:rPr>
+              <w:t xml:space="preserve"/>
+            </w:r>
+          </w:p>
+        </w:tc>
+        <w:tc>
+          <w:tcPr>
+            <w:tcW w:type="dxa" w:w="992"/>
+          </w:tcPr>
+          <w:p>
+            <w:pPr>
+              <w:jc w:val="center"/>
+            </w:pPr>
+            <w:r>
+              <w:rPr>
+                <w:b w:val="0"/>
+                <w:sz w:val="16"/>
+              </w:rPr>
+              <w:t xml:space="preserve"/>
+            </w:r>
+          </w:p>
+        </w:tc>
+        <w:tc>
+          <w:tcPr>
+            <w:tcW w:type="dxa" w:w="992"/>
+          </w:tcPr>
+          <w:p>
+            <w:pPr>
+              <w:jc w:val="center"/>
+            </w:pPr>
+            <w:r>
+              <w:rPr>
+                <w:b w:val="0"/>
+                <w:sz w:val="16"/>
+              </w:rPr>
+              <w:t xml:space="preserve"/>
+            </w:r>
+          </w:p>
+        </w:tc>
+        <w:tc>
+          <w:tcPr>
+            <w:tcW w:type="dxa" w:w="992"/>
+          </w:tcPr>
+          <w:p>
+            <w:pPr>
+              <w:jc w:val="center"/>
+            </w:pPr>
+            <w:r>
+              <w:rPr>
+                <w:b w:val="0"/>
+                <w:sz w:val="16"/>
+              </w:rPr>
+              <w:t xml:space="preserve"/>
+            </w:r>
+          </w:p>
+        </w:tc>
+        <w:tc>
+          <w:tcPr>
+            <w:tcW w:type="dxa" w:w="992"/>
+          </w:tcPr>
+          <w:p>
+            <w:pPr>
+              <w:jc w:val="center"/>
+            </w:pPr>
+            <w:r>
+              <w:rPr>
+                <w:b w:val="0"/>
+                <w:sz w:val="16"/>
+              </w:rPr>
+              <w:t xml:space="preserve"/>
+            </w:r>
+          </w:p>
+        </w:tc>
+        <w:tc>
+          <w:tcPr>
+            <w:tcW w:type="dxa" w:w="992"/>
+          </w:tcPr>
+          <w:p>
+            <w:pPr>
+              <w:jc w:val="center"/>
+            </w:pPr>
+            <w:r>
+              <w:rPr>
+                <w:b w:val="0"/>
+                <w:sz w:val="16"/>
+              </w:rPr>
+              <w:t xml:space="preserve"/>
+            </w:r>
+          </w:p>
+        </w:tc>
+        <w:tc>
+          <w:tcPr>
+            <w:tcW w:type="dxa" w:w="992"/>
+          </w:tcPr>
+          <w:p>
+            <w:pPr>
+              <w:jc w:val="center"/>
+            </w:pPr>
+            <w:r>
+              <w:rPr>
+                <w:b w:val="0"/>
+                <w:sz w:val="16"/>
+              </w:rPr>
+              <w:t xml:space="preserve"/>
+            </w:r>
+          </w:p>
+        </w:tc>
+        <w:tc>
+          <w:tcPr>
+            <w:tcW w:type="dxa" w:w="992"/>
+          </w:tcPr>
+          <w:p>
+            <w:pPr>
+              <w:jc w:val="center"/>
+            </w:pPr>
+            <w:r>
+              <w:rPr>
+                <w:b w:val="0"/>
+                <w:sz w:val="16"/>
+              </w:rPr>
+              <w:t xml:space="preserve">X</w:t>
+            </w:r>
+          </w:p>
+        </w:tc>
+        <w:tc>
+          <w:tcPr>
+            <w:tcW w:type="dxa" w:w="992"/>
+          </w:tcPr>
+          <w:p>
+            <w:pPr>
+              <w:jc w:val="center"/>
+            </w:pPr>
+            <w:r>
+              <w:rPr>
+                <w:b w:val="0"/>
+                <w:sz w:val="16"/>
+              </w:rPr>
+              <w:t xml:space="preserve"/>
+            </w:r>
+          </w:p>
+        </w:tc>
+        <w:tc>
+          <w:tcPr>
+            <w:tcW w:type="dxa" w:w="992"/>
+          </w:tcPr>
+          <w:p>
+            <w:pPr>
+              <w:jc w:val="center"/>
+            </w:pPr>
+            <w:r>
+              <w:rPr>
+                <w:b w:val="0"/>
+                <w:sz w:val="16"/>
+              </w:rPr>
+              <w:t xml:space="preserve">X</w:t>
+            </w:r>
+          </w:p>
+        </w:tc>
+        <w:tc>
+          <w:tcPr>
+            <w:tcW w:type="dxa" w:w="992"/>
+          </w:tcPr>
+          <w:p>
+            <w:pPr>
+              <w:jc w:val="center"/>
+            </w:pPr>
+            <w:r>
+              <w:rPr>
+                <w:b w:val="0"/>
+                <w:sz w:val="16"/>
+              </w:rPr>
+              <w:t xml:space="preserve"/>
+            </w:r>
+          </w:p>
+        </w:tc>
+      </w:tr>
+      <w:tr>
+        <w:tc>
+          <w:tcPr>
+            <w:tcW w:type="dxa" w:w="1361"/>
+            <w:shd w:val="clear" w:color="auto" w:fill="F2F2F2"/>
+          </w:tcPr>
+          <w:p>
+            <w:r>
+              <w:rPr>
+                <w:b/>
+                <w:sz w:val="16"/>
+              </w:rPr>
+              <w:t xml:space="preserve">RF-031</w:t>
+            </w:r>
+          </w:p>
+        </w:tc>
+        <w:tc>
+          <w:tcPr>
+            <w:tcW w:type="dxa" w:w="992"/>
+          </w:tcPr>
+          <w:p>
+            <w:pPr>
+              <w:jc w:val="center"/>
+            </w:pPr>
+            <w:r>
+              <w:rPr>
+                <w:b w:val="0"/>
+                <w:sz w:val="16"/>
+              </w:rPr>
+              <w:t xml:space="preserve"/>
+            </w:r>
+          </w:p>
+        </w:tc>
+        <w:tc>
+          <w:tcPr>
+            <w:tcW w:type="dxa" w:w="992"/>
+          </w:tcPr>
+          <w:p>
+            <w:pPr>
+              <w:jc w:val="center"/>
+            </w:pPr>
+            <w:r>
+              <w:rPr>
+                <w:b w:val="0"/>
+                <w:sz w:val="16"/>
+              </w:rPr>
+              <w:t xml:space="preserve"/>
+            </w:r>
+          </w:p>
+        </w:tc>
+        <w:tc>
+          <w:tcPr>
+            <w:tcW w:type="dxa" w:w="992"/>
+          </w:tcPr>
+          <w:p>
+            <w:pPr>
+              <w:jc w:val="center"/>
+            </w:pPr>
+            <w:r>
+              <w:rPr>
+                <w:b w:val="0"/>
+                <w:sz w:val="16"/>
+              </w:rPr>
+              <w:t xml:space="preserve"/>
+            </w:r>
+          </w:p>
+        </w:tc>
+        <w:tc>
+          <w:tcPr>
+            <w:tcW w:type="dxa" w:w="992"/>
+          </w:tcPr>
+          <w:p>
+            <w:pPr>
+              <w:jc w:val="center"/>
+            </w:pPr>
+            <w:r>
+              <w:rPr>
+                <w:b w:val="0"/>
+                <w:sz w:val="16"/>
+              </w:rPr>
+              <w:t xml:space="preserve">X</w:t>
+            </w:r>
+          </w:p>
+        </w:tc>
+        <w:tc>
+          <w:tcPr>
+            <w:tcW w:type="dxa" w:w="992"/>
+          </w:tcPr>
+          <w:p>
+            <w:pPr>
+              <w:jc w:val="center"/>
+            </w:pPr>
+            <w:r>
+              <w:rPr>
+                <w:b w:val="0"/>
+                <w:sz w:val="16"/>
+              </w:rPr>
+              <w:t xml:space="preserve"/>
+            </w:r>
+          </w:p>
+        </w:tc>
+        <w:tc>
+          <w:tcPr>
+            <w:tcW w:type="dxa" w:w="992"/>
+          </w:tcPr>
+          <w:p>
+            <w:pPr>
+              <w:jc w:val="center"/>
+            </w:pPr>
+            <w:r>
+              <w:rPr>
+                <w:b w:val="0"/>
+                <w:sz w:val="16"/>
+              </w:rPr>
+              <w:t xml:space="preserve"/>
+            </w:r>
+          </w:p>
+        </w:tc>
+        <w:tc>
+          <w:tcPr>
+            <w:tcW w:type="dxa" w:w="992"/>
+          </w:tcPr>
+          <w:p>
+            <w:pPr>
+              <w:jc w:val="center"/>
+            </w:pPr>
+            <w:r>
+              <w:rPr>
+                <w:b w:val="0"/>
+                <w:sz w:val="16"/>
+              </w:rPr>
+              <w:t xml:space="preserve"/>
+            </w:r>
+          </w:p>
+        </w:tc>
+        <w:tc>
+          <w:tcPr>
+            <w:tcW w:type="dxa" w:w="992"/>
+          </w:tcPr>
+          <w:p>
+            <w:pPr>
+              <w:jc w:val="center"/>
+            </w:pPr>
+            <w:r>
+              <w:rPr>
+                <w:b w:val="0"/>
+                <w:sz w:val="16"/>
+              </w:rPr>
+              <w:t xml:space="preserve"/>
+            </w:r>
+          </w:p>
+        </w:tc>
+        <w:tc>
+          <w:tcPr>
+            <w:tcW w:type="dxa" w:w="992"/>
+          </w:tcPr>
+          <w:p>
+            <w:pPr>
+              <w:jc w:val="center"/>
+            </w:pPr>
+            <w:r>
+              <w:rPr>
+                <w:b w:val="0"/>
+                <w:sz w:val="16"/>
+              </w:rPr>
+              <w:t xml:space="preserve"/>
+            </w:r>
+          </w:p>
+        </w:tc>
+        <w:tc>
+          <w:tcPr>
+            <w:tcW w:type="dxa" w:w="992"/>
+          </w:tcPr>
+          <w:p>
+            <w:pPr>
+              <w:jc w:val="center"/>
+            </w:pPr>
+            <w:r>
+              <w:rPr>
+                <w:b w:val="0"/>
+                <w:sz w:val="16"/>
+              </w:rPr>
+              <w:t xml:space="preserve"/>
+            </w:r>
+          </w:p>
+        </w:tc>
+        <w:tc>
+          <w:tcPr>
+            <w:tcW w:type="dxa" w:w="992"/>
+          </w:tcPr>
+          <w:p>
+            <w:pPr>
+              <w:jc w:val="center"/>
+            </w:pPr>
+            <w:r>
+              <w:rPr>
+                <w:b w:val="0"/>
+                <w:sz w:val="16"/>
+              </w:rPr>
+              <w:t xml:space="preserve"/>
+            </w:r>
+          </w:p>
+        </w:tc>
+        <w:tc>
+          <w:tcPr>
+            <w:tcW w:type="dxa" w:w="992"/>
+          </w:tcPr>
+          <w:p>
+            <w:pPr>
+              <w:jc w:val="center"/>
+            </w:pPr>
+            <w:r>
+              <w:rPr>
+                <w:b w:val="0"/>
+                <w:sz w:val="16"/>
+              </w:rPr>
+              <w:t xml:space="preserve">X</w:t>
+            </w:r>
+          </w:p>
+        </w:tc>
+        <w:tc>
+          <w:tcPr>
+            <w:tcW w:type="dxa" w:w="992"/>
+          </w:tcPr>
+          <w:p>
+            <w:pPr>
+              <w:jc w:val="center"/>
+            </w:pPr>
+            <w:r>
+              <w:rPr>
+                <w:b w:val="0"/>
+                <w:sz w:val="16"/>
+              </w:rPr>
+              <w:t xml:space="preserve"/>
+            </w:r>
+          </w:p>
+        </w:tc>
+        <w:tc>
+          <w:tcPr>
+            <w:tcW w:type="dxa" w:w="992"/>
+          </w:tcPr>
+          <w:p>
+            <w:pPr>
+              <w:jc w:val="center"/>
+            </w:pPr>
+            <w:r>
+              <w:rPr>
+                <w:b w:val="0"/>
+                <w:sz w:val="16"/>
+              </w:rPr>
+              <w:t xml:space="preserve"/>
+            </w:r>
+          </w:p>
+        </w:tc>
+        <w:tc>
+          <w:tcPr>
+            <w:tcW w:type="dxa" w:w="992"/>
+          </w:tcPr>
+          <w:p>
+            <w:pPr>
+              <w:jc w:val="center"/>
+            </w:pPr>
+            <w:r>
+              <w:rPr>
+                <w:b w:val="0"/>
+                <w:sz w:val="16"/>
+              </w:rPr>
+              <w:t xml:space="preserve"/>
+            </w:r>
+          </w:p>
+        </w:tc>
+      </w:tr>
+      <w:tr>
+        <w:tc>
+          <w:tcPr>
+            <w:tcW w:type="dxa" w:w="1361"/>
+            <w:shd w:val="clear" w:color="auto" w:fill="F2F2F2"/>
+          </w:tcPr>
+          <w:p>
+            <w:r>
+              <w:rPr>
+                <w:b/>
+                <w:sz w:val="16"/>
+              </w:rPr>
+              <w:t xml:space="preserve">RF-032</w:t>
+            </w:r>
+          </w:p>
+        </w:tc>
+        <w:tc>
+          <w:tcPr>
+            <w:tcW w:type="dxa" w:w="992"/>
+          </w:tcPr>
+          <w:p>
+            <w:pPr>
+              <w:jc w:val="center"/>
+            </w:pPr>
+            <w:r>
+              <w:rPr>
+                <w:b w:val="0"/>
+                <w:sz w:val="16"/>
+              </w:rPr>
+              <w:t xml:space="preserve"/>
+            </w:r>
+          </w:p>
+        </w:tc>
+        <w:tc>
+          <w:tcPr>
+            <w:tcW w:type="dxa" w:w="992"/>
+          </w:tcPr>
+          <w:p>
+            <w:pPr>
+              <w:jc w:val="center"/>
+            </w:pPr>
+            <w:r>
+              <w:rPr>
+                <w:b w:val="0"/>
+                <w:sz w:val="16"/>
+              </w:rPr>
+              <w:t xml:space="preserve"/>
+            </w:r>
+          </w:p>
+        </w:tc>
+        <w:tc>
+          <w:tcPr>
+            <w:tcW w:type="dxa" w:w="992"/>
+          </w:tcPr>
+          <w:p>
+            <w:pPr>
+              <w:jc w:val="center"/>
+            </w:pPr>
+            <w:r>
+              <w:rPr>
+                <w:b w:val="0"/>
+                <w:sz w:val="16"/>
+              </w:rPr>
+              <w:t xml:space="preserve"/>
+            </w:r>
+          </w:p>
+        </w:tc>
+        <w:tc>
+          <w:tcPr>
+            <w:tcW w:type="dxa" w:w="992"/>
+          </w:tcPr>
+          <w:p>
+            <w:pPr>
+              <w:jc w:val="center"/>
+            </w:pPr>
+            <w:r>
+              <w:rPr>
+                <w:b w:val="0"/>
+                <w:sz w:val="16"/>
+              </w:rPr>
+              <w:t xml:space="preserve">X</w:t>
+            </w:r>
+          </w:p>
+        </w:tc>
+        <w:tc>
+          <w:tcPr>
+            <w:tcW w:type="dxa" w:w="992"/>
+          </w:tcPr>
+          <w:p>
+            <w:pPr>
+              <w:jc w:val="center"/>
+            </w:pPr>
+            <w:r>
+              <w:rPr>
+                <w:b w:val="0"/>
+                <w:sz w:val="16"/>
+              </w:rPr>
+              <w:t xml:space="preserve"/>
+            </w:r>
+          </w:p>
+        </w:tc>
+        <w:tc>
+          <w:tcPr>
+            <w:tcW w:type="dxa" w:w="992"/>
+          </w:tcPr>
+          <w:p>
+            <w:pPr>
+              <w:jc w:val="center"/>
+            </w:pPr>
+            <w:r>
+              <w:rPr>
+                <w:b w:val="0"/>
+                <w:sz w:val="16"/>
+              </w:rPr>
+              <w:t xml:space="preserve"/>
+            </w:r>
+          </w:p>
+        </w:tc>
+        <w:tc>
+          <w:tcPr>
+            <w:tcW w:type="dxa" w:w="992"/>
+          </w:tcPr>
+          <w:p>
+            <w:pPr>
+              <w:jc w:val="center"/>
+            </w:pPr>
+            <w:r>
+              <w:rPr>
+                <w:b w:val="0"/>
+                <w:sz w:val="16"/>
+              </w:rPr>
+              <w:t xml:space="preserve"/>
+            </w:r>
+          </w:p>
+        </w:tc>
+        <w:tc>
+          <w:tcPr>
+            <w:tcW w:type="dxa" w:w="992"/>
+          </w:tcPr>
+          <w:p>
+            <w:pPr>
+              <w:jc w:val="center"/>
+            </w:pPr>
+            <w:r>
+              <w:rPr>
+                <w:b w:val="0"/>
+                <w:sz w:val="16"/>
+              </w:rPr>
+              <w:t xml:space="preserve"/>
+            </w:r>
+          </w:p>
+        </w:tc>
+        <w:tc>
+          <w:tcPr>
+            <w:tcW w:type="dxa" w:w="992"/>
+          </w:tcPr>
+          <w:p>
+            <w:pPr>
+              <w:jc w:val="center"/>
+            </w:pPr>
+            <w:r>
+              <w:rPr>
+                <w:b w:val="0"/>
+                <w:sz w:val="16"/>
+              </w:rPr>
+              <w:t xml:space="preserve"/>
+            </w:r>
+          </w:p>
+        </w:tc>
+        <w:tc>
+          <w:tcPr>
+            <w:tcW w:type="dxa" w:w="992"/>
+          </w:tcPr>
+          <w:p>
+            <w:pPr>
+              <w:jc w:val="center"/>
+            </w:pPr>
+            <w:r>
+              <w:rPr>
+                <w:b w:val="0"/>
+                <w:sz w:val="16"/>
+              </w:rPr>
+              <w:t xml:space="preserve">X</w:t>
+            </w:r>
+          </w:p>
+        </w:tc>
+        <w:tc>
+          <w:tcPr>
+            <w:tcW w:type="dxa" w:w="992"/>
+          </w:tcPr>
+          <w:p>
+            <w:pPr>
+              <w:jc w:val="center"/>
+            </w:pPr>
+            <w:r>
+              <w:rPr>
+                <w:b w:val="0"/>
+                <w:sz w:val="16"/>
+              </w:rPr>
+              <w:t xml:space="preserve"/>
+            </w:r>
+          </w:p>
+        </w:tc>
+        <w:tc>
+          <w:tcPr>
+            <w:tcW w:type="dxa" w:w="992"/>
+          </w:tcPr>
+          <w:p>
+            <w:pPr>
+              <w:jc w:val="center"/>
+            </w:pPr>
+            <w:r>
+              <w:rPr>
+                <w:b w:val="0"/>
+                <w:sz w:val="16"/>
+              </w:rPr>
+              <w:t xml:space="preserve"/>
+            </w:r>
+          </w:p>
+        </w:tc>
+        <w:tc>
+          <w:tcPr>
+            <w:tcW w:type="dxa" w:w="992"/>
+          </w:tcPr>
+          <w:p>
+            <w:pPr>
+              <w:jc w:val="center"/>
+            </w:pPr>
+            <w:r>
+              <w:rPr>
+                <w:b w:val="0"/>
+                <w:sz w:val="16"/>
+              </w:rPr>
+              <w:t xml:space="preserve"/>
+            </w:r>
+          </w:p>
+        </w:tc>
+        <w:tc>
+          <w:tcPr>
+            <w:tcW w:type="dxa" w:w="992"/>
+          </w:tcPr>
+          <w:p>
+            <w:pPr>
+              <w:jc w:val="center"/>
+            </w:pPr>
+            <w:r>
+              <w:rPr>
+                <w:b w:val="0"/>
+                <w:sz w:val="16"/>
+              </w:rPr>
+              <w:t xml:space="preserve"/>
+            </w:r>
+          </w:p>
+        </w:tc>
+        <w:tc>
+          <w:tcPr>
+            <w:tcW w:type="dxa" w:w="992"/>
+          </w:tcPr>
+          <w:p>
+            <w:pPr>
+              <w:jc w:val="center"/>
+            </w:pPr>
+            <w:r>
+              <w:rPr>
+                <w:b w:val="0"/>
+                <w:sz w:val="16"/>
+              </w:rPr>
+              <w:t xml:space="preserve"/>
+            </w:r>
+          </w:p>
+        </w:tc>
+      </w:tr>
+      <w:tr>
+        <w:tc>
+          <w:tcPr>
+            <w:tcW w:type="dxa" w:w="1361"/>
+            <w:shd w:val="clear" w:color="auto" w:fill="F2F2F2"/>
+          </w:tcPr>
+          <w:p>
+            <w:r>
+              <w:rPr>
+                <w:b/>
+                <w:sz w:val="16"/>
+              </w:rPr>
+              <w:t xml:space="preserve">RNF-016</w:t>
+            </w:r>
+          </w:p>
+        </w:tc>
+        <w:tc>
+          <w:tcPr>
+            <w:tcW w:type="dxa" w:w="992"/>
+          </w:tcPr>
+          <w:p>
+            <w:pPr>
+              <w:jc w:val="center"/>
+            </w:pPr>
+            <w:r>
+              <w:rPr>
+                <w:b w:val="0"/>
+                <w:sz w:val="16"/>
+              </w:rPr>
+              <w:t xml:space="preserve"/>
+            </w:r>
+          </w:p>
+        </w:tc>
+        <w:tc>
+          <w:tcPr>
+            <w:tcW w:type="dxa" w:w="992"/>
+          </w:tcPr>
+          <w:p>
+            <w:pPr>
+              <w:jc w:val="center"/>
+            </w:pPr>
+            <w:r>
+              <w:rPr>
+                <w:b w:val="0"/>
+                <w:sz w:val="16"/>
+              </w:rPr>
+              <w:t xml:space="preserve"/>
+            </w:r>
+          </w:p>
+        </w:tc>
+        <w:tc>
+          <w:tcPr>
+            <w:tcW w:type="dxa" w:w="992"/>
+          </w:tcPr>
+          <w:p>
+            <w:pPr>
+              <w:jc w:val="center"/>
+            </w:pPr>
+            <w:r>
+              <w:rPr>
+                <w:b w:val="0"/>
+                <w:sz w:val="16"/>
+              </w:rPr>
+              <w:t xml:space="preserve"/>
+            </w:r>
+          </w:p>
+        </w:tc>
+        <w:tc>
+          <w:tcPr>
+            <w:tcW w:type="dxa" w:w="992"/>
+          </w:tcPr>
+          <w:p>
+            <w:pPr>
+              <w:jc w:val="center"/>
+            </w:pPr>
+            <w:r>
+              <w:rPr>
+                <w:b w:val="0"/>
+                <w:sz w:val="16"/>
+              </w:rPr>
+              <w:t xml:space="preserve"/>
+            </w:r>
+          </w:p>
+        </w:tc>
+        <w:tc>
+          <w:tcPr>
+            <w:tcW w:type="dxa" w:w="992"/>
+          </w:tcPr>
+          <w:p>
+            <w:pPr>
+              <w:jc w:val="center"/>
+            </w:pPr>
+            <w:r>
+              <w:rPr>
+                <w:b w:val="0"/>
+                <w:sz w:val="16"/>
+              </w:rPr>
+              <w:t xml:space="preserve"/>
+            </w:r>
+          </w:p>
+        </w:tc>
+        <w:tc>
+          <w:tcPr>
+            <w:tcW w:type="dxa" w:w="992"/>
+          </w:tcPr>
+          <w:p>
+            <w:pPr>
+              <w:jc w:val="center"/>
+            </w:pPr>
+            <w:r>
+              <w:rPr>
+                <w:b w:val="0"/>
+                <w:sz w:val="16"/>
+              </w:rPr>
+              <w:t xml:space="preserve"/>
+            </w:r>
+          </w:p>
+        </w:tc>
+        <w:tc>
+          <w:tcPr>
+            <w:tcW w:type="dxa" w:w="992"/>
+          </w:tcPr>
+          <w:p>
+            <w:pPr>
+              <w:jc w:val="center"/>
+            </w:pPr>
+            <w:r>
+              <w:rPr>
+                <w:b w:val="0"/>
+                <w:sz w:val="16"/>
+              </w:rPr>
+              <w:t xml:space="preserve"/>
+            </w:r>
+          </w:p>
+        </w:tc>
+        <w:tc>
+          <w:tcPr>
+            <w:tcW w:type="dxa" w:w="992"/>
+          </w:tcPr>
+          <w:p>
+            <w:pPr>
+              <w:jc w:val="center"/>
+            </w:pPr>
+            <w:r>
+              <w:rPr>
+                <w:b w:val="0"/>
+                <w:sz w:val="16"/>
+              </w:rPr>
+              <w:t xml:space="preserve"/>
+            </w:r>
+          </w:p>
+        </w:tc>
+        <w:tc>
+          <w:tcPr>
+            <w:tcW w:type="dxa" w:w="992"/>
+          </w:tcPr>
+          <w:p>
+            <w:pPr>
+              <w:jc w:val="center"/>
+            </w:pPr>
+            <w:r>
+              <w:rPr>
+                <w:b w:val="0"/>
+                <w:sz w:val="16"/>
+              </w:rPr>
+              <w:t xml:space="preserve"/>
+            </w:r>
+          </w:p>
+        </w:tc>
+        <w:tc>
+          <w:tcPr>
+            <w:tcW w:type="dxa" w:w="992"/>
+          </w:tcPr>
+          <w:p>
+            <w:pPr>
+              <w:jc w:val="center"/>
+            </w:pPr>
+            <w:r>
+              <w:rPr>
+                <w:b w:val="0"/>
+                <w:sz w:val="16"/>
+              </w:rPr>
+              <w:t xml:space="preserve">X</w:t>
+            </w:r>
+          </w:p>
+        </w:tc>
+        <w:tc>
+          <w:tcPr>
+            <w:tcW w:type="dxa" w:w="992"/>
+          </w:tcPr>
+          <w:p>
+            <w:pPr>
+              <w:jc w:val="center"/>
+            </w:pPr>
+            <w:r>
+              <w:rPr>
+                <w:b w:val="0"/>
+                <w:sz w:val="16"/>
+              </w:rPr>
+              <w:t xml:space="preserve"/>
+            </w:r>
+          </w:p>
+        </w:tc>
+        <w:tc>
+          <w:tcPr>
+            <w:tcW w:type="dxa" w:w="992"/>
+          </w:tcPr>
+          <w:p>
+            <w:pPr>
+              <w:jc w:val="center"/>
+            </w:pPr>
+            <w:r>
+              <w:rPr>
+                <w:b w:val="0"/>
+                <w:sz w:val="16"/>
+              </w:rPr>
+              <w:t xml:space="preserve"/>
+            </w:r>
+          </w:p>
+        </w:tc>
+        <w:tc>
+          <w:tcPr>
+            <w:tcW w:type="dxa" w:w="992"/>
+          </w:tcPr>
+          <w:p>
+            <w:pPr>
+              <w:jc w:val="center"/>
+            </w:pPr>
+            <w:r>
+              <w:rPr>
+                <w:b w:val="0"/>
+                <w:sz w:val="16"/>
+              </w:rPr>
+              <w:t xml:space="preserve">X</w:t>
+            </w:r>
+          </w:p>
+        </w:tc>
+        <w:tc>
+          <w:tcPr>
+            <w:tcW w:type="dxa" w:w="992"/>
+          </w:tcPr>
+          <w:p>
+            <w:pPr>
+              <w:jc w:val="center"/>
+            </w:pPr>
+            <w:r>
+              <w:rPr>
+                <w:b w:val="0"/>
+                <w:sz w:val="16"/>
+              </w:rPr>
+              <w:t xml:space="preserve"/>
+            </w:r>
+          </w:p>
+        </w:tc>
+        <w:tc>
+          <w:tcPr>
+            <w:tcW w:type="dxa" w:w="992"/>
+          </w:tcPr>
+          <w:p>
+            <w:pPr>
+              <w:jc w:val="center"/>
+            </w:pPr>
+            <w:r>
+              <w:rPr>
+                <w:b w:val="0"/>
+                <w:sz w:val="16"/>
+              </w:rPr>
+              <w:t xml:space="preserve">X</w:t>
             </w:r>
           </w:p>
         </w:tc>
@@ -26924,7 +34977,7 @@
         <w:rPr>
           <w:sz w:val="20"/>
         </w:rPr>
-        <w:t>Alcance cerrado. El proyecto captura un tramo de 120 a 200 metros en tres escenas, no el sendero completo de 7,3 kilómetros. En un bosque cada metro constituye geometría nueva, sin superficies repetibles que permitan simplificar, y el navegador impone un techo de memoria y de coste de ordenamiento por profundidad. Quedan expresamente fuera de alcance: el sendero completo, el desplazamiento libre tipo videojuego, la aplicación nativa iOS o Android, la realidad virtual, el multijugador, la captura con dron y cualquier sendero adicional.</w:t>
+        <w:t>Alcance cerrado. El proyecto captura 200 metros en tres escenas, por etapas de 0 a 70, de 70 a 140 y de 140 a 200 metros, no el sendero completo de 7,3 kilómetros. En un bosque cada metro constituye geometría nueva, sin superficies repetibles que permitan simplificar, y el navegador impone un techo de memoria y de coste de ordenamiento por profundidad. Quedan expresamente fuera de alcance: el sendero completo, el desplazamiento libre tipo videojuego, la aplicación nativa iOS o Android, la realidad virtual, el multijugador, la captura con dron y cualquier sendero adicional.</w:t>
       </w:r>
     </w:p>
     <w:p>
@@ -26936,7 +34989,7 @@
         <w:rPr>
           <w:sz w:val="20"/>
         </w:rPr>
-        <w:t>Ubicación. Quebrada La Vieja, tramo de entrada. Calle 71 con Avenida Circunvalar, Chapinero, con TransMilenio a 700 metros. Cifras del tramo: altitud 2.712 msnm, recorrido 340 m, desnivel 62 m y pendiente media del 9 %. La elección se justifica en el documento ADR-001; el criterio determinante es la densidad de elementos duros (escalones de piedra, barandas de madera y cauce rocoso), que son los que la reconstrucción por Gaussian Splatting resuelve con fiabilidad.</w:t>
+        <w:t>Ubicación. Quebrada La Vieja, sector Claro de Luna, tramo de entrada. Calle 71 con Avenida Circunvalar, Chapinero, con TransMilenio a 700 metros. Longitud comprometida: 200 m. Altitud de inicio: 2.712 msnm, procedente del registro GPS público y pendiente de confirmación en campo. El desnivel acumulado y la pendiente media del tramo de 200 metros quedan marcados como pendientes de medición y se cierran en la visita de reconocimiento. Las cifras de 340 m de recorrido, 62 m de desnivel y 9 % de pendiente corresponden al tramo de referencia evaluado en el ADR-001 y no al tramo comprometido. La elección se justifica en el documento ADR-001; el criterio determinante es la densidad de elementos duros (escalones de piedra, barandas de madera y cauce rocoso), que son los que la reconstrucción por Gaussian Splatting resuelve con fiabilidad.</w:t>
       </w:r>
     </w:p>
     <w:p>
@@ -26948,7 +35001,7 @@
         <w:rPr>
           <w:sz w:val="20"/>
         </w:rPr>
-        <w:t>Requerimientos con valores pendientes. El RNF-003 (peso máximo por escena en formato SOG) y el RNF-012 (presupuesto de los modelos 3D) se encuentran sin valor numérico de forma deliberada. Ambos se fijarán con mediciones reales durante el Sprint 2 y el Sprint 2b respectivamente. Consignar una cifra estimada en este momento sería inventar un dato.</w:t>
+        <w:t>Requerimientos con valores pendientes. El RNF-003 (peso máximo por escena en formato SOG), el RNF-012 (presupuesto de los modelos 3D) y el RNF-016 (presupuesto de audio espacial) se encuentran sin valor numérico de forma deliberada. Se fijarán con mediciones reales durante el Sprint 2, el Sprint 2b y el Sprint 4 respectivamente. Consignar una cifra estimada en este momento sería inventar un dato.</w:t>
       </w:r>
     </w:p>
     <w:p>
@@ -26960,7 +35013,7 @@
         <w:rPr>
           <w:sz w:val="20"/>
         </w:rPr>
-        <w:t>Datos pendientes de campo. Las coordenadas de anclaje de los puntos de interés y la fecha de captura de las escenas quedan marcadas como pendientes de medición hasta la salida de campo del Sprint 1. Ningún dato biológico, de altitud o de distancia se publica sin verificación previa contra fuente citable o medición directa.</w:t>
+        <w:t>Datos pendientes de campo. Las coordenadas de anclaje de los puntos de interés y de las fuentes sonoras, el desnivel y la pendiente del tramo, y la fecha de captura de las escenas quedan marcados como pendientes de medición hasta las visitas de campo. El proyecto contempla cuatro visitas de cinco horas: reconocimiento sin grabación con la totalidad del equipo en la semana 2, captura principal en la semana 3, captura complementaria y contingencia en la semana 4, y verificación de la reconstrucción en la semana 6. Únicamente las dos primeras se encuentran en el camino crítico. Ningún dato biológico, de altitud o de distancia se publica sin verificación previa contra fuente citable o medición directa.</w:t>
       </w:r>
     </w:p>
     <w:p>
@@ -26984,7 +35037,7 @@
         <w:rPr>
           <w:sz w:val="20"/>
         </w:rPr>
-        <w:t>Estimación. El esfuerzo base estimado asciende a 524 horas, distribuidas entre requerimientos funcionales (156 h), no funcionales (78 h), producción de contenido (222 h) y gestión e integración (68 h). Se aplica un margen del 50 %, superior al 30 % habitual, por tratarse de un equipo primerizo en las tres tecnologías centrales de forma simultánea y por depender de una salida de campo condicionada por el clima. El total estimado es de 786 horas.</w:t>
+        <w:t>Estimación. El esfuerzo base estimado asciende a 701 horas, distribuidas entre requerimientos funcionales (201 h), no funcionales (81 h), producción de contenido (335 h) y gestión e integración (84 h). Se aplica un margen del 50 %, superior al 30 % habitual, por tratarse de un equipo primerizo en las tres tecnologías centrales de forma simultánea y por depender de una salida de campo condicionada por el clima. El total estimado es de 1.052 horas. Con una dedicación de doce horas semanales por persona, exigida por el curso, la capacidad del equipo asciende a 1.080 horas, lo que sitúa la utilización en el 97,4 %. Por esa razón la ampliación del tramo más allá de los 200 metros no está comprometida.</w:t>
       </w:r>
     </w:p>
     <w:p>
@@ -27023,7 +35076,7 @@
         <w:tc>
           <w:tcPr>
             <w:tcW w:type="dxa" w:w="2436"/>
-            <w:shd w:val="clear" w:color="auto" w:fill="D9E2D9"/>
+            <w:shd w:val="clear" w:color="auto" w:fill="D9D9D9"/>
           </w:tcPr>
           <w:p>
             <w:r/>
@@ -27039,7 +35092,7 @@
         <w:tc>
           <w:tcPr>
             <w:tcW w:type="dxa" w:w="2436"/>
-            <w:shd w:val="clear" w:color="auto" w:fill="D9E2D9"/>
+            <w:shd w:val="clear" w:color="auto" w:fill="D9D9D9"/>
           </w:tcPr>
           <w:p>
             <w:r/>
@@ -27055,7 +35108,7 @@
         <w:tc>
           <w:tcPr>
             <w:tcW w:type="dxa" w:w="2436"/>
-            <w:shd w:val="clear" w:color="auto" w:fill="D9E2D9"/>
+            <w:shd w:val="clear" w:color="auto" w:fill="D9D9D9"/>
           </w:tcPr>
           <w:p>
             <w:r/>
@@ -27071,7 +35124,7 @@
         <w:tc>
           <w:tcPr>
             <w:tcW w:type="dxa" w:w="2436"/>
-            <w:shd w:val="clear" w:color="auto" w:fill="D9E2D9"/>
+            <w:shd w:val="clear" w:color="auto" w:fill="D9D9D9"/>
           </w:tcPr>
           <w:p>
             <w:r/>
@@ -28326,7 +36379,7 @@
       <w:rFonts w:asciiTheme="majorHAnsi" w:eastAsiaTheme="majorEastAsia" w:hAnsiTheme="majorHAnsi" w:cstheme="majorBidi"/>
       <w:b/>
       <w:bCs/>
-      <w:color w:val="365F91" w:themeColor="accent1" w:themeShade="BF"/>
+      <w:color w:val="000000" w:themeColor="accent1" w:themeShade="BF"/>
       <w:sz w:val="28"/>
       <w:szCs w:val="28"/>
     </w:rPr>
@@ -28350,7 +36403,7 @@
       <w:rFonts w:asciiTheme="majorHAnsi" w:eastAsiaTheme="majorEastAsia" w:hAnsiTheme="majorHAnsi" w:cstheme="majorBidi"/>
       <w:b/>
       <w:bCs/>
-      <w:color w:val="4F81BD" w:themeColor="accent1"/>
+      <w:color w:val="000000" w:themeColor="accent1"/>
       <w:sz w:val="26"/>
       <w:szCs w:val="26"/>
     </w:rPr>
@@ -28374,7 +36427,7 @@
       <w:rFonts w:asciiTheme="majorHAnsi" w:eastAsiaTheme="majorEastAsia" w:hAnsiTheme="majorHAnsi" w:cstheme="majorBidi"/>
       <w:b/>
       <w:bCs/>
-      <w:color w:val="4F81BD" w:themeColor="accent1"/>
+      <w:color w:val="000000" w:themeColor="accent1"/>
     </w:rPr>
   </w:style>
   <w:style w:type="paragraph" w:styleId="Heading4">
@@ -28399,7 +36452,7 @@
       <w:bCs/>
       <w:i/>
       <w:iCs/>
-      <w:color w:val="4F81BD" w:themeColor="accent1"/>
+      <w:color w:val="000000" w:themeColor="accent1"/>
     </w:rPr>
   </w:style>
   <w:style w:type="paragraph" w:styleId="Heading5">
@@ -28420,7 +36473,7 @@
     </w:pPr>
     <w:rPr>
       <w:rFonts w:asciiTheme="majorHAnsi" w:eastAsiaTheme="majorEastAsia" w:hAnsiTheme="majorHAnsi" w:cstheme="majorBidi"/>
-      <w:color w:val="243F60" w:themeColor="accent1" w:themeShade="7F"/>
+      <w:color w:val="000000" w:themeColor="accent1" w:themeShade="7F"/>
     </w:rPr>
   </w:style>
   <w:style w:type="paragraph" w:styleId="Heading6">
@@ -28443,7 +36496,7 @@
       <w:rFonts w:asciiTheme="majorHAnsi" w:eastAsiaTheme="majorEastAsia" w:hAnsiTheme="majorHAnsi" w:cstheme="majorBidi"/>
       <w:i/>
       <w:iCs/>
-      <w:color w:val="243F60" w:themeColor="accent1" w:themeShade="7F"/>
+      <w:color w:val="000000" w:themeColor="accent1" w:themeShade="7F"/>
     </w:rPr>
   </w:style>
   <w:style w:type="paragraph" w:styleId="Heading7">
@@ -28466,7 +36519,7 @@
       <w:rFonts w:asciiTheme="majorHAnsi" w:eastAsiaTheme="majorEastAsia" w:hAnsiTheme="majorHAnsi" w:cstheme="majorBidi"/>
       <w:i/>
       <w:iCs/>
-      <w:color w:val="404040" w:themeColor="text1" w:themeTint="BF"/>
+      <w:color w:val="000000" w:themeColor="text1" w:themeTint="BF"/>
     </w:rPr>
   </w:style>
   <w:style w:type="paragraph" w:styleId="Heading8">
@@ -28487,7 +36540,7 @@
     </w:pPr>
     <w:rPr>
       <w:rFonts w:asciiTheme="majorHAnsi" w:eastAsiaTheme="majorEastAsia" w:hAnsiTheme="majorHAnsi" w:cstheme="majorBidi"/>
-      <w:color w:val="4F81BD" w:themeColor="accent1"/>
+      <w:color w:val="000000" w:themeColor="accent1"/>
       <w:sz w:val="20"/>
       <w:szCs w:val="20"/>
     </w:rPr>
@@ -28512,7 +36565,7 @@
       <w:rFonts w:asciiTheme="majorHAnsi" w:eastAsiaTheme="majorEastAsia" w:hAnsiTheme="majorHAnsi" w:cstheme="majorBidi"/>
       <w:i/>
       <w:iCs/>
-      <w:color w:val="404040" w:themeColor="text1" w:themeTint="BF"/>
+      <w:color w:val="000000" w:themeColor="text1" w:themeTint="BF"/>
       <w:sz w:val="20"/>
       <w:szCs w:val="20"/>
     </w:rPr>
@@ -28563,7 +36616,7 @@
       <w:rFonts w:asciiTheme="majorHAnsi" w:eastAsiaTheme="majorEastAsia" w:hAnsiTheme="majorHAnsi" w:cstheme="majorBidi"/>
       <w:b/>
       <w:bCs/>
-      <w:color w:val="365F91" w:themeColor="accent1" w:themeShade="BF"/>
+      <w:color w:val="000000" w:themeColor="accent1" w:themeShade="BF"/>
       <w:sz w:val="28"/>
       <w:szCs w:val="28"/>
     </w:rPr>
@@ -28578,7 +36631,7 @@
       <w:rFonts w:asciiTheme="majorHAnsi" w:eastAsiaTheme="majorEastAsia" w:hAnsiTheme="majorHAnsi" w:cstheme="majorBidi"/>
       <w:b/>
       <w:bCs/>
-      <w:color w:val="4F81BD" w:themeColor="accent1"/>
+      <w:color w:val="000000" w:themeColor="accent1"/>
       <w:sz w:val="26"/>
       <w:szCs w:val="26"/>
     </w:rPr>
@@ -28593,7 +36646,7 @@
       <w:rFonts w:asciiTheme="majorHAnsi" w:eastAsiaTheme="majorEastAsia" w:hAnsiTheme="majorHAnsi" w:cstheme="majorBidi"/>
       <w:b/>
       <w:bCs/>
-      <w:color w:val="4F81BD" w:themeColor="accent1"/>
+      <w:color w:val="000000" w:themeColor="accent1"/>
     </w:rPr>
   </w:style>
   <w:style w:type="paragraph" w:styleId="Title">
@@ -28613,7 +36666,7 @@
     </w:pPr>
     <w:rPr>
       <w:rFonts w:asciiTheme="majorHAnsi" w:eastAsiaTheme="majorEastAsia" w:hAnsiTheme="majorHAnsi" w:cstheme="majorBidi"/>
-      <w:color w:val="17365D" w:themeColor="text2" w:themeShade="BF"/>
+      <w:color w:val="000000" w:themeColor="text2" w:themeShade="BF"/>
       <w:spacing w:val="5"/>
       <w:kern w:val="28"/>
       <w:sz w:val="52"/>
@@ -28628,7 +36681,7 @@
     <w:rsid w:val="00FC693F"/>
     <w:rPr>
       <w:rFonts w:asciiTheme="majorHAnsi" w:eastAsiaTheme="majorEastAsia" w:hAnsiTheme="majorHAnsi" w:cstheme="majorBidi"/>
-      <w:color w:val="17365D" w:themeColor="text2" w:themeShade="BF"/>
+      <w:color w:val="000000" w:themeColor="text2" w:themeShade="BF"/>
       <w:spacing w:val="5"/>
       <w:kern w:val="28"/>
       <w:sz w:val="52"/>
@@ -28652,7 +36705,7 @@
       <w:rFonts w:asciiTheme="majorHAnsi" w:eastAsiaTheme="majorEastAsia" w:hAnsiTheme="majorHAnsi" w:cstheme="majorBidi"/>
       <w:i/>
       <w:iCs/>
-      <w:color w:val="4F81BD" w:themeColor="accent1"/>
+      <w:color w:val="000000" w:themeColor="accent1"/>
       <w:spacing w:val="15"/>
       <w:sz w:val="24"/>
       <w:szCs w:val="24"/>
@@ -28668,7 +36721,7 @@
       <w:rFonts w:asciiTheme="majorHAnsi" w:eastAsiaTheme="majorEastAsia" w:hAnsiTheme="majorHAnsi" w:cstheme="majorBidi"/>
       <w:i/>
       <w:iCs/>
-      <w:color w:val="4F81BD" w:themeColor="accent1"/>
+      <w:color w:val="000000" w:themeColor="accent1"/>
       <w:spacing w:val="15"/>
       <w:sz w:val="24"/>
       <w:szCs w:val="24"/>
@@ -28968,7 +37021,7 @@
       <w:bCs/>
       <w:i/>
       <w:iCs/>
-      <w:color w:val="4F81BD" w:themeColor="accent1"/>
+      <w:color w:val="000000" w:themeColor="accent1"/>
     </w:rPr>
   </w:style>
   <w:style w:type="character" w:customStyle="1" w:styleId="Heading5Char">
@@ -28980,7 +37033,7 @@
     <w:rsid w:val="00FC693F"/>
     <w:rPr>
       <w:rFonts w:asciiTheme="majorHAnsi" w:eastAsiaTheme="majorEastAsia" w:hAnsiTheme="majorHAnsi" w:cstheme="majorBidi"/>
-      <w:color w:val="243F60" w:themeColor="accent1" w:themeShade="7F"/>
+      <w:color w:val="000000" w:themeColor="accent1" w:themeShade="7F"/>
     </w:rPr>
   </w:style>
   <w:style w:type="character" w:customStyle="1" w:styleId="Heading6Char">
@@ -28994,7 +37047,7 @@
       <w:rFonts w:asciiTheme="majorHAnsi" w:eastAsiaTheme="majorEastAsia" w:hAnsiTheme="majorHAnsi" w:cstheme="majorBidi"/>
       <w:i/>
       <w:iCs/>
-      <w:color w:val="243F60" w:themeColor="accent1" w:themeShade="7F"/>
+      <w:color w:val="000000" w:themeColor="accent1" w:themeShade="7F"/>
     </w:rPr>
   </w:style>
   <w:style w:type="character" w:customStyle="1" w:styleId="Heading7Char">
@@ -29008,7 +37061,7 @@
       <w:rFonts w:asciiTheme="majorHAnsi" w:eastAsiaTheme="majorEastAsia" w:hAnsiTheme="majorHAnsi" w:cstheme="majorBidi"/>
       <w:i/>
       <w:iCs/>
-      <w:color w:val="404040" w:themeColor="text1" w:themeTint="BF"/>
+      <w:color w:val="000000" w:themeColor="text1" w:themeTint="BF"/>
     </w:rPr>
   </w:style>
   <w:style w:type="character" w:customStyle="1" w:styleId="Heading8Char">
@@ -29020,7 +37073,7 @@
     <w:rsid w:val="00FC693F"/>
     <w:rPr>
       <w:rFonts w:asciiTheme="majorHAnsi" w:eastAsiaTheme="majorEastAsia" w:hAnsiTheme="majorHAnsi" w:cstheme="majorBidi"/>
-      <w:color w:val="4F81BD" w:themeColor="accent1"/>
+      <w:color w:val="000000" w:themeColor="accent1"/>
       <w:sz w:val="20"/>
       <w:szCs w:val="20"/>
     </w:rPr>
@@ -29036,7 +37089,7 @@
       <w:rFonts w:asciiTheme="majorHAnsi" w:eastAsiaTheme="majorEastAsia" w:hAnsiTheme="majorHAnsi" w:cstheme="majorBidi"/>
       <w:i/>
       <w:iCs/>
-      <w:color w:val="404040" w:themeColor="text1" w:themeTint="BF"/>
+      <w:color w:val="000000" w:themeColor="text1" w:themeTint="BF"/>
       <w:sz w:val="20"/>
       <w:szCs w:val="20"/>
     </w:rPr>
@@ -29056,7 +37109,7 @@
     <w:rPr>
       <w:b/>
       <w:bCs/>
-      <w:color w:val="4F81BD" w:themeColor="accent1"/>
+      <w:color w:val="000000" w:themeColor="accent1"/>
       <w:sz w:val="18"/>
       <w:szCs w:val="18"/>
     </w:rPr>
@@ -29103,7 +37156,7 @@
       <w:bCs/>
       <w:i/>
       <w:iCs/>
-      <w:color w:val="4F81BD" w:themeColor="accent1"/>
+      <w:color w:val="000000" w:themeColor="accent1"/>
     </w:rPr>
   </w:style>
   <w:style w:type="character" w:customStyle="1" w:styleId="IntenseQuoteChar">
@@ -29117,7 +37170,7 @@
       <w:bCs/>
       <w:i/>
       <w:iCs/>
-      <w:color w:val="4F81BD" w:themeColor="accent1"/>
+      <w:color w:val="000000" w:themeColor="accent1"/>
     </w:rPr>
   </w:style>
   <w:style w:type="character" w:styleId="SubtleEmphasis">
@@ -29129,7 +37182,7 @@
     <w:rPr>
       <w:i/>
       <w:iCs/>
-      <w:color w:val="808080" w:themeColor="text1" w:themeTint="7F"/>
+      <w:color w:val="000000" w:themeColor="text1" w:themeTint="7F"/>
     </w:rPr>
   </w:style>
   <w:style w:type="character" w:styleId="IntenseEmphasis">
@@ -29143,7 +37196,7 @@
       <w:bCs/>
       <w:i/>
       <w:iCs/>
-      <w:color w:val="4F81BD" w:themeColor="accent1"/>
+      <w:color w:val="000000" w:themeColor="accent1"/>
     </w:rPr>
   </w:style>
   <w:style w:type="character" w:styleId="SubtleReference">
@@ -29337,7 +37390,7 @@
       <w:spacing w:after="0" w:line="240" w:lineRule="auto"/>
     </w:pPr>
     <w:rPr>
-      <w:color w:val="365F91" w:themeColor="accent1" w:themeShade="BF"/>
+      <w:color w:val="000000" w:themeColor="accent1" w:themeShade="BF"/>
     </w:rPr>
     <w:tblPr>
       <w:tblStyleRowBandSize w:val="1"/>
@@ -33327,7 +41380,7 @@
       <w:rPr>
         <w:b/>
         <w:bCs/>
-        <w:color w:val="1F497D" w:themeColor="text2"/>
+        <w:color w:val="000000" w:themeColor="text2"/>
       </w:rPr>
       <w:tblPr/>
       <w:tcPr>
@@ -33411,7 +41464,7 @@
       <w:rPr>
         <w:b/>
         <w:bCs/>
-        <w:color w:val="1F497D" w:themeColor="text2"/>
+        <w:color w:val="000000" w:themeColor="text2"/>
       </w:rPr>
       <w:tblPr/>
       <w:tcPr>
@@ -33495,7 +41548,7 @@
       <w:rPr>
         <w:b/>
         <w:bCs/>
-        <w:color w:val="1F497D" w:themeColor="text2"/>
+        <w:color w:val="000000" w:themeColor="text2"/>
       </w:rPr>
       <w:tblPr/>
       <w:tcPr>
@@ -33579,7 +41632,7 @@
       <w:rPr>
         <w:b/>
         <w:bCs/>
-        <w:color w:val="1F497D" w:themeColor="text2"/>
+        <w:color w:val="000000" w:themeColor="text2"/>
       </w:rPr>
       <w:tblPr/>
       <w:tcPr>
@@ -33663,7 +41716,7 @@
       <w:rPr>
         <w:b/>
         <w:bCs/>
-        <w:color w:val="1F497D" w:themeColor="text2"/>
+        <w:color w:val="000000" w:themeColor="text2"/>
       </w:rPr>
       <w:tblPr/>
       <w:tcPr>
@@ -33747,7 +41800,7 @@
       <w:rPr>
         <w:b/>
         <w:bCs/>
-        <w:color w:val="1F497D" w:themeColor="text2"/>
+        <w:color w:val="000000" w:themeColor="text2"/>
       </w:rPr>
       <w:tblPr/>
       <w:tcPr>
@@ -33831,7 +41884,7 @@
       <w:rPr>
         <w:b/>
         <w:bCs/>
-        <w:color w:val="1F497D" w:themeColor="text2"/>
+        <w:color w:val="000000" w:themeColor="text2"/>
       </w:rPr>
       <w:tblPr/>
       <w:tcPr>
